--- a/BD03B_DiagramaER-2022/visus_garcia_victor_BD03_MER.docx
+++ b/BD03B_DiagramaER-2022/visus_garcia_victor_BD03_MER.docx
@@ -2,16 +2,6 @@
 <file path=word/document.xml><?xml version="1.0" encoding="utf-8"?>
 <w:document xmlns:wpc="http://schemas.microsoft.com/office/word/2010/wordprocessingCanvas" xmlns:cx="http://schemas.microsoft.com/office/drawing/2014/chartex" xmlns:cx1="http://schemas.microsoft.com/office/drawing/2015/9/8/chartex" xmlns:cx2="http://schemas.microsoft.com/office/drawing/2015/10/21/chartex" xmlns:cx3="http://schemas.microsoft.com/office/drawing/2016/5/9/chartex" xmlns:cx4="http://schemas.microsoft.com/office/drawing/2016/5/10/chartex" xmlns:cx5="http://schemas.microsoft.com/office/drawing/2016/5/11/chartex" xmlns:cx6="http://schemas.microsoft.com/office/drawing/2016/5/12/chartex" xmlns:cx7="http://schemas.microsoft.com/office/drawing/2016/5/13/chartex" xmlns:cx8="http://schemas.microsoft.com/office/drawing/2016/5/14/chartex" xmlns:mc="http://schemas.openxmlformats.org/markup-compatibility/2006" xmlns:aink="http://schemas.microsoft.com/office/drawing/2016/ink" xmlns:am3d="http://schemas.microsoft.com/office/drawing/2017/model3d" xmlns:o="urn:schemas-microsoft-com:office:office" xmlns:r="http://schemas.openxmlformats.org/officeDocument/2006/relationships" xmlns:m="http://schemas.openxmlformats.org/officeDocument/2006/math" xmlns:v="urn:schemas-microsoft-com:vml" xmlns:wp14="http://schemas.microsoft.com/office/word/2010/wordprocessingDrawing" xmlns:wp="http://schemas.openxmlformats.org/drawingml/2006/wordprocessingDrawing" xmlns:w10="urn:schemas-microsoft-com:office:word" xmlns:w="http://schemas.openxmlformats.org/wordprocessingml/2006/main" xmlns:w14="http://schemas.microsoft.com/office/word/2010/wordml" xmlns:w15="http://schemas.microsoft.com/office/word/2012/wordml" xmlns:w16cex="http://schemas.microsoft.com/office/word/2018/wordml/cex" xmlns:w16cid="http://schemas.microsoft.com/office/word/2016/wordml/cid" xmlns:w16="http://schemas.microsoft.com/office/word/2018/wordml" xmlns:w16sdtdh="http://schemas.microsoft.com/office/word/2020/wordml/sdtdatahash" xmlns:w16se="http://schemas.microsoft.com/office/word/2015/wordml/symex" xmlns:wpg="http://schemas.microsoft.com/office/word/2010/wordprocessingGroup" xmlns:wpi="http://schemas.microsoft.com/office/word/2010/wordprocessingInk" xmlns:wne="http://schemas.microsoft.com/office/word/2006/wordml" xmlns:wps="http://schemas.microsoft.com/office/word/2010/wordprocessingShape" mc:Ignorable="w14 w15 w16se w16cid w16 w16cex w16sdtdh wp14">
   <w:body>
-    <w:p>
-      <w:pPr>
-        <w:pStyle w:val="Standard"/>
-        <w:rPr>
-          <w:rFonts w:ascii="Calibri" w:hAnsi="Calibri"/>
-          <w:b/>
-          <w:bCs/>
-        </w:rPr>
-      </w:pPr>
-    </w:p>
     <w:p>
       <w:pPr>
         <w:pStyle w:val="Standard"/>
@@ -113,12 +103,6 @@
         <w:gridCol w:w="2410"/>
       </w:tblGrid>
       <w:tr>
-        <w:tblPrEx>
-          <w:tblCellMar>
-            <w:top w:w="0" w:type="dxa"/>
-            <w:bottom w:w="0" w:type="dxa"/>
-          </w:tblCellMar>
-        </w:tblPrEx>
         <w:tc>
           <w:tcPr>
             <w:tcW w:w="2409" w:type="dxa"/>
@@ -274,35 +258,30 @@
         </w:tc>
       </w:tr>
       <w:tr>
-        <w:tblPrEx>
-          <w:tblCellMar>
-            <w:top w:w="0" w:type="dxa"/>
-            <w:bottom w:w="0" w:type="dxa"/>
-          </w:tblCellMar>
-        </w:tblPrEx>
-        <w:tc>
-          <w:tcPr>
-            <w:tcW w:w="2409" w:type="dxa"/>
-            <w:tcBorders>
-              <w:left w:val="single" w:sz="2" w:space="0" w:color="000000"/>
-              <w:bottom w:val="single" w:sz="2" w:space="0" w:color="000000"/>
-            </w:tcBorders>
-            <w:tcMar>
-              <w:top w:w="55" w:type="dxa"/>
-              <w:left w:w="55" w:type="dxa"/>
-              <w:bottom w:w="55" w:type="dxa"/>
-              <w:right w:w="55" w:type="dxa"/>
-            </w:tcMar>
-          </w:tcPr>
-          <w:p>
-            <w:pPr>
-              <w:pStyle w:val="TableContents"/>
-              <w:rPr>
-                <w:rFonts w:ascii="Calibri" w:hAnsi="Calibri"/>
-                <w:sz w:val="18"/>
-                <w:szCs w:val="18"/>
-              </w:rPr>
-            </w:pPr>
+        <w:tc>
+          <w:tcPr>
+            <w:tcW w:w="2409" w:type="dxa"/>
+            <w:tcBorders>
+              <w:left w:val="single" w:sz="2" w:space="0" w:color="000000"/>
+              <w:bottom w:val="single" w:sz="2" w:space="0" w:color="000000"/>
+            </w:tcBorders>
+            <w:tcMar>
+              <w:top w:w="55" w:type="dxa"/>
+              <w:left w:w="55" w:type="dxa"/>
+              <w:bottom w:w="55" w:type="dxa"/>
+              <w:right w:w="55" w:type="dxa"/>
+            </w:tcMar>
+          </w:tcPr>
+          <w:p>
+            <w:pPr>
+              <w:pStyle w:val="TableContents"/>
+              <w:rPr>
+                <w:rFonts w:ascii="Calibri" w:hAnsi="Calibri"/>
+                <w:sz w:val="18"/>
+                <w:szCs w:val="18"/>
+              </w:rPr>
+            </w:pPr>
+            <w:proofErr w:type="spellStart"/>
             <w:r>
               <w:rPr>
                 <w:rFonts w:ascii="Calibri" w:hAnsi="Calibri"/>
@@ -311,6 +290,7 @@
               </w:rPr>
               <w:t>dni</w:t>
             </w:r>
+            <w:proofErr w:type="spellEnd"/>
           </w:p>
         </w:tc>
         <w:tc>
@@ -415,12 +395,6 @@
         </w:tc>
       </w:tr>
       <w:tr>
-        <w:tblPrEx>
-          <w:tblCellMar>
-            <w:top w:w="0" w:type="dxa"/>
-            <w:bottom w:w="0" w:type="dxa"/>
-          </w:tblCellMar>
-        </w:tblPrEx>
         <w:tc>
           <w:tcPr>
             <w:tcW w:w="2409" w:type="dxa"/>
@@ -556,12 +530,6 @@
         </w:tc>
       </w:tr>
       <w:tr>
-        <w:tblPrEx>
-          <w:tblCellMar>
-            <w:top w:w="0" w:type="dxa"/>
-            <w:bottom w:w="0" w:type="dxa"/>
-          </w:tblCellMar>
-        </w:tblPrEx>
         <w:tc>
           <w:tcPr>
             <w:tcW w:w="2409" w:type="dxa"/>
@@ -697,12 +665,6 @@
         </w:tc>
       </w:tr>
       <w:tr>
-        <w:tblPrEx>
-          <w:tblCellMar>
-            <w:top w:w="0" w:type="dxa"/>
-            <w:bottom w:w="0" w:type="dxa"/>
-          </w:tblCellMar>
-        </w:tblPrEx>
         <w:tc>
           <w:tcPr>
             <w:tcW w:w="2409" w:type="dxa"/>
@@ -838,35 +800,30 @@
         </w:tc>
       </w:tr>
       <w:tr>
-        <w:tblPrEx>
-          <w:tblCellMar>
-            <w:top w:w="0" w:type="dxa"/>
-            <w:bottom w:w="0" w:type="dxa"/>
-          </w:tblCellMar>
-        </w:tblPrEx>
-        <w:tc>
-          <w:tcPr>
-            <w:tcW w:w="2409" w:type="dxa"/>
-            <w:tcBorders>
-              <w:left w:val="single" w:sz="2" w:space="0" w:color="000000"/>
-              <w:bottom w:val="single" w:sz="2" w:space="0" w:color="000000"/>
-            </w:tcBorders>
-            <w:tcMar>
-              <w:top w:w="55" w:type="dxa"/>
-              <w:left w:w="55" w:type="dxa"/>
-              <w:bottom w:w="55" w:type="dxa"/>
-              <w:right w:w="55" w:type="dxa"/>
-            </w:tcMar>
-          </w:tcPr>
-          <w:p>
-            <w:pPr>
-              <w:pStyle w:val="TableContents"/>
-              <w:rPr>
-                <w:rFonts w:ascii="Calibri" w:hAnsi="Calibri"/>
-                <w:sz w:val="18"/>
-                <w:szCs w:val="18"/>
-              </w:rPr>
-            </w:pPr>
+        <w:tc>
+          <w:tcPr>
+            <w:tcW w:w="2409" w:type="dxa"/>
+            <w:tcBorders>
+              <w:left w:val="single" w:sz="2" w:space="0" w:color="000000"/>
+              <w:bottom w:val="single" w:sz="2" w:space="0" w:color="000000"/>
+            </w:tcBorders>
+            <w:tcMar>
+              <w:top w:w="55" w:type="dxa"/>
+              <w:left w:w="55" w:type="dxa"/>
+              <w:bottom w:w="55" w:type="dxa"/>
+              <w:right w:w="55" w:type="dxa"/>
+            </w:tcMar>
+          </w:tcPr>
+          <w:p>
+            <w:pPr>
+              <w:pStyle w:val="TableContents"/>
+              <w:rPr>
+                <w:rFonts w:ascii="Calibri" w:hAnsi="Calibri"/>
+                <w:sz w:val="18"/>
+                <w:szCs w:val="18"/>
+              </w:rPr>
+            </w:pPr>
+            <w:proofErr w:type="spellStart"/>
             <w:r>
               <w:rPr>
                 <w:rFonts w:ascii="Calibri" w:hAnsi="Calibri"/>
@@ -875,46 +832,39 @@
               </w:rPr>
               <w:t>fecha_nacimiento</w:t>
             </w:r>
-          </w:p>
-        </w:tc>
-        <w:tc>
-          <w:tcPr>
-            <w:tcW w:w="2409" w:type="dxa"/>
-            <w:tcBorders>
-              <w:left w:val="single" w:sz="2" w:space="0" w:color="000000"/>
-              <w:bottom w:val="single" w:sz="2" w:space="0" w:color="000000"/>
-            </w:tcBorders>
-            <w:tcMar>
-              <w:top w:w="55" w:type="dxa"/>
-              <w:left w:w="55" w:type="dxa"/>
-              <w:bottom w:w="55" w:type="dxa"/>
-              <w:right w:w="55" w:type="dxa"/>
-            </w:tcMar>
-          </w:tcPr>
-          <w:p>
-            <w:pPr>
-              <w:pStyle w:val="TableContents"/>
-              <w:rPr>
-                <w:rFonts w:ascii="Calibri" w:hAnsi="Calibri"/>
-                <w:sz w:val="18"/>
-                <w:szCs w:val="18"/>
-              </w:rPr>
-            </w:pPr>
-            <w:r>
-              <w:rPr>
-                <w:rFonts w:ascii="Calibri" w:hAnsi="Calibri"/>
-                <w:sz w:val="18"/>
-                <w:szCs w:val="18"/>
-              </w:rPr>
-              <w:t xml:space="preserve">Fecha de </w:t>
-            </w:r>
-            <w:r>
-              <w:rPr>
-                <w:rFonts w:ascii="Calibri" w:hAnsi="Calibri"/>
-                <w:sz w:val="18"/>
-                <w:szCs w:val="18"/>
-              </w:rPr>
-              <w:t>nacimiento</w:t>
+            <w:proofErr w:type="spellEnd"/>
+          </w:p>
+        </w:tc>
+        <w:tc>
+          <w:tcPr>
+            <w:tcW w:w="2409" w:type="dxa"/>
+            <w:tcBorders>
+              <w:left w:val="single" w:sz="2" w:space="0" w:color="000000"/>
+              <w:bottom w:val="single" w:sz="2" w:space="0" w:color="000000"/>
+            </w:tcBorders>
+            <w:tcMar>
+              <w:top w:w="55" w:type="dxa"/>
+              <w:left w:w="55" w:type="dxa"/>
+              <w:bottom w:w="55" w:type="dxa"/>
+              <w:right w:w="55" w:type="dxa"/>
+            </w:tcMar>
+          </w:tcPr>
+          <w:p>
+            <w:pPr>
+              <w:pStyle w:val="TableContents"/>
+              <w:rPr>
+                <w:rFonts w:ascii="Calibri" w:hAnsi="Calibri"/>
+                <w:sz w:val="18"/>
+                <w:szCs w:val="18"/>
+              </w:rPr>
+            </w:pPr>
+            <w:r>
+              <w:rPr>
+                <w:rFonts w:ascii="Calibri" w:hAnsi="Calibri"/>
+                <w:sz w:val="18"/>
+                <w:szCs w:val="18"/>
+              </w:rPr>
+              <w:t>Fecha de nacimiento</w:t>
             </w:r>
           </w:p>
         </w:tc>
@@ -987,35 +937,30 @@
         </w:tc>
       </w:tr>
       <w:tr>
-        <w:tblPrEx>
-          <w:tblCellMar>
-            <w:top w:w="0" w:type="dxa"/>
-            <w:bottom w:w="0" w:type="dxa"/>
-          </w:tblCellMar>
-        </w:tblPrEx>
-        <w:tc>
-          <w:tcPr>
-            <w:tcW w:w="2409" w:type="dxa"/>
-            <w:tcBorders>
-              <w:left w:val="single" w:sz="2" w:space="0" w:color="000000"/>
-              <w:bottom w:val="single" w:sz="2" w:space="0" w:color="000000"/>
-            </w:tcBorders>
-            <w:tcMar>
-              <w:top w:w="55" w:type="dxa"/>
-              <w:left w:w="55" w:type="dxa"/>
-              <w:bottom w:w="55" w:type="dxa"/>
-              <w:right w:w="55" w:type="dxa"/>
-            </w:tcMar>
-          </w:tcPr>
-          <w:p>
-            <w:pPr>
-              <w:pStyle w:val="TableContents"/>
-              <w:rPr>
-                <w:rFonts w:ascii="Calibri" w:hAnsi="Calibri"/>
-                <w:sz w:val="18"/>
-                <w:szCs w:val="18"/>
-              </w:rPr>
-            </w:pPr>
+        <w:tc>
+          <w:tcPr>
+            <w:tcW w:w="2409" w:type="dxa"/>
+            <w:tcBorders>
+              <w:left w:val="single" w:sz="2" w:space="0" w:color="000000"/>
+              <w:bottom w:val="single" w:sz="2" w:space="0" w:color="000000"/>
+            </w:tcBorders>
+            <w:tcMar>
+              <w:top w:w="55" w:type="dxa"/>
+              <w:left w:w="55" w:type="dxa"/>
+              <w:bottom w:w="55" w:type="dxa"/>
+              <w:right w:w="55" w:type="dxa"/>
+            </w:tcMar>
+          </w:tcPr>
+          <w:p>
+            <w:pPr>
+              <w:pStyle w:val="TableContents"/>
+              <w:rPr>
+                <w:rFonts w:ascii="Calibri" w:hAnsi="Calibri"/>
+                <w:sz w:val="18"/>
+                <w:szCs w:val="18"/>
+              </w:rPr>
+            </w:pPr>
+            <w:proofErr w:type="spellStart"/>
             <w:r>
               <w:rPr>
                 <w:rFonts w:ascii="Calibri" w:hAnsi="Calibri"/>
@@ -1024,6 +969,7 @@
               </w:rPr>
               <w:t>direccion</w:t>
             </w:r>
+            <w:proofErr w:type="spellEnd"/>
           </w:p>
         </w:tc>
         <w:tc>
@@ -1128,12 +1074,6 @@
         </w:tc>
       </w:tr>
       <w:tr>
-        <w:tblPrEx>
-          <w:tblCellMar>
-            <w:top w:w="0" w:type="dxa"/>
-            <w:bottom w:w="0" w:type="dxa"/>
-          </w:tblCellMar>
-        </w:tblPrEx>
         <w:tc>
           <w:tcPr>
             <w:tcW w:w="2409" w:type="dxa"/>
@@ -1269,12 +1209,6 @@
         </w:tc>
       </w:tr>
       <w:tr>
-        <w:tblPrEx>
-          <w:tblCellMar>
-            <w:top w:w="0" w:type="dxa"/>
-            <w:bottom w:w="0" w:type="dxa"/>
-          </w:tblCellMar>
-        </w:tblPrEx>
         <w:tc>
           <w:tcPr>
             <w:tcW w:w="2409" w:type="dxa"/>
@@ -1410,35 +1344,30 @@
         </w:tc>
       </w:tr>
       <w:tr>
-        <w:tblPrEx>
-          <w:tblCellMar>
-            <w:top w:w="0" w:type="dxa"/>
-            <w:bottom w:w="0" w:type="dxa"/>
-          </w:tblCellMar>
-        </w:tblPrEx>
-        <w:tc>
-          <w:tcPr>
-            <w:tcW w:w="2409" w:type="dxa"/>
-            <w:tcBorders>
-              <w:left w:val="single" w:sz="2" w:space="0" w:color="000000"/>
-              <w:bottom w:val="single" w:sz="2" w:space="0" w:color="000000"/>
-            </w:tcBorders>
-            <w:tcMar>
-              <w:top w:w="55" w:type="dxa"/>
-              <w:left w:w="55" w:type="dxa"/>
-              <w:bottom w:w="55" w:type="dxa"/>
-              <w:right w:w="55" w:type="dxa"/>
-            </w:tcMar>
-          </w:tcPr>
-          <w:p>
-            <w:pPr>
-              <w:pStyle w:val="TableContents"/>
-              <w:rPr>
-                <w:rFonts w:ascii="Calibri" w:hAnsi="Calibri"/>
-                <w:sz w:val="18"/>
-                <w:szCs w:val="18"/>
-              </w:rPr>
-            </w:pPr>
+        <w:tc>
+          <w:tcPr>
+            <w:tcW w:w="2409" w:type="dxa"/>
+            <w:tcBorders>
+              <w:left w:val="single" w:sz="2" w:space="0" w:color="000000"/>
+              <w:bottom w:val="single" w:sz="2" w:space="0" w:color="000000"/>
+            </w:tcBorders>
+            <w:tcMar>
+              <w:top w:w="55" w:type="dxa"/>
+              <w:left w:w="55" w:type="dxa"/>
+              <w:bottom w:w="55" w:type="dxa"/>
+              <w:right w:w="55" w:type="dxa"/>
+            </w:tcMar>
+          </w:tcPr>
+          <w:p>
+            <w:pPr>
+              <w:pStyle w:val="TableContents"/>
+              <w:rPr>
+                <w:rFonts w:ascii="Calibri" w:hAnsi="Calibri"/>
+                <w:sz w:val="18"/>
+                <w:szCs w:val="18"/>
+              </w:rPr>
+            </w:pPr>
+            <w:proofErr w:type="spellStart"/>
             <w:r>
               <w:rPr>
                 <w:rFonts w:ascii="Calibri" w:hAnsi="Calibri"/>
@@ -1447,6 +1376,7 @@
               </w:rPr>
               <w:t>cod_postal</w:t>
             </w:r>
+            <w:proofErr w:type="spellEnd"/>
           </w:p>
         </w:tc>
         <w:tc>
@@ -1551,12 +1481,6 @@
         </w:tc>
       </w:tr>
       <w:tr>
-        <w:tblPrEx>
-          <w:tblCellMar>
-            <w:top w:w="0" w:type="dxa"/>
-            <w:bottom w:w="0" w:type="dxa"/>
-          </w:tblCellMar>
-        </w:tblPrEx>
         <w:tc>
           <w:tcPr>
             <w:tcW w:w="2409" w:type="dxa"/>
@@ -1773,15 +1697,7 @@
           <w:sz w:val="20"/>
           <w:szCs w:val="20"/>
         </w:rPr>
-        <w:t xml:space="preserve">Almacena datos de cada centro de enseñanza, que tenga relación con algún alumno </w:t>
-      </w:r>
-      <w:r>
-        <w:rPr>
-          <w:rFonts w:ascii="Calibri" w:hAnsi="Calibri"/>
-          <w:sz w:val="20"/>
-          <w:szCs w:val="20"/>
-        </w:rPr>
-        <w:t>incluido en la base de datos.</w:t>
+        <w:t>Almacena datos de cada centro de enseñanza, que tenga relación con algún alumno incluido en la base de datos.</w:t>
       </w:r>
     </w:p>
     <w:p>
@@ -1811,12 +1727,6 @@
         <w:gridCol w:w="2410"/>
       </w:tblGrid>
       <w:tr>
-        <w:tblPrEx>
-          <w:tblCellMar>
-            <w:top w:w="0" w:type="dxa"/>
-            <w:bottom w:w="0" w:type="dxa"/>
-          </w:tblCellMar>
-        </w:tblPrEx>
         <w:tc>
           <w:tcPr>
             <w:tcW w:w="2409" w:type="dxa"/>
@@ -1972,35 +1882,30 @@
         </w:tc>
       </w:tr>
       <w:tr>
-        <w:tblPrEx>
-          <w:tblCellMar>
-            <w:top w:w="0" w:type="dxa"/>
-            <w:bottom w:w="0" w:type="dxa"/>
-          </w:tblCellMar>
-        </w:tblPrEx>
-        <w:tc>
-          <w:tcPr>
-            <w:tcW w:w="2409" w:type="dxa"/>
-            <w:tcBorders>
-              <w:left w:val="single" w:sz="2" w:space="0" w:color="000000"/>
-              <w:bottom w:val="single" w:sz="2" w:space="0" w:color="000000"/>
-            </w:tcBorders>
-            <w:tcMar>
-              <w:top w:w="55" w:type="dxa"/>
-              <w:left w:w="55" w:type="dxa"/>
-              <w:bottom w:w="55" w:type="dxa"/>
-              <w:right w:w="55" w:type="dxa"/>
-            </w:tcMar>
-          </w:tcPr>
-          <w:p>
-            <w:pPr>
-              <w:pStyle w:val="TableContents"/>
-              <w:rPr>
-                <w:rFonts w:ascii="Calibri" w:hAnsi="Calibri"/>
-                <w:sz w:val="18"/>
-                <w:szCs w:val="18"/>
-              </w:rPr>
-            </w:pPr>
+        <w:tc>
+          <w:tcPr>
+            <w:tcW w:w="2409" w:type="dxa"/>
+            <w:tcBorders>
+              <w:left w:val="single" w:sz="2" w:space="0" w:color="000000"/>
+              <w:bottom w:val="single" w:sz="2" w:space="0" w:color="000000"/>
+            </w:tcBorders>
+            <w:tcMar>
+              <w:top w:w="55" w:type="dxa"/>
+              <w:left w:w="55" w:type="dxa"/>
+              <w:bottom w:w="55" w:type="dxa"/>
+              <w:right w:w="55" w:type="dxa"/>
+            </w:tcMar>
+          </w:tcPr>
+          <w:p>
+            <w:pPr>
+              <w:pStyle w:val="TableContents"/>
+              <w:rPr>
+                <w:rFonts w:ascii="Calibri" w:hAnsi="Calibri"/>
+                <w:sz w:val="18"/>
+                <w:szCs w:val="18"/>
+              </w:rPr>
+            </w:pPr>
+            <w:proofErr w:type="spellStart"/>
             <w:r>
               <w:rPr>
                 <w:rFonts w:ascii="Calibri" w:hAnsi="Calibri"/>
@@ -2009,6 +1914,7 @@
               </w:rPr>
               <w:t>cod_centro</w:t>
             </w:r>
+            <w:proofErr w:type="spellEnd"/>
           </w:p>
         </w:tc>
         <w:tc>
@@ -2119,6 +2025,7 @@
                 <w:szCs w:val="18"/>
               </w:rPr>
             </w:pPr>
+            <w:proofErr w:type="spellStart"/>
             <w:r>
               <w:rPr>
                 <w:rFonts w:ascii="Calibri" w:hAnsi="Calibri"/>
@@ -2127,39 +2034,35 @@
               </w:rPr>
               <w:t>Autoincremental</w:t>
             </w:r>
+            <w:proofErr w:type="spellEnd"/>
           </w:p>
         </w:tc>
       </w:tr>
       <w:tr>
-        <w:tblPrEx>
-          <w:tblCellMar>
-            <w:top w:w="0" w:type="dxa"/>
-            <w:bottom w:w="0" w:type="dxa"/>
-          </w:tblCellMar>
-        </w:tblPrEx>
-        <w:tc>
-          <w:tcPr>
-            <w:tcW w:w="2409" w:type="dxa"/>
-            <w:tcBorders>
-              <w:left w:val="single" w:sz="2" w:space="0" w:color="000000"/>
-              <w:bottom w:val="single" w:sz="2" w:space="0" w:color="000000"/>
-            </w:tcBorders>
-            <w:tcMar>
-              <w:top w:w="55" w:type="dxa"/>
-              <w:left w:w="55" w:type="dxa"/>
-              <w:bottom w:w="55" w:type="dxa"/>
-              <w:right w:w="55" w:type="dxa"/>
-            </w:tcMar>
-          </w:tcPr>
-          <w:p>
-            <w:pPr>
-              <w:pStyle w:val="TableContents"/>
-              <w:rPr>
-                <w:rFonts w:ascii="Calibri" w:hAnsi="Calibri"/>
-                <w:sz w:val="18"/>
-                <w:szCs w:val="18"/>
-              </w:rPr>
-            </w:pPr>
+        <w:tc>
+          <w:tcPr>
+            <w:tcW w:w="2409" w:type="dxa"/>
+            <w:tcBorders>
+              <w:left w:val="single" w:sz="2" w:space="0" w:color="000000"/>
+              <w:bottom w:val="single" w:sz="2" w:space="0" w:color="000000"/>
+            </w:tcBorders>
+            <w:tcMar>
+              <w:top w:w="55" w:type="dxa"/>
+              <w:left w:w="55" w:type="dxa"/>
+              <w:bottom w:w="55" w:type="dxa"/>
+              <w:right w:w="55" w:type="dxa"/>
+            </w:tcMar>
+          </w:tcPr>
+          <w:p>
+            <w:pPr>
+              <w:pStyle w:val="TableContents"/>
+              <w:rPr>
+                <w:rFonts w:ascii="Calibri" w:hAnsi="Calibri"/>
+                <w:sz w:val="18"/>
+                <w:szCs w:val="18"/>
+              </w:rPr>
+            </w:pPr>
+            <w:proofErr w:type="spellStart"/>
             <w:r>
               <w:rPr>
                 <w:rFonts w:ascii="Calibri" w:hAnsi="Calibri"/>
@@ -2168,6 +2071,7 @@
               </w:rPr>
               <w:t>nombre_centro</w:t>
             </w:r>
+            <w:proofErr w:type="spellEnd"/>
           </w:p>
         </w:tc>
         <w:tc>
@@ -2232,15 +2136,7 @@
                 <w:sz w:val="18"/>
                 <w:szCs w:val="18"/>
               </w:rPr>
-              <w:t xml:space="preserve">Texto de 20 </w:t>
-            </w:r>
-            <w:r>
-              <w:rPr>
-                <w:rFonts w:ascii="Calibri" w:hAnsi="Calibri"/>
-                <w:sz w:val="18"/>
-                <w:szCs w:val="18"/>
-              </w:rPr>
-              <w:t>caracteres</w:t>
+              <w:t>Texto de 20 caracteres</w:t>
             </w:r>
           </w:p>
         </w:tc>
@@ -2280,35 +2176,30 @@
         </w:tc>
       </w:tr>
       <w:tr>
-        <w:tblPrEx>
-          <w:tblCellMar>
-            <w:top w:w="0" w:type="dxa"/>
-            <w:bottom w:w="0" w:type="dxa"/>
-          </w:tblCellMar>
-        </w:tblPrEx>
-        <w:tc>
-          <w:tcPr>
-            <w:tcW w:w="2409" w:type="dxa"/>
-            <w:tcBorders>
-              <w:left w:val="single" w:sz="2" w:space="0" w:color="000000"/>
-              <w:bottom w:val="single" w:sz="2" w:space="0" w:color="000000"/>
-            </w:tcBorders>
-            <w:tcMar>
-              <w:top w:w="55" w:type="dxa"/>
-              <w:left w:w="55" w:type="dxa"/>
-              <w:bottom w:w="55" w:type="dxa"/>
-              <w:right w:w="55" w:type="dxa"/>
-            </w:tcMar>
-          </w:tcPr>
-          <w:p>
-            <w:pPr>
-              <w:pStyle w:val="TableContents"/>
-              <w:rPr>
-                <w:rFonts w:ascii="Calibri" w:hAnsi="Calibri"/>
-                <w:sz w:val="18"/>
-                <w:szCs w:val="18"/>
-              </w:rPr>
-            </w:pPr>
+        <w:tc>
+          <w:tcPr>
+            <w:tcW w:w="2409" w:type="dxa"/>
+            <w:tcBorders>
+              <w:left w:val="single" w:sz="2" w:space="0" w:color="000000"/>
+              <w:bottom w:val="single" w:sz="2" w:space="0" w:color="000000"/>
+            </w:tcBorders>
+            <w:tcMar>
+              <w:top w:w="55" w:type="dxa"/>
+              <w:left w:w="55" w:type="dxa"/>
+              <w:bottom w:w="55" w:type="dxa"/>
+              <w:right w:w="55" w:type="dxa"/>
+            </w:tcMar>
+          </w:tcPr>
+          <w:p>
+            <w:pPr>
+              <w:pStyle w:val="TableContents"/>
+              <w:rPr>
+                <w:rFonts w:ascii="Calibri" w:hAnsi="Calibri"/>
+                <w:sz w:val="18"/>
+                <w:szCs w:val="18"/>
+              </w:rPr>
+            </w:pPr>
+            <w:proofErr w:type="spellStart"/>
             <w:r>
               <w:rPr>
                 <w:rFonts w:ascii="Calibri" w:hAnsi="Calibri"/>
@@ -2317,6 +2208,7 @@
               </w:rPr>
               <w:t>municipio_centro</w:t>
             </w:r>
+            <w:proofErr w:type="spellEnd"/>
           </w:p>
         </w:tc>
         <w:tc>
@@ -2421,35 +2313,30 @@
         </w:tc>
       </w:tr>
       <w:tr>
-        <w:tblPrEx>
-          <w:tblCellMar>
-            <w:top w:w="0" w:type="dxa"/>
-            <w:bottom w:w="0" w:type="dxa"/>
-          </w:tblCellMar>
-        </w:tblPrEx>
-        <w:tc>
-          <w:tcPr>
-            <w:tcW w:w="2409" w:type="dxa"/>
-            <w:tcBorders>
-              <w:left w:val="single" w:sz="2" w:space="0" w:color="000000"/>
-              <w:bottom w:val="single" w:sz="2" w:space="0" w:color="000000"/>
-            </w:tcBorders>
-            <w:tcMar>
-              <w:top w:w="55" w:type="dxa"/>
-              <w:left w:w="55" w:type="dxa"/>
-              <w:bottom w:w="55" w:type="dxa"/>
-              <w:right w:w="55" w:type="dxa"/>
-            </w:tcMar>
-          </w:tcPr>
-          <w:p>
-            <w:pPr>
-              <w:pStyle w:val="TableContents"/>
-              <w:rPr>
-                <w:rFonts w:ascii="Calibri" w:hAnsi="Calibri"/>
-                <w:sz w:val="18"/>
-                <w:szCs w:val="18"/>
-              </w:rPr>
-            </w:pPr>
+        <w:tc>
+          <w:tcPr>
+            <w:tcW w:w="2409" w:type="dxa"/>
+            <w:tcBorders>
+              <w:left w:val="single" w:sz="2" w:space="0" w:color="000000"/>
+              <w:bottom w:val="single" w:sz="2" w:space="0" w:color="000000"/>
+            </w:tcBorders>
+            <w:tcMar>
+              <w:top w:w="55" w:type="dxa"/>
+              <w:left w:w="55" w:type="dxa"/>
+              <w:bottom w:w="55" w:type="dxa"/>
+              <w:right w:w="55" w:type="dxa"/>
+            </w:tcMar>
+          </w:tcPr>
+          <w:p>
+            <w:pPr>
+              <w:pStyle w:val="TableContents"/>
+              <w:rPr>
+                <w:rFonts w:ascii="Calibri" w:hAnsi="Calibri"/>
+                <w:sz w:val="18"/>
+                <w:szCs w:val="18"/>
+              </w:rPr>
+            </w:pPr>
+            <w:proofErr w:type="spellStart"/>
             <w:r>
               <w:rPr>
                 <w:rFonts w:ascii="Calibri" w:hAnsi="Calibri"/>
@@ -2458,6 +2345,7 @@
               </w:rPr>
               <w:t>provincia_centro</w:t>
             </w:r>
+            <w:proofErr w:type="spellEnd"/>
           </w:p>
         </w:tc>
         <w:tc>
@@ -2574,28 +2462,16 @@
     </w:p>
     <w:p>
       <w:pPr>
-        <w:pStyle w:val="Standard"/>
-        <w:rPr>
-          <w:rFonts w:ascii="Calibri" w:hAnsi="Calibri"/>
-          <w:sz w:val="22"/>
-          <w:szCs w:val="22"/>
+        <w:rPr>
+          <w:rFonts w:ascii="Calibri" w:hAnsi="Calibri"/>
+          <w:sz w:val="20"/>
+          <w:szCs w:val="20"/>
         </w:rPr>
       </w:pPr>
     </w:p>
     <w:p>
       <w:pPr>
         <w:pStyle w:val="Standard"/>
-        <w:pageBreakBefore/>
-        <w:rPr>
-          <w:rFonts w:ascii="Calibri" w:hAnsi="Calibri"/>
-          <w:sz w:val="22"/>
-          <w:szCs w:val="22"/>
-        </w:rPr>
-      </w:pPr>
-    </w:p>
-    <w:p>
-      <w:pPr>
-        <w:pStyle w:val="Standard"/>
         <w:rPr>
           <w:rFonts w:ascii="Calibri" w:hAnsi="Calibri"/>
           <w:sz w:val="22"/>
@@ -2618,7 +2494,7 @@
           <w:sz w:val="22"/>
           <w:szCs w:val="22"/>
         </w:rPr>
-        <w:t>EMPRESA</w:t>
+        <w:t>TITULACIÓN</w:t>
       </w:r>
     </w:p>
     <w:p>
@@ -2636,15 +2512,7 @@
           <w:sz w:val="20"/>
           <w:szCs w:val="20"/>
         </w:rPr>
-        <w:t xml:space="preserve">Almacena información sobre las </w:t>
-      </w:r>
-      <w:r>
-        <w:rPr>
-          <w:rFonts w:ascii="Calibri" w:hAnsi="Calibri"/>
-          <w:sz w:val="20"/>
-          <w:szCs w:val="20"/>
-        </w:rPr>
-        <w:t>empresas en las que los alumnos pueden o han realizado la FCT, así como las empresas en las que haya trabajado algún alumno.</w:t>
+        <w:t>Almacena datos básicos de las titulaciones. (*)</w:t>
       </w:r>
     </w:p>
     <w:p>
@@ -2674,12 +2542,6 @@
         <w:gridCol w:w="2410"/>
       </w:tblGrid>
       <w:tr>
-        <w:tblPrEx>
-          <w:tblCellMar>
-            <w:top w:w="0" w:type="dxa"/>
-            <w:bottom w:w="0" w:type="dxa"/>
-          </w:tblCellMar>
-        </w:tblPrEx>
         <w:tc>
           <w:tcPr>
             <w:tcW w:w="2409" w:type="dxa"/>
@@ -2835,116 +2697,104 @@
         </w:tc>
       </w:tr>
       <w:tr>
-        <w:tblPrEx>
-          <w:tblCellMar>
-            <w:top w:w="0" w:type="dxa"/>
-            <w:bottom w:w="0" w:type="dxa"/>
-          </w:tblCellMar>
-        </w:tblPrEx>
-        <w:tc>
-          <w:tcPr>
-            <w:tcW w:w="2409" w:type="dxa"/>
-            <w:tcBorders>
-              <w:left w:val="single" w:sz="2" w:space="0" w:color="000000"/>
-              <w:bottom w:val="single" w:sz="2" w:space="0" w:color="000000"/>
-            </w:tcBorders>
-            <w:tcMar>
-              <w:top w:w="55" w:type="dxa"/>
-              <w:left w:w="55" w:type="dxa"/>
-              <w:bottom w:w="55" w:type="dxa"/>
-              <w:right w:w="55" w:type="dxa"/>
-            </w:tcMar>
-          </w:tcPr>
-          <w:p>
-            <w:pPr>
-              <w:pStyle w:val="TableContents"/>
-              <w:rPr>
-                <w:rFonts w:ascii="Calibri" w:hAnsi="Calibri"/>
-                <w:sz w:val="18"/>
-                <w:szCs w:val="18"/>
-              </w:rPr>
-            </w:pPr>
-            <w:r>
-              <w:rPr>
-                <w:rFonts w:ascii="Calibri" w:hAnsi="Calibri"/>
-                <w:sz w:val="18"/>
-                <w:szCs w:val="18"/>
-              </w:rPr>
-              <w:t>cif</w:t>
-            </w:r>
-          </w:p>
-        </w:tc>
-        <w:tc>
-          <w:tcPr>
-            <w:tcW w:w="2409" w:type="dxa"/>
-            <w:tcBorders>
-              <w:left w:val="single" w:sz="2" w:space="0" w:color="000000"/>
-              <w:bottom w:val="single" w:sz="2" w:space="0" w:color="000000"/>
-            </w:tcBorders>
-            <w:tcMar>
-              <w:top w:w="55" w:type="dxa"/>
-              <w:left w:w="55" w:type="dxa"/>
-              <w:bottom w:w="55" w:type="dxa"/>
-              <w:right w:w="55" w:type="dxa"/>
-            </w:tcMar>
-          </w:tcPr>
-          <w:p>
-            <w:pPr>
-              <w:pStyle w:val="TableContents"/>
-              <w:rPr>
-                <w:rFonts w:ascii="Calibri" w:hAnsi="Calibri"/>
-                <w:sz w:val="18"/>
-                <w:szCs w:val="18"/>
-              </w:rPr>
-            </w:pPr>
-            <w:r>
-              <w:rPr>
-                <w:rFonts w:ascii="Calibri" w:hAnsi="Calibri"/>
-                <w:sz w:val="18"/>
-                <w:szCs w:val="18"/>
-              </w:rPr>
-              <w:t>Código de identificación de la empresa</w:t>
-            </w:r>
-          </w:p>
-        </w:tc>
-        <w:tc>
-          <w:tcPr>
-            <w:tcW w:w="2409" w:type="dxa"/>
-            <w:tcBorders>
-              <w:left w:val="single" w:sz="2" w:space="0" w:color="000000"/>
-              <w:bottom w:val="single" w:sz="2" w:space="0" w:color="000000"/>
-            </w:tcBorders>
-            <w:tcMar>
-              <w:top w:w="55" w:type="dxa"/>
-              <w:left w:w="55" w:type="dxa"/>
-              <w:bottom w:w="55" w:type="dxa"/>
-              <w:right w:w="55" w:type="dxa"/>
-            </w:tcMar>
-          </w:tcPr>
-          <w:p>
-            <w:pPr>
-              <w:pStyle w:val="TableContents"/>
-              <w:rPr>
-                <w:rFonts w:ascii="Calibri" w:hAnsi="Calibri"/>
-                <w:sz w:val="18"/>
-                <w:szCs w:val="18"/>
-              </w:rPr>
-            </w:pPr>
-            <w:r>
-              <w:rPr>
-                <w:rFonts w:ascii="Calibri" w:hAnsi="Calibri"/>
-                <w:sz w:val="18"/>
-                <w:szCs w:val="18"/>
-              </w:rPr>
-              <w:t xml:space="preserve">Texto de 9 </w:t>
-            </w:r>
-            <w:r>
-              <w:rPr>
-                <w:rFonts w:ascii="Calibri" w:hAnsi="Calibri"/>
-                <w:sz w:val="18"/>
-                <w:szCs w:val="18"/>
-              </w:rPr>
-              <w:t>caracteres.</w:t>
+        <w:tc>
+          <w:tcPr>
+            <w:tcW w:w="2409" w:type="dxa"/>
+            <w:tcBorders>
+              <w:left w:val="single" w:sz="2" w:space="0" w:color="000000"/>
+              <w:bottom w:val="single" w:sz="2" w:space="0" w:color="000000"/>
+            </w:tcBorders>
+            <w:tcMar>
+              <w:top w:w="55" w:type="dxa"/>
+              <w:left w:w="55" w:type="dxa"/>
+              <w:bottom w:w="55" w:type="dxa"/>
+              <w:right w:w="55" w:type="dxa"/>
+            </w:tcMar>
+          </w:tcPr>
+          <w:p>
+            <w:pPr>
+              <w:pStyle w:val="TableContents"/>
+              <w:rPr>
+                <w:rFonts w:ascii="Calibri" w:hAnsi="Calibri"/>
+                <w:sz w:val="18"/>
+                <w:szCs w:val="18"/>
+              </w:rPr>
+            </w:pPr>
+            <w:proofErr w:type="spellStart"/>
+            <w:r>
+              <w:rPr>
+                <w:rFonts w:ascii="Calibri" w:hAnsi="Calibri"/>
+                <w:sz w:val="18"/>
+                <w:szCs w:val="18"/>
+              </w:rPr>
+              <w:t>cod_titulacion</w:t>
+            </w:r>
+            <w:proofErr w:type="spellEnd"/>
+          </w:p>
+        </w:tc>
+        <w:tc>
+          <w:tcPr>
+            <w:tcW w:w="2409" w:type="dxa"/>
+            <w:tcBorders>
+              <w:left w:val="single" w:sz="2" w:space="0" w:color="000000"/>
+              <w:bottom w:val="single" w:sz="2" w:space="0" w:color="000000"/>
+            </w:tcBorders>
+            <w:tcMar>
+              <w:top w:w="55" w:type="dxa"/>
+              <w:left w:w="55" w:type="dxa"/>
+              <w:bottom w:w="55" w:type="dxa"/>
+              <w:right w:w="55" w:type="dxa"/>
+            </w:tcMar>
+          </w:tcPr>
+          <w:p>
+            <w:pPr>
+              <w:pStyle w:val="TableContents"/>
+              <w:rPr>
+                <w:rFonts w:ascii="Calibri" w:hAnsi="Calibri"/>
+                <w:sz w:val="18"/>
+                <w:szCs w:val="18"/>
+              </w:rPr>
+            </w:pPr>
+            <w:r>
+              <w:rPr>
+                <w:rFonts w:ascii="Calibri" w:hAnsi="Calibri"/>
+                <w:sz w:val="18"/>
+                <w:szCs w:val="18"/>
+              </w:rPr>
+              <w:t>Código de referencia para la titulación</w:t>
+            </w:r>
+          </w:p>
+        </w:tc>
+        <w:tc>
+          <w:tcPr>
+            <w:tcW w:w="2409" w:type="dxa"/>
+            <w:tcBorders>
+              <w:left w:val="single" w:sz="2" w:space="0" w:color="000000"/>
+              <w:bottom w:val="single" w:sz="2" w:space="0" w:color="000000"/>
+            </w:tcBorders>
+            <w:tcMar>
+              <w:top w:w="55" w:type="dxa"/>
+              <w:left w:w="55" w:type="dxa"/>
+              <w:bottom w:w="55" w:type="dxa"/>
+              <w:right w:w="55" w:type="dxa"/>
+            </w:tcMar>
+          </w:tcPr>
+          <w:p>
+            <w:pPr>
+              <w:pStyle w:val="TableContents"/>
+              <w:rPr>
+                <w:rFonts w:ascii="Calibri" w:hAnsi="Calibri"/>
+                <w:sz w:val="18"/>
+                <w:szCs w:val="18"/>
+              </w:rPr>
+            </w:pPr>
+            <w:r>
+              <w:rPr>
+                <w:rFonts w:ascii="Calibri" w:hAnsi="Calibri"/>
+                <w:sz w:val="18"/>
+                <w:szCs w:val="18"/>
+              </w:rPr>
+              <w:t>Numérico 5 caracteres</w:t>
             </w:r>
           </w:p>
         </w:tc>
@@ -2980,79 +2830,95 @@
               </w:rPr>
               <w:t>PK – Clave Primaria</w:t>
             </w:r>
+          </w:p>
+          <w:p>
+            <w:pPr>
+              <w:pStyle w:val="TableContents"/>
+              <w:rPr>
+                <w:rFonts w:ascii="Calibri" w:hAnsi="Calibri"/>
+                <w:sz w:val="18"/>
+                <w:szCs w:val="18"/>
+              </w:rPr>
+            </w:pPr>
+            <w:proofErr w:type="spellStart"/>
+            <w:r>
+              <w:rPr>
+                <w:rFonts w:ascii="Calibri" w:hAnsi="Calibri"/>
+                <w:sz w:val="18"/>
+                <w:szCs w:val="18"/>
+              </w:rPr>
+              <w:t>Autoincremental</w:t>
+            </w:r>
+            <w:proofErr w:type="spellEnd"/>
           </w:p>
         </w:tc>
       </w:tr>
       <w:tr>
-        <w:tblPrEx>
-          <w:tblCellMar>
-            <w:top w:w="0" w:type="dxa"/>
-            <w:bottom w:w="0" w:type="dxa"/>
-          </w:tblCellMar>
-        </w:tblPrEx>
-        <w:tc>
-          <w:tcPr>
-            <w:tcW w:w="2409" w:type="dxa"/>
-            <w:tcBorders>
-              <w:left w:val="single" w:sz="2" w:space="0" w:color="000000"/>
-              <w:bottom w:val="single" w:sz="2" w:space="0" w:color="000000"/>
-            </w:tcBorders>
-            <w:tcMar>
-              <w:top w:w="55" w:type="dxa"/>
-              <w:left w:w="55" w:type="dxa"/>
-              <w:bottom w:w="55" w:type="dxa"/>
-              <w:right w:w="55" w:type="dxa"/>
-            </w:tcMar>
-          </w:tcPr>
-          <w:p>
-            <w:pPr>
-              <w:pStyle w:val="TableContents"/>
-              <w:rPr>
-                <w:rFonts w:ascii="Calibri" w:hAnsi="Calibri"/>
-                <w:sz w:val="18"/>
-                <w:szCs w:val="18"/>
-              </w:rPr>
-            </w:pPr>
-            <w:r>
-              <w:rPr>
-                <w:rFonts w:ascii="Calibri" w:hAnsi="Calibri"/>
-                <w:sz w:val="18"/>
-                <w:szCs w:val="18"/>
-              </w:rPr>
-              <w:t>nombre</w:t>
-            </w:r>
-          </w:p>
-        </w:tc>
-        <w:tc>
-          <w:tcPr>
-            <w:tcW w:w="2409" w:type="dxa"/>
-            <w:tcBorders>
-              <w:left w:val="single" w:sz="2" w:space="0" w:color="000000"/>
-              <w:bottom w:val="single" w:sz="2" w:space="0" w:color="000000"/>
-            </w:tcBorders>
-            <w:tcMar>
-              <w:top w:w="55" w:type="dxa"/>
-              <w:left w:w="55" w:type="dxa"/>
-              <w:bottom w:w="55" w:type="dxa"/>
-              <w:right w:w="55" w:type="dxa"/>
-            </w:tcMar>
-          </w:tcPr>
-          <w:p>
-            <w:pPr>
-              <w:pStyle w:val="TableContents"/>
-              <w:rPr>
-                <w:rFonts w:ascii="Calibri" w:hAnsi="Calibri"/>
-                <w:sz w:val="18"/>
-                <w:szCs w:val="18"/>
-              </w:rPr>
-            </w:pPr>
-            <w:r>
-              <w:rPr>
-                <w:rFonts w:ascii="Calibri" w:hAnsi="Calibri"/>
-                <w:sz w:val="18"/>
-                <w:szCs w:val="18"/>
-              </w:rPr>
-              <w:t>Nombre o Razón Social</w:t>
+        <w:tc>
+          <w:tcPr>
+            <w:tcW w:w="2409" w:type="dxa"/>
+            <w:tcBorders>
+              <w:left w:val="single" w:sz="2" w:space="0" w:color="000000"/>
+              <w:bottom w:val="single" w:sz="2" w:space="0" w:color="000000"/>
+            </w:tcBorders>
+            <w:tcMar>
+              <w:top w:w="55" w:type="dxa"/>
+              <w:left w:w="55" w:type="dxa"/>
+              <w:bottom w:w="55" w:type="dxa"/>
+              <w:right w:w="55" w:type="dxa"/>
+            </w:tcMar>
+          </w:tcPr>
+          <w:p>
+            <w:pPr>
+              <w:pStyle w:val="TableContents"/>
+              <w:rPr>
+                <w:rFonts w:ascii="Calibri" w:hAnsi="Calibri"/>
+                <w:sz w:val="18"/>
+                <w:szCs w:val="18"/>
+              </w:rPr>
+            </w:pPr>
+            <w:proofErr w:type="spellStart"/>
+            <w:r>
+              <w:rPr>
+                <w:rFonts w:ascii="Calibri" w:hAnsi="Calibri"/>
+                <w:sz w:val="18"/>
+                <w:szCs w:val="18"/>
+              </w:rPr>
+              <w:t>nombre_titulacion</w:t>
+            </w:r>
+            <w:proofErr w:type="spellEnd"/>
+          </w:p>
+        </w:tc>
+        <w:tc>
+          <w:tcPr>
+            <w:tcW w:w="2409" w:type="dxa"/>
+            <w:tcBorders>
+              <w:left w:val="single" w:sz="2" w:space="0" w:color="000000"/>
+              <w:bottom w:val="single" w:sz="2" w:space="0" w:color="000000"/>
+            </w:tcBorders>
+            <w:tcMar>
+              <w:top w:w="55" w:type="dxa"/>
+              <w:left w:w="55" w:type="dxa"/>
+              <w:bottom w:w="55" w:type="dxa"/>
+              <w:right w:w="55" w:type="dxa"/>
+            </w:tcMar>
+          </w:tcPr>
+          <w:p>
+            <w:pPr>
+              <w:pStyle w:val="TableContents"/>
+              <w:rPr>
+                <w:rFonts w:ascii="Calibri" w:hAnsi="Calibri"/>
+                <w:sz w:val="18"/>
+                <w:szCs w:val="18"/>
+              </w:rPr>
+            </w:pPr>
+            <w:r>
+              <w:rPr>
+                <w:rFonts w:ascii="Calibri" w:hAnsi="Calibri"/>
+                <w:sz w:val="18"/>
+                <w:szCs w:val="18"/>
+              </w:rPr>
+              <w:t>Nombre de la titulación</w:t>
             </w:r>
           </w:p>
         </w:tc>
@@ -3120,755 +2986,6 @@
                 <w:szCs w:val="18"/>
               </w:rPr>
               <w:t>No puede ser nulo</w:t>
-            </w:r>
-          </w:p>
-        </w:tc>
-      </w:tr>
-      <w:tr>
-        <w:tblPrEx>
-          <w:tblCellMar>
-            <w:top w:w="0" w:type="dxa"/>
-            <w:bottom w:w="0" w:type="dxa"/>
-          </w:tblCellMar>
-        </w:tblPrEx>
-        <w:tc>
-          <w:tcPr>
-            <w:tcW w:w="2409" w:type="dxa"/>
-            <w:tcBorders>
-              <w:left w:val="single" w:sz="2" w:space="0" w:color="000000"/>
-              <w:bottom w:val="single" w:sz="2" w:space="0" w:color="000000"/>
-            </w:tcBorders>
-            <w:tcMar>
-              <w:top w:w="55" w:type="dxa"/>
-              <w:left w:w="55" w:type="dxa"/>
-              <w:bottom w:w="55" w:type="dxa"/>
-              <w:right w:w="55" w:type="dxa"/>
-            </w:tcMar>
-          </w:tcPr>
-          <w:p>
-            <w:pPr>
-              <w:pStyle w:val="TableContents"/>
-              <w:rPr>
-                <w:rFonts w:ascii="Calibri" w:hAnsi="Calibri"/>
-                <w:sz w:val="18"/>
-                <w:szCs w:val="18"/>
-              </w:rPr>
-            </w:pPr>
-            <w:r>
-              <w:rPr>
-                <w:rFonts w:ascii="Calibri" w:hAnsi="Calibri"/>
-                <w:sz w:val="18"/>
-                <w:szCs w:val="18"/>
-              </w:rPr>
-              <w:t>num_convenio</w:t>
-            </w:r>
-          </w:p>
-        </w:tc>
-        <w:tc>
-          <w:tcPr>
-            <w:tcW w:w="2409" w:type="dxa"/>
-            <w:tcBorders>
-              <w:left w:val="single" w:sz="2" w:space="0" w:color="000000"/>
-              <w:bottom w:val="single" w:sz="2" w:space="0" w:color="000000"/>
-            </w:tcBorders>
-            <w:tcMar>
-              <w:top w:w="55" w:type="dxa"/>
-              <w:left w:w="55" w:type="dxa"/>
-              <w:bottom w:w="55" w:type="dxa"/>
-              <w:right w:w="55" w:type="dxa"/>
-            </w:tcMar>
-          </w:tcPr>
-          <w:p>
-            <w:pPr>
-              <w:pStyle w:val="TableContents"/>
-              <w:rPr>
-                <w:rFonts w:ascii="Calibri" w:hAnsi="Calibri"/>
-                <w:sz w:val="18"/>
-                <w:szCs w:val="18"/>
-              </w:rPr>
-            </w:pPr>
-            <w:r>
-              <w:rPr>
-                <w:rFonts w:ascii="Calibri" w:hAnsi="Calibri"/>
-                <w:sz w:val="18"/>
-                <w:szCs w:val="18"/>
-              </w:rPr>
-              <w:t>Número de convenio que tenga la empresa con el centro, para hacer la FCT.</w:t>
-            </w:r>
-          </w:p>
-        </w:tc>
-        <w:tc>
-          <w:tcPr>
-            <w:tcW w:w="2409" w:type="dxa"/>
-            <w:tcBorders>
-              <w:left w:val="single" w:sz="2" w:space="0" w:color="000000"/>
-              <w:bottom w:val="single" w:sz="2" w:space="0" w:color="000000"/>
-            </w:tcBorders>
-            <w:tcMar>
-              <w:top w:w="55" w:type="dxa"/>
-              <w:left w:w="55" w:type="dxa"/>
-              <w:bottom w:w="55" w:type="dxa"/>
-              <w:right w:w="55" w:type="dxa"/>
-            </w:tcMar>
-          </w:tcPr>
-          <w:p>
-            <w:pPr>
-              <w:pStyle w:val="TableContents"/>
-              <w:rPr>
-                <w:rFonts w:ascii="Calibri" w:hAnsi="Calibri"/>
-                <w:sz w:val="18"/>
-                <w:szCs w:val="18"/>
-              </w:rPr>
-            </w:pPr>
-            <w:r>
-              <w:rPr>
-                <w:rFonts w:ascii="Calibri" w:hAnsi="Calibri"/>
-                <w:sz w:val="18"/>
-                <w:szCs w:val="18"/>
-              </w:rPr>
-              <w:t>Numérico de 5 dígitos</w:t>
-            </w:r>
-          </w:p>
-        </w:tc>
-        <w:tc>
-          <w:tcPr>
-            <w:tcW w:w="2410" w:type="dxa"/>
-            <w:tcBorders>
-              <w:left w:val="single" w:sz="2" w:space="0" w:color="000000"/>
-              <w:bottom w:val="single" w:sz="2" w:space="0" w:color="000000"/>
-              <w:right w:val="single" w:sz="2" w:space="0" w:color="000000"/>
-            </w:tcBorders>
-            <w:tcMar>
-              <w:top w:w="55" w:type="dxa"/>
-              <w:left w:w="55" w:type="dxa"/>
-              <w:bottom w:w="55" w:type="dxa"/>
-              <w:right w:w="55" w:type="dxa"/>
-            </w:tcMar>
-          </w:tcPr>
-          <w:p>
-            <w:pPr>
-              <w:pStyle w:val="TableContents"/>
-              <w:rPr>
-                <w:rFonts w:ascii="Calibri" w:hAnsi="Calibri"/>
-                <w:sz w:val="18"/>
-                <w:szCs w:val="18"/>
-              </w:rPr>
-            </w:pPr>
-            <w:r>
-              <w:rPr>
-                <w:rFonts w:ascii="Calibri" w:hAnsi="Calibri"/>
-                <w:sz w:val="18"/>
-                <w:szCs w:val="18"/>
-              </w:rPr>
-              <w:t xml:space="preserve">Puede ser nulo, si la empresa no tiene </w:t>
-            </w:r>
-            <w:r>
-              <w:rPr>
-                <w:rFonts w:ascii="Calibri" w:hAnsi="Calibri"/>
-                <w:sz w:val="18"/>
-                <w:szCs w:val="18"/>
-              </w:rPr>
-              <w:t>convenio con el centro.</w:t>
-            </w:r>
-          </w:p>
-          <w:p>
-            <w:pPr>
-              <w:pStyle w:val="TableContents"/>
-              <w:rPr>
-                <w:rFonts w:ascii="Calibri" w:hAnsi="Calibri"/>
-                <w:sz w:val="18"/>
-                <w:szCs w:val="18"/>
-              </w:rPr>
-            </w:pPr>
-            <w:r>
-              <w:rPr>
-                <w:rFonts w:ascii="Calibri" w:hAnsi="Calibri"/>
-                <w:sz w:val="18"/>
-                <w:szCs w:val="18"/>
-              </w:rPr>
-              <w:t>Debe ser único.</w:t>
-            </w:r>
-          </w:p>
-        </w:tc>
-      </w:tr>
-      <w:tr>
-        <w:tblPrEx>
-          <w:tblCellMar>
-            <w:top w:w="0" w:type="dxa"/>
-            <w:bottom w:w="0" w:type="dxa"/>
-          </w:tblCellMar>
-        </w:tblPrEx>
-        <w:tc>
-          <w:tcPr>
-            <w:tcW w:w="2409" w:type="dxa"/>
-            <w:tcBorders>
-              <w:left w:val="single" w:sz="2" w:space="0" w:color="000000"/>
-              <w:bottom w:val="single" w:sz="2" w:space="0" w:color="000000"/>
-            </w:tcBorders>
-            <w:tcMar>
-              <w:top w:w="55" w:type="dxa"/>
-              <w:left w:w="55" w:type="dxa"/>
-              <w:bottom w:w="55" w:type="dxa"/>
-              <w:right w:w="55" w:type="dxa"/>
-            </w:tcMar>
-          </w:tcPr>
-          <w:p>
-            <w:pPr>
-              <w:pStyle w:val="TableContents"/>
-              <w:rPr>
-                <w:rFonts w:ascii="Calibri" w:hAnsi="Calibri"/>
-                <w:sz w:val="18"/>
-                <w:szCs w:val="18"/>
-              </w:rPr>
-            </w:pPr>
-            <w:r>
-              <w:rPr>
-                <w:rFonts w:ascii="Calibri" w:hAnsi="Calibri"/>
-                <w:sz w:val="18"/>
-                <w:szCs w:val="18"/>
-              </w:rPr>
-              <w:t>direccion</w:t>
-            </w:r>
-          </w:p>
-        </w:tc>
-        <w:tc>
-          <w:tcPr>
-            <w:tcW w:w="2409" w:type="dxa"/>
-            <w:tcBorders>
-              <w:left w:val="single" w:sz="2" w:space="0" w:color="000000"/>
-              <w:bottom w:val="single" w:sz="2" w:space="0" w:color="000000"/>
-            </w:tcBorders>
-            <w:tcMar>
-              <w:top w:w="55" w:type="dxa"/>
-              <w:left w:w="55" w:type="dxa"/>
-              <w:bottom w:w="55" w:type="dxa"/>
-              <w:right w:w="55" w:type="dxa"/>
-            </w:tcMar>
-          </w:tcPr>
-          <w:p>
-            <w:pPr>
-              <w:pStyle w:val="TableContents"/>
-              <w:rPr>
-                <w:rFonts w:ascii="Calibri" w:hAnsi="Calibri"/>
-                <w:sz w:val="18"/>
-                <w:szCs w:val="18"/>
-              </w:rPr>
-            </w:pPr>
-            <w:r>
-              <w:rPr>
-                <w:rFonts w:ascii="Calibri" w:hAnsi="Calibri"/>
-                <w:sz w:val="18"/>
-                <w:szCs w:val="18"/>
-              </w:rPr>
-              <w:t>Dirección Postal</w:t>
-            </w:r>
-          </w:p>
-        </w:tc>
-        <w:tc>
-          <w:tcPr>
-            <w:tcW w:w="2409" w:type="dxa"/>
-            <w:tcBorders>
-              <w:left w:val="single" w:sz="2" w:space="0" w:color="000000"/>
-              <w:bottom w:val="single" w:sz="2" w:space="0" w:color="000000"/>
-            </w:tcBorders>
-            <w:tcMar>
-              <w:top w:w="55" w:type="dxa"/>
-              <w:left w:w="55" w:type="dxa"/>
-              <w:bottom w:w="55" w:type="dxa"/>
-              <w:right w:w="55" w:type="dxa"/>
-            </w:tcMar>
-          </w:tcPr>
-          <w:p>
-            <w:pPr>
-              <w:pStyle w:val="TableContents"/>
-              <w:rPr>
-                <w:rFonts w:ascii="Calibri" w:hAnsi="Calibri"/>
-                <w:sz w:val="18"/>
-                <w:szCs w:val="18"/>
-              </w:rPr>
-            </w:pPr>
-            <w:r>
-              <w:rPr>
-                <w:rFonts w:ascii="Calibri" w:hAnsi="Calibri"/>
-                <w:sz w:val="18"/>
-                <w:szCs w:val="18"/>
-              </w:rPr>
-              <w:t>Texto de 50 caracteres</w:t>
-            </w:r>
-          </w:p>
-        </w:tc>
-        <w:tc>
-          <w:tcPr>
-            <w:tcW w:w="2410" w:type="dxa"/>
-            <w:tcBorders>
-              <w:left w:val="single" w:sz="2" w:space="0" w:color="000000"/>
-              <w:bottom w:val="single" w:sz="2" w:space="0" w:color="000000"/>
-              <w:right w:val="single" w:sz="2" w:space="0" w:color="000000"/>
-            </w:tcBorders>
-            <w:tcMar>
-              <w:top w:w="55" w:type="dxa"/>
-              <w:left w:w="55" w:type="dxa"/>
-              <w:bottom w:w="55" w:type="dxa"/>
-              <w:right w:w="55" w:type="dxa"/>
-            </w:tcMar>
-          </w:tcPr>
-          <w:p>
-            <w:pPr>
-              <w:pStyle w:val="TableContents"/>
-              <w:rPr>
-                <w:rFonts w:ascii="Calibri" w:hAnsi="Calibri"/>
-                <w:sz w:val="18"/>
-                <w:szCs w:val="18"/>
-              </w:rPr>
-            </w:pPr>
-            <w:r>
-              <w:rPr>
-                <w:rFonts w:ascii="Calibri" w:hAnsi="Calibri"/>
-                <w:sz w:val="18"/>
-                <w:szCs w:val="18"/>
-              </w:rPr>
-              <w:t>No puede ser nulo</w:t>
-            </w:r>
-          </w:p>
-        </w:tc>
-      </w:tr>
-      <w:tr>
-        <w:tblPrEx>
-          <w:tblCellMar>
-            <w:top w:w="0" w:type="dxa"/>
-            <w:bottom w:w="0" w:type="dxa"/>
-          </w:tblCellMar>
-        </w:tblPrEx>
-        <w:tc>
-          <w:tcPr>
-            <w:tcW w:w="2409" w:type="dxa"/>
-            <w:tcBorders>
-              <w:left w:val="single" w:sz="2" w:space="0" w:color="000000"/>
-              <w:bottom w:val="single" w:sz="2" w:space="0" w:color="000000"/>
-            </w:tcBorders>
-            <w:tcMar>
-              <w:top w:w="55" w:type="dxa"/>
-              <w:left w:w="55" w:type="dxa"/>
-              <w:bottom w:w="55" w:type="dxa"/>
-              <w:right w:w="55" w:type="dxa"/>
-            </w:tcMar>
-          </w:tcPr>
-          <w:p>
-            <w:pPr>
-              <w:pStyle w:val="TableContents"/>
-              <w:rPr>
-                <w:rFonts w:ascii="Calibri" w:hAnsi="Calibri"/>
-                <w:sz w:val="18"/>
-                <w:szCs w:val="18"/>
-              </w:rPr>
-            </w:pPr>
-            <w:r>
-              <w:rPr>
-                <w:rFonts w:ascii="Calibri" w:hAnsi="Calibri"/>
-                <w:sz w:val="18"/>
-                <w:szCs w:val="18"/>
-              </w:rPr>
-              <w:t>municipio</w:t>
-            </w:r>
-          </w:p>
-        </w:tc>
-        <w:tc>
-          <w:tcPr>
-            <w:tcW w:w="2409" w:type="dxa"/>
-            <w:tcBorders>
-              <w:left w:val="single" w:sz="2" w:space="0" w:color="000000"/>
-              <w:bottom w:val="single" w:sz="2" w:space="0" w:color="000000"/>
-            </w:tcBorders>
-            <w:tcMar>
-              <w:top w:w="55" w:type="dxa"/>
-              <w:left w:w="55" w:type="dxa"/>
-              <w:bottom w:w="55" w:type="dxa"/>
-              <w:right w:w="55" w:type="dxa"/>
-            </w:tcMar>
-          </w:tcPr>
-          <w:p>
-            <w:pPr>
-              <w:pStyle w:val="TableContents"/>
-              <w:rPr>
-                <w:rFonts w:ascii="Calibri" w:hAnsi="Calibri"/>
-                <w:sz w:val="18"/>
-                <w:szCs w:val="18"/>
-              </w:rPr>
-            </w:pPr>
-            <w:r>
-              <w:rPr>
-                <w:rFonts w:ascii="Calibri" w:hAnsi="Calibri"/>
-                <w:sz w:val="18"/>
-                <w:szCs w:val="18"/>
-              </w:rPr>
-              <w:t>Ciudad de residencia</w:t>
-            </w:r>
-          </w:p>
-        </w:tc>
-        <w:tc>
-          <w:tcPr>
-            <w:tcW w:w="2409" w:type="dxa"/>
-            <w:tcBorders>
-              <w:left w:val="single" w:sz="2" w:space="0" w:color="000000"/>
-              <w:bottom w:val="single" w:sz="2" w:space="0" w:color="000000"/>
-            </w:tcBorders>
-            <w:tcMar>
-              <w:top w:w="55" w:type="dxa"/>
-              <w:left w:w="55" w:type="dxa"/>
-              <w:bottom w:w="55" w:type="dxa"/>
-              <w:right w:w="55" w:type="dxa"/>
-            </w:tcMar>
-          </w:tcPr>
-          <w:p>
-            <w:pPr>
-              <w:pStyle w:val="TableContents"/>
-              <w:rPr>
-                <w:rFonts w:ascii="Calibri" w:hAnsi="Calibri"/>
-                <w:sz w:val="18"/>
-                <w:szCs w:val="18"/>
-              </w:rPr>
-            </w:pPr>
-            <w:r>
-              <w:rPr>
-                <w:rFonts w:ascii="Calibri" w:hAnsi="Calibri"/>
-                <w:sz w:val="18"/>
-                <w:szCs w:val="18"/>
-              </w:rPr>
-              <w:t>Texto de 20 caracteres</w:t>
-            </w:r>
-          </w:p>
-        </w:tc>
-        <w:tc>
-          <w:tcPr>
-            <w:tcW w:w="2410" w:type="dxa"/>
-            <w:tcBorders>
-              <w:left w:val="single" w:sz="2" w:space="0" w:color="000000"/>
-              <w:bottom w:val="single" w:sz="2" w:space="0" w:color="000000"/>
-              <w:right w:val="single" w:sz="2" w:space="0" w:color="000000"/>
-            </w:tcBorders>
-            <w:tcMar>
-              <w:top w:w="55" w:type="dxa"/>
-              <w:left w:w="55" w:type="dxa"/>
-              <w:bottom w:w="55" w:type="dxa"/>
-              <w:right w:w="55" w:type="dxa"/>
-            </w:tcMar>
-          </w:tcPr>
-          <w:p>
-            <w:pPr>
-              <w:pStyle w:val="TableContents"/>
-              <w:rPr>
-                <w:rFonts w:ascii="Calibri" w:hAnsi="Calibri"/>
-                <w:sz w:val="18"/>
-                <w:szCs w:val="18"/>
-              </w:rPr>
-            </w:pPr>
-            <w:r>
-              <w:rPr>
-                <w:rFonts w:ascii="Calibri" w:hAnsi="Calibri"/>
-                <w:sz w:val="18"/>
-                <w:szCs w:val="18"/>
-              </w:rPr>
-              <w:t>No puede ser nulo</w:t>
-            </w:r>
-          </w:p>
-        </w:tc>
-      </w:tr>
-      <w:tr>
-        <w:tblPrEx>
-          <w:tblCellMar>
-            <w:top w:w="0" w:type="dxa"/>
-            <w:bottom w:w="0" w:type="dxa"/>
-          </w:tblCellMar>
-        </w:tblPrEx>
-        <w:tc>
-          <w:tcPr>
-            <w:tcW w:w="2409" w:type="dxa"/>
-            <w:tcBorders>
-              <w:left w:val="single" w:sz="2" w:space="0" w:color="000000"/>
-              <w:bottom w:val="single" w:sz="2" w:space="0" w:color="000000"/>
-            </w:tcBorders>
-            <w:tcMar>
-              <w:top w:w="55" w:type="dxa"/>
-              <w:left w:w="55" w:type="dxa"/>
-              <w:bottom w:w="55" w:type="dxa"/>
-              <w:right w:w="55" w:type="dxa"/>
-            </w:tcMar>
-          </w:tcPr>
-          <w:p>
-            <w:pPr>
-              <w:pStyle w:val="TableContents"/>
-              <w:rPr>
-                <w:rFonts w:ascii="Calibri" w:hAnsi="Calibri"/>
-                <w:sz w:val="18"/>
-                <w:szCs w:val="18"/>
-              </w:rPr>
-            </w:pPr>
-            <w:r>
-              <w:rPr>
-                <w:rFonts w:ascii="Calibri" w:hAnsi="Calibri"/>
-                <w:sz w:val="18"/>
-                <w:szCs w:val="18"/>
-              </w:rPr>
-              <w:t>cod_postal</w:t>
-            </w:r>
-          </w:p>
-        </w:tc>
-        <w:tc>
-          <w:tcPr>
-            <w:tcW w:w="2409" w:type="dxa"/>
-            <w:tcBorders>
-              <w:left w:val="single" w:sz="2" w:space="0" w:color="000000"/>
-              <w:bottom w:val="single" w:sz="2" w:space="0" w:color="000000"/>
-            </w:tcBorders>
-            <w:tcMar>
-              <w:top w:w="55" w:type="dxa"/>
-              <w:left w:w="55" w:type="dxa"/>
-              <w:bottom w:w="55" w:type="dxa"/>
-              <w:right w:w="55" w:type="dxa"/>
-            </w:tcMar>
-          </w:tcPr>
-          <w:p>
-            <w:pPr>
-              <w:pStyle w:val="TableContents"/>
-              <w:rPr>
-                <w:rFonts w:ascii="Calibri" w:hAnsi="Calibri"/>
-                <w:sz w:val="18"/>
-                <w:szCs w:val="18"/>
-              </w:rPr>
-            </w:pPr>
-            <w:r>
-              <w:rPr>
-                <w:rFonts w:ascii="Calibri" w:hAnsi="Calibri"/>
-                <w:sz w:val="18"/>
-                <w:szCs w:val="18"/>
-              </w:rPr>
-              <w:t>Código postal</w:t>
-            </w:r>
-          </w:p>
-        </w:tc>
-        <w:tc>
-          <w:tcPr>
-            <w:tcW w:w="2409" w:type="dxa"/>
-            <w:tcBorders>
-              <w:left w:val="single" w:sz="2" w:space="0" w:color="000000"/>
-              <w:bottom w:val="single" w:sz="2" w:space="0" w:color="000000"/>
-            </w:tcBorders>
-            <w:tcMar>
-              <w:top w:w="55" w:type="dxa"/>
-              <w:left w:w="55" w:type="dxa"/>
-              <w:bottom w:w="55" w:type="dxa"/>
-              <w:right w:w="55" w:type="dxa"/>
-            </w:tcMar>
-          </w:tcPr>
-          <w:p>
-            <w:pPr>
-              <w:pStyle w:val="TableContents"/>
-              <w:rPr>
-                <w:rFonts w:ascii="Calibri" w:hAnsi="Calibri"/>
-                <w:sz w:val="18"/>
-                <w:szCs w:val="18"/>
-              </w:rPr>
-            </w:pPr>
-            <w:r>
-              <w:rPr>
-                <w:rFonts w:ascii="Calibri" w:hAnsi="Calibri"/>
-                <w:sz w:val="18"/>
-                <w:szCs w:val="18"/>
-              </w:rPr>
-              <w:t>Numérico de 5 dígitos.</w:t>
-            </w:r>
-          </w:p>
-        </w:tc>
-        <w:tc>
-          <w:tcPr>
-            <w:tcW w:w="2410" w:type="dxa"/>
-            <w:tcBorders>
-              <w:left w:val="single" w:sz="2" w:space="0" w:color="000000"/>
-              <w:bottom w:val="single" w:sz="2" w:space="0" w:color="000000"/>
-              <w:right w:val="single" w:sz="2" w:space="0" w:color="000000"/>
-            </w:tcBorders>
-            <w:tcMar>
-              <w:top w:w="55" w:type="dxa"/>
-              <w:left w:w="55" w:type="dxa"/>
-              <w:bottom w:w="55" w:type="dxa"/>
-              <w:right w:w="55" w:type="dxa"/>
-            </w:tcMar>
-          </w:tcPr>
-          <w:p>
-            <w:pPr>
-              <w:pStyle w:val="TableContents"/>
-              <w:rPr>
-                <w:rFonts w:ascii="Calibri" w:hAnsi="Calibri"/>
-                <w:sz w:val="18"/>
-                <w:szCs w:val="18"/>
-              </w:rPr>
-            </w:pPr>
-            <w:r>
-              <w:rPr>
-                <w:rFonts w:ascii="Calibri" w:hAnsi="Calibri"/>
-                <w:sz w:val="18"/>
-                <w:szCs w:val="18"/>
-              </w:rPr>
-              <w:t>No puede ser nulo</w:t>
-            </w:r>
-          </w:p>
-        </w:tc>
-      </w:tr>
-      <w:tr>
-        <w:tblPrEx>
-          <w:tblCellMar>
-            <w:top w:w="0" w:type="dxa"/>
-            <w:bottom w:w="0" w:type="dxa"/>
-          </w:tblCellMar>
-        </w:tblPrEx>
-        <w:tc>
-          <w:tcPr>
-            <w:tcW w:w="2409" w:type="dxa"/>
-            <w:tcBorders>
-              <w:left w:val="single" w:sz="2" w:space="0" w:color="000000"/>
-              <w:bottom w:val="single" w:sz="2" w:space="0" w:color="000000"/>
-            </w:tcBorders>
-            <w:tcMar>
-              <w:top w:w="55" w:type="dxa"/>
-              <w:left w:w="55" w:type="dxa"/>
-              <w:bottom w:w="55" w:type="dxa"/>
-              <w:right w:w="55" w:type="dxa"/>
-            </w:tcMar>
-          </w:tcPr>
-          <w:p>
-            <w:pPr>
-              <w:pStyle w:val="TableContents"/>
-              <w:rPr>
-                <w:rFonts w:ascii="Calibri" w:hAnsi="Calibri"/>
-                <w:sz w:val="18"/>
-                <w:szCs w:val="18"/>
-              </w:rPr>
-            </w:pPr>
-            <w:r>
-              <w:rPr>
-                <w:rFonts w:ascii="Calibri" w:hAnsi="Calibri"/>
-                <w:sz w:val="18"/>
-                <w:szCs w:val="18"/>
-              </w:rPr>
-              <w:t>email</w:t>
-            </w:r>
-          </w:p>
-        </w:tc>
-        <w:tc>
-          <w:tcPr>
-            <w:tcW w:w="2409" w:type="dxa"/>
-            <w:tcBorders>
-              <w:left w:val="single" w:sz="2" w:space="0" w:color="000000"/>
-              <w:bottom w:val="single" w:sz="2" w:space="0" w:color="000000"/>
-            </w:tcBorders>
-            <w:tcMar>
-              <w:top w:w="55" w:type="dxa"/>
-              <w:left w:w="55" w:type="dxa"/>
-              <w:bottom w:w="55" w:type="dxa"/>
-              <w:right w:w="55" w:type="dxa"/>
-            </w:tcMar>
-          </w:tcPr>
-          <w:p>
-            <w:pPr>
-              <w:pStyle w:val="TableContents"/>
-              <w:rPr>
-                <w:rFonts w:ascii="Calibri" w:hAnsi="Calibri"/>
-                <w:sz w:val="18"/>
-                <w:szCs w:val="18"/>
-              </w:rPr>
-            </w:pPr>
-            <w:r>
-              <w:rPr>
-                <w:rFonts w:ascii="Calibri" w:hAnsi="Calibri"/>
-                <w:sz w:val="18"/>
-                <w:szCs w:val="18"/>
-              </w:rPr>
-              <w:t>Correo electrónico</w:t>
-            </w:r>
-          </w:p>
-        </w:tc>
-        <w:tc>
-          <w:tcPr>
-            <w:tcW w:w="2409" w:type="dxa"/>
-            <w:tcBorders>
-              <w:left w:val="single" w:sz="2" w:space="0" w:color="000000"/>
-              <w:bottom w:val="single" w:sz="2" w:space="0" w:color="000000"/>
-            </w:tcBorders>
-            <w:tcMar>
-              <w:top w:w="55" w:type="dxa"/>
-              <w:left w:w="55" w:type="dxa"/>
-              <w:bottom w:w="55" w:type="dxa"/>
-              <w:right w:w="55" w:type="dxa"/>
-            </w:tcMar>
-          </w:tcPr>
-          <w:p>
-            <w:pPr>
-              <w:pStyle w:val="TableContents"/>
-              <w:rPr>
-                <w:rFonts w:ascii="Calibri" w:hAnsi="Calibri"/>
-                <w:sz w:val="18"/>
-                <w:szCs w:val="18"/>
-              </w:rPr>
-            </w:pPr>
-            <w:r>
-              <w:rPr>
-                <w:rFonts w:ascii="Calibri" w:hAnsi="Calibri"/>
-                <w:sz w:val="18"/>
-                <w:szCs w:val="18"/>
-              </w:rPr>
-              <w:t>Texto de 30 caracteres</w:t>
-            </w:r>
-          </w:p>
-        </w:tc>
-        <w:tc>
-          <w:tcPr>
-            <w:tcW w:w="2410" w:type="dxa"/>
-            <w:tcBorders>
-              <w:left w:val="single" w:sz="2" w:space="0" w:color="000000"/>
-              <w:bottom w:val="single" w:sz="2" w:space="0" w:color="000000"/>
-              <w:right w:val="single" w:sz="2" w:space="0" w:color="000000"/>
-            </w:tcBorders>
-            <w:tcMar>
-              <w:top w:w="55" w:type="dxa"/>
-              <w:left w:w="55" w:type="dxa"/>
-              <w:bottom w:w="55" w:type="dxa"/>
-              <w:right w:w="55" w:type="dxa"/>
-            </w:tcMar>
-          </w:tcPr>
-          <w:p>
-            <w:pPr>
-              <w:pStyle w:val="TableContents"/>
-              <w:rPr>
-                <w:rFonts w:ascii="Calibri" w:hAnsi="Calibri"/>
-                <w:sz w:val="18"/>
-                <w:szCs w:val="18"/>
-              </w:rPr>
-            </w:pPr>
-            <w:r>
-              <w:rPr>
-                <w:rFonts w:ascii="Calibri" w:hAnsi="Calibri"/>
-                <w:sz w:val="18"/>
-                <w:szCs w:val="18"/>
-              </w:rPr>
-              <w:t>No puede ser nulo</w:t>
-            </w:r>
-          </w:p>
-          <w:p>
-            <w:pPr>
-              <w:pStyle w:val="TableContents"/>
-              <w:rPr>
-                <w:rFonts w:ascii="Calibri" w:hAnsi="Calibri"/>
-                <w:sz w:val="18"/>
-                <w:szCs w:val="18"/>
-              </w:rPr>
-            </w:pPr>
-            <w:r>
-              <w:rPr>
-                <w:rFonts w:ascii="Calibri" w:hAnsi="Calibri"/>
-                <w:sz w:val="18"/>
-                <w:szCs w:val="18"/>
-              </w:rPr>
-              <w:t>Debe ser único</w:t>
             </w:r>
           </w:p>
         </w:tc>
@@ -3879,10 +2996,10 @@
         <w:pStyle w:val="Standard"/>
         <w:rPr>
           <w:rFonts w:ascii="Calibri" w:hAnsi="Calibri"/>
-          <w:b/>
-          <w:bCs/>
-          <w:sz w:val="22"/>
-          <w:szCs w:val="22"/>
+          <w:i/>
+          <w:iCs/>
+          <w:sz w:val="18"/>
+          <w:szCs w:val="18"/>
         </w:rPr>
       </w:pPr>
     </w:p>
@@ -3891,6 +3008,45 @@
         <w:pStyle w:val="Standard"/>
         <w:rPr>
           <w:rFonts w:ascii="Calibri" w:hAnsi="Calibri"/>
+          <w:i/>
+          <w:iCs/>
+          <w:sz w:val="18"/>
+          <w:szCs w:val="18"/>
+        </w:rPr>
+      </w:pPr>
+      <w:r>
+        <w:rPr>
+          <w:rFonts w:ascii="Calibri" w:hAnsi="Calibri"/>
+          <w:i/>
+          <w:iCs/>
+          <w:sz w:val="18"/>
+          <w:szCs w:val="18"/>
+        </w:rPr>
+        <w:t>* Anotación: En esta tabla únicamente se guardan los nombres de las titulaciones que hayan podido obtener los alumnos. El año en el que el alumno haya obtenido la titulación, así como la nota conseguida se almacenará en otra ubicación de la base de datos, relacionada con el alumno y el centro donde haya conseguido la titulación que corresponda.</w:t>
+      </w:r>
+    </w:p>
+    <w:p>
+      <w:pPr>
+        <w:rPr>
+          <w:rFonts w:ascii="Calibri" w:hAnsi="Calibri"/>
+          <w:sz w:val="22"/>
+          <w:szCs w:val="22"/>
+        </w:rPr>
+      </w:pPr>
+      <w:r>
+        <w:rPr>
+          <w:rFonts w:ascii="Calibri" w:hAnsi="Calibri"/>
+          <w:sz w:val="22"/>
+          <w:szCs w:val="22"/>
+        </w:rPr>
+        <w:br w:type="page"/>
+      </w:r>
+    </w:p>
+    <w:p>
+      <w:pPr>
+        <w:pStyle w:val="Standard"/>
+        <w:rPr>
+          <w:rFonts w:ascii="Calibri" w:hAnsi="Calibri"/>
           <w:sz w:val="22"/>
           <w:szCs w:val="22"/>
         </w:rPr>
@@ -3921,7 +3077,7 @@
           <w:sz w:val="22"/>
           <w:szCs w:val="22"/>
         </w:rPr>
-        <w:t>TITULACIÓN</w:t>
+        <w:t>EMPRESA</w:t>
       </w:r>
     </w:p>
     <w:p>
@@ -3939,7 +3095,7 @@
           <w:sz w:val="20"/>
           <w:szCs w:val="20"/>
         </w:rPr>
-        <w:t>Almacena datos básico de las titulaciones.(*)</w:t>
+        <w:t>Almacena información sobre las empresas en las que los alumnos pueden o han realizado la FCT, así como las empresas en las que haya trabajado algún alumno.</w:t>
       </w:r>
     </w:p>
     <w:p>
@@ -3969,12 +3125,6 @@
         <w:gridCol w:w="2410"/>
       </w:tblGrid>
       <w:tr>
-        <w:tblPrEx>
-          <w:tblCellMar>
-            <w:top w:w="0" w:type="dxa"/>
-            <w:bottom w:w="0" w:type="dxa"/>
-          </w:tblCellMar>
-        </w:tblPrEx>
         <w:tc>
           <w:tcPr>
             <w:tcW w:w="2409" w:type="dxa"/>
@@ -4130,116 +3280,104 @@
         </w:tc>
       </w:tr>
       <w:tr>
-        <w:tblPrEx>
-          <w:tblCellMar>
-            <w:top w:w="0" w:type="dxa"/>
-            <w:bottom w:w="0" w:type="dxa"/>
-          </w:tblCellMar>
-        </w:tblPrEx>
-        <w:tc>
-          <w:tcPr>
-            <w:tcW w:w="2409" w:type="dxa"/>
-            <w:tcBorders>
-              <w:left w:val="single" w:sz="2" w:space="0" w:color="000000"/>
-              <w:bottom w:val="single" w:sz="2" w:space="0" w:color="000000"/>
-            </w:tcBorders>
-            <w:tcMar>
-              <w:top w:w="55" w:type="dxa"/>
-              <w:left w:w="55" w:type="dxa"/>
-              <w:bottom w:w="55" w:type="dxa"/>
-              <w:right w:w="55" w:type="dxa"/>
-            </w:tcMar>
-          </w:tcPr>
-          <w:p>
-            <w:pPr>
-              <w:pStyle w:val="TableContents"/>
-              <w:rPr>
-                <w:rFonts w:ascii="Calibri" w:hAnsi="Calibri"/>
-                <w:sz w:val="18"/>
-                <w:szCs w:val="18"/>
-              </w:rPr>
-            </w:pPr>
-            <w:r>
-              <w:rPr>
-                <w:rFonts w:ascii="Calibri" w:hAnsi="Calibri"/>
-                <w:sz w:val="18"/>
-                <w:szCs w:val="18"/>
-              </w:rPr>
-              <w:t>cod_titulacion</w:t>
-            </w:r>
-          </w:p>
-        </w:tc>
-        <w:tc>
-          <w:tcPr>
-            <w:tcW w:w="2409" w:type="dxa"/>
-            <w:tcBorders>
-              <w:left w:val="single" w:sz="2" w:space="0" w:color="000000"/>
-              <w:bottom w:val="single" w:sz="2" w:space="0" w:color="000000"/>
-            </w:tcBorders>
-            <w:tcMar>
-              <w:top w:w="55" w:type="dxa"/>
-              <w:left w:w="55" w:type="dxa"/>
-              <w:bottom w:w="55" w:type="dxa"/>
-              <w:right w:w="55" w:type="dxa"/>
-            </w:tcMar>
-          </w:tcPr>
-          <w:p>
-            <w:pPr>
-              <w:pStyle w:val="TableContents"/>
-              <w:rPr>
-                <w:rFonts w:ascii="Calibri" w:hAnsi="Calibri"/>
-                <w:sz w:val="18"/>
-                <w:szCs w:val="18"/>
-              </w:rPr>
-            </w:pPr>
-            <w:r>
-              <w:rPr>
-                <w:rFonts w:ascii="Calibri" w:hAnsi="Calibri"/>
-                <w:sz w:val="18"/>
-                <w:szCs w:val="18"/>
-              </w:rPr>
-              <w:t xml:space="preserve">Código de referencia para la </w:t>
-            </w:r>
-            <w:r>
-              <w:rPr>
-                <w:rFonts w:ascii="Calibri" w:hAnsi="Calibri"/>
-                <w:sz w:val="18"/>
-                <w:szCs w:val="18"/>
-              </w:rPr>
-              <w:t>titulación</w:t>
-            </w:r>
-          </w:p>
-        </w:tc>
-        <w:tc>
-          <w:tcPr>
-            <w:tcW w:w="2409" w:type="dxa"/>
-            <w:tcBorders>
-              <w:left w:val="single" w:sz="2" w:space="0" w:color="000000"/>
-              <w:bottom w:val="single" w:sz="2" w:space="0" w:color="000000"/>
-            </w:tcBorders>
-            <w:tcMar>
-              <w:top w:w="55" w:type="dxa"/>
-              <w:left w:w="55" w:type="dxa"/>
-              <w:bottom w:w="55" w:type="dxa"/>
-              <w:right w:w="55" w:type="dxa"/>
-            </w:tcMar>
-          </w:tcPr>
-          <w:p>
-            <w:pPr>
-              <w:pStyle w:val="TableContents"/>
-              <w:rPr>
-                <w:rFonts w:ascii="Calibri" w:hAnsi="Calibri"/>
-                <w:sz w:val="18"/>
-                <w:szCs w:val="18"/>
-              </w:rPr>
-            </w:pPr>
-            <w:r>
-              <w:rPr>
-                <w:rFonts w:ascii="Calibri" w:hAnsi="Calibri"/>
-                <w:sz w:val="18"/>
-                <w:szCs w:val="18"/>
-              </w:rPr>
-              <w:t>Numérico 5 caracteres</w:t>
+        <w:tc>
+          <w:tcPr>
+            <w:tcW w:w="2409" w:type="dxa"/>
+            <w:tcBorders>
+              <w:left w:val="single" w:sz="2" w:space="0" w:color="000000"/>
+              <w:bottom w:val="single" w:sz="2" w:space="0" w:color="000000"/>
+            </w:tcBorders>
+            <w:tcMar>
+              <w:top w:w="55" w:type="dxa"/>
+              <w:left w:w="55" w:type="dxa"/>
+              <w:bottom w:w="55" w:type="dxa"/>
+              <w:right w:w="55" w:type="dxa"/>
+            </w:tcMar>
+          </w:tcPr>
+          <w:p>
+            <w:pPr>
+              <w:pStyle w:val="TableContents"/>
+              <w:rPr>
+                <w:rFonts w:ascii="Calibri" w:hAnsi="Calibri"/>
+                <w:sz w:val="18"/>
+                <w:szCs w:val="18"/>
+              </w:rPr>
+            </w:pPr>
+            <w:proofErr w:type="spellStart"/>
+            <w:r>
+              <w:rPr>
+                <w:rFonts w:ascii="Calibri" w:hAnsi="Calibri"/>
+                <w:sz w:val="18"/>
+                <w:szCs w:val="18"/>
+              </w:rPr>
+              <w:t>cif</w:t>
+            </w:r>
+            <w:proofErr w:type="spellEnd"/>
+          </w:p>
+        </w:tc>
+        <w:tc>
+          <w:tcPr>
+            <w:tcW w:w="2409" w:type="dxa"/>
+            <w:tcBorders>
+              <w:left w:val="single" w:sz="2" w:space="0" w:color="000000"/>
+              <w:bottom w:val="single" w:sz="2" w:space="0" w:color="000000"/>
+            </w:tcBorders>
+            <w:tcMar>
+              <w:top w:w="55" w:type="dxa"/>
+              <w:left w:w="55" w:type="dxa"/>
+              <w:bottom w:w="55" w:type="dxa"/>
+              <w:right w:w="55" w:type="dxa"/>
+            </w:tcMar>
+          </w:tcPr>
+          <w:p>
+            <w:pPr>
+              <w:pStyle w:val="TableContents"/>
+              <w:rPr>
+                <w:rFonts w:ascii="Calibri" w:hAnsi="Calibri"/>
+                <w:sz w:val="18"/>
+                <w:szCs w:val="18"/>
+              </w:rPr>
+            </w:pPr>
+            <w:r>
+              <w:rPr>
+                <w:rFonts w:ascii="Calibri" w:hAnsi="Calibri"/>
+                <w:sz w:val="18"/>
+                <w:szCs w:val="18"/>
+              </w:rPr>
+              <w:t>Código de identificación de la empresa</w:t>
+            </w:r>
+          </w:p>
+        </w:tc>
+        <w:tc>
+          <w:tcPr>
+            <w:tcW w:w="2409" w:type="dxa"/>
+            <w:tcBorders>
+              <w:left w:val="single" w:sz="2" w:space="0" w:color="000000"/>
+              <w:bottom w:val="single" w:sz="2" w:space="0" w:color="000000"/>
+            </w:tcBorders>
+            <w:tcMar>
+              <w:top w:w="55" w:type="dxa"/>
+              <w:left w:w="55" w:type="dxa"/>
+              <w:bottom w:w="55" w:type="dxa"/>
+              <w:right w:w="55" w:type="dxa"/>
+            </w:tcMar>
+          </w:tcPr>
+          <w:p>
+            <w:pPr>
+              <w:pStyle w:val="TableContents"/>
+              <w:rPr>
+                <w:rFonts w:ascii="Calibri" w:hAnsi="Calibri"/>
+                <w:sz w:val="18"/>
+                <w:szCs w:val="18"/>
+              </w:rPr>
+            </w:pPr>
+            <w:r>
+              <w:rPr>
+                <w:rFonts w:ascii="Calibri" w:hAnsi="Calibri"/>
+                <w:sz w:val="18"/>
+                <w:szCs w:val="18"/>
+              </w:rPr>
+              <w:t>Texto de 9 caracteres.</w:t>
             </w:r>
           </w:p>
         </w:tc>
@@ -4274,98 +3412,74 @@
                 <w:szCs w:val="18"/>
               </w:rPr>
               <w:t>PK – Clave Primaria</w:t>
-            </w:r>
-          </w:p>
-          <w:p>
-            <w:pPr>
-              <w:pStyle w:val="TableContents"/>
-              <w:rPr>
-                <w:rFonts w:ascii="Calibri" w:hAnsi="Calibri"/>
-                <w:sz w:val="18"/>
-                <w:szCs w:val="18"/>
-              </w:rPr>
-            </w:pPr>
-            <w:r>
-              <w:rPr>
-                <w:rFonts w:ascii="Calibri" w:hAnsi="Calibri"/>
-                <w:sz w:val="18"/>
-                <w:szCs w:val="18"/>
-              </w:rPr>
-              <w:t>Autoincremental</w:t>
             </w:r>
           </w:p>
         </w:tc>
       </w:tr>
       <w:tr>
-        <w:tblPrEx>
-          <w:tblCellMar>
-            <w:top w:w="0" w:type="dxa"/>
-            <w:bottom w:w="0" w:type="dxa"/>
-          </w:tblCellMar>
-        </w:tblPrEx>
-        <w:tc>
-          <w:tcPr>
-            <w:tcW w:w="2409" w:type="dxa"/>
-            <w:tcBorders>
-              <w:left w:val="single" w:sz="2" w:space="0" w:color="000000"/>
-              <w:bottom w:val="single" w:sz="2" w:space="0" w:color="000000"/>
-            </w:tcBorders>
-            <w:tcMar>
-              <w:top w:w="55" w:type="dxa"/>
-              <w:left w:w="55" w:type="dxa"/>
-              <w:bottom w:w="55" w:type="dxa"/>
-              <w:right w:w="55" w:type="dxa"/>
-            </w:tcMar>
-          </w:tcPr>
-          <w:p>
-            <w:pPr>
-              <w:pStyle w:val="TableContents"/>
-              <w:rPr>
-                <w:rFonts w:ascii="Calibri" w:hAnsi="Calibri"/>
-                <w:sz w:val="18"/>
-                <w:szCs w:val="18"/>
-              </w:rPr>
-            </w:pPr>
-            <w:r>
-              <w:rPr>
-                <w:rFonts w:ascii="Calibri" w:hAnsi="Calibri"/>
-                <w:sz w:val="18"/>
-                <w:szCs w:val="18"/>
-              </w:rPr>
-              <w:t>nombre_titulacion</w:t>
-            </w:r>
-          </w:p>
-        </w:tc>
-        <w:tc>
-          <w:tcPr>
-            <w:tcW w:w="2409" w:type="dxa"/>
-            <w:tcBorders>
-              <w:left w:val="single" w:sz="2" w:space="0" w:color="000000"/>
-              <w:bottom w:val="single" w:sz="2" w:space="0" w:color="000000"/>
-            </w:tcBorders>
-            <w:tcMar>
-              <w:top w:w="55" w:type="dxa"/>
-              <w:left w:w="55" w:type="dxa"/>
-              <w:bottom w:w="55" w:type="dxa"/>
-              <w:right w:w="55" w:type="dxa"/>
-            </w:tcMar>
-          </w:tcPr>
-          <w:p>
-            <w:pPr>
-              <w:pStyle w:val="TableContents"/>
-              <w:rPr>
-                <w:rFonts w:ascii="Calibri" w:hAnsi="Calibri"/>
-                <w:sz w:val="18"/>
-                <w:szCs w:val="18"/>
-              </w:rPr>
-            </w:pPr>
-            <w:r>
-              <w:rPr>
-                <w:rFonts w:ascii="Calibri" w:hAnsi="Calibri"/>
-                <w:sz w:val="18"/>
-                <w:szCs w:val="18"/>
-              </w:rPr>
-              <w:t>Nombre de la titulación</w:t>
+        <w:tc>
+          <w:tcPr>
+            <w:tcW w:w="2409" w:type="dxa"/>
+            <w:tcBorders>
+              <w:left w:val="single" w:sz="2" w:space="0" w:color="000000"/>
+              <w:bottom w:val="single" w:sz="2" w:space="0" w:color="000000"/>
+            </w:tcBorders>
+            <w:tcMar>
+              <w:top w:w="55" w:type="dxa"/>
+              <w:left w:w="55" w:type="dxa"/>
+              <w:bottom w:w="55" w:type="dxa"/>
+              <w:right w:w="55" w:type="dxa"/>
+            </w:tcMar>
+          </w:tcPr>
+          <w:p>
+            <w:pPr>
+              <w:pStyle w:val="TableContents"/>
+              <w:rPr>
+                <w:rFonts w:ascii="Calibri" w:hAnsi="Calibri"/>
+                <w:sz w:val="18"/>
+                <w:szCs w:val="18"/>
+              </w:rPr>
+            </w:pPr>
+            <w:r>
+              <w:rPr>
+                <w:rFonts w:ascii="Calibri" w:hAnsi="Calibri"/>
+                <w:sz w:val="18"/>
+                <w:szCs w:val="18"/>
+              </w:rPr>
+              <w:t>nombre</w:t>
+            </w:r>
+          </w:p>
+        </w:tc>
+        <w:tc>
+          <w:tcPr>
+            <w:tcW w:w="2409" w:type="dxa"/>
+            <w:tcBorders>
+              <w:left w:val="single" w:sz="2" w:space="0" w:color="000000"/>
+              <w:bottom w:val="single" w:sz="2" w:space="0" w:color="000000"/>
+            </w:tcBorders>
+            <w:tcMar>
+              <w:top w:w="55" w:type="dxa"/>
+              <w:left w:w="55" w:type="dxa"/>
+              <w:bottom w:w="55" w:type="dxa"/>
+              <w:right w:w="55" w:type="dxa"/>
+            </w:tcMar>
+          </w:tcPr>
+          <w:p>
+            <w:pPr>
+              <w:pStyle w:val="TableContents"/>
+              <w:rPr>
+                <w:rFonts w:ascii="Calibri" w:hAnsi="Calibri"/>
+                <w:sz w:val="18"/>
+                <w:szCs w:val="18"/>
+              </w:rPr>
+            </w:pPr>
+            <w:r>
+              <w:rPr>
+                <w:rFonts w:ascii="Calibri" w:hAnsi="Calibri"/>
+                <w:sz w:val="18"/>
+                <w:szCs w:val="18"/>
+              </w:rPr>
+              <w:t>Nombre o Razón Social</w:t>
             </w:r>
           </w:p>
         </w:tc>
@@ -4433,6 +3547,723 @@
                 <w:szCs w:val="18"/>
               </w:rPr>
               <w:t>No puede ser nulo</w:t>
+            </w:r>
+          </w:p>
+        </w:tc>
+      </w:tr>
+      <w:tr>
+        <w:tc>
+          <w:tcPr>
+            <w:tcW w:w="2409" w:type="dxa"/>
+            <w:tcBorders>
+              <w:left w:val="single" w:sz="2" w:space="0" w:color="000000"/>
+              <w:bottom w:val="single" w:sz="2" w:space="0" w:color="000000"/>
+            </w:tcBorders>
+            <w:tcMar>
+              <w:top w:w="55" w:type="dxa"/>
+              <w:left w:w="55" w:type="dxa"/>
+              <w:bottom w:w="55" w:type="dxa"/>
+              <w:right w:w="55" w:type="dxa"/>
+            </w:tcMar>
+          </w:tcPr>
+          <w:p>
+            <w:pPr>
+              <w:pStyle w:val="TableContents"/>
+              <w:rPr>
+                <w:rFonts w:ascii="Calibri" w:hAnsi="Calibri"/>
+                <w:sz w:val="18"/>
+                <w:szCs w:val="18"/>
+              </w:rPr>
+            </w:pPr>
+            <w:proofErr w:type="spellStart"/>
+            <w:r>
+              <w:rPr>
+                <w:rFonts w:ascii="Calibri" w:hAnsi="Calibri"/>
+                <w:sz w:val="18"/>
+                <w:szCs w:val="18"/>
+              </w:rPr>
+              <w:t>num_convenio</w:t>
+            </w:r>
+            <w:proofErr w:type="spellEnd"/>
+          </w:p>
+        </w:tc>
+        <w:tc>
+          <w:tcPr>
+            <w:tcW w:w="2409" w:type="dxa"/>
+            <w:tcBorders>
+              <w:left w:val="single" w:sz="2" w:space="0" w:color="000000"/>
+              <w:bottom w:val="single" w:sz="2" w:space="0" w:color="000000"/>
+            </w:tcBorders>
+            <w:tcMar>
+              <w:top w:w="55" w:type="dxa"/>
+              <w:left w:w="55" w:type="dxa"/>
+              <w:bottom w:w="55" w:type="dxa"/>
+              <w:right w:w="55" w:type="dxa"/>
+            </w:tcMar>
+          </w:tcPr>
+          <w:p>
+            <w:pPr>
+              <w:pStyle w:val="TableContents"/>
+              <w:rPr>
+                <w:rFonts w:ascii="Calibri" w:hAnsi="Calibri"/>
+                <w:sz w:val="18"/>
+                <w:szCs w:val="18"/>
+              </w:rPr>
+            </w:pPr>
+            <w:r>
+              <w:rPr>
+                <w:rFonts w:ascii="Calibri" w:hAnsi="Calibri"/>
+                <w:sz w:val="18"/>
+                <w:szCs w:val="18"/>
+              </w:rPr>
+              <w:t>Número de convenio que tenga la empresa con el centro, para hacer la FCT.</w:t>
+            </w:r>
+          </w:p>
+        </w:tc>
+        <w:tc>
+          <w:tcPr>
+            <w:tcW w:w="2409" w:type="dxa"/>
+            <w:tcBorders>
+              <w:left w:val="single" w:sz="2" w:space="0" w:color="000000"/>
+              <w:bottom w:val="single" w:sz="2" w:space="0" w:color="000000"/>
+            </w:tcBorders>
+            <w:tcMar>
+              <w:top w:w="55" w:type="dxa"/>
+              <w:left w:w="55" w:type="dxa"/>
+              <w:bottom w:w="55" w:type="dxa"/>
+              <w:right w:w="55" w:type="dxa"/>
+            </w:tcMar>
+          </w:tcPr>
+          <w:p>
+            <w:pPr>
+              <w:pStyle w:val="TableContents"/>
+              <w:rPr>
+                <w:rFonts w:ascii="Calibri" w:hAnsi="Calibri"/>
+                <w:sz w:val="18"/>
+                <w:szCs w:val="18"/>
+              </w:rPr>
+            </w:pPr>
+            <w:r>
+              <w:rPr>
+                <w:rFonts w:ascii="Calibri" w:hAnsi="Calibri"/>
+                <w:sz w:val="18"/>
+                <w:szCs w:val="18"/>
+              </w:rPr>
+              <w:t>Numérico de 5 dígitos</w:t>
+            </w:r>
+          </w:p>
+        </w:tc>
+        <w:tc>
+          <w:tcPr>
+            <w:tcW w:w="2410" w:type="dxa"/>
+            <w:tcBorders>
+              <w:left w:val="single" w:sz="2" w:space="0" w:color="000000"/>
+              <w:bottom w:val="single" w:sz="2" w:space="0" w:color="000000"/>
+              <w:right w:val="single" w:sz="2" w:space="0" w:color="000000"/>
+            </w:tcBorders>
+            <w:tcMar>
+              <w:top w:w="55" w:type="dxa"/>
+              <w:left w:w="55" w:type="dxa"/>
+              <w:bottom w:w="55" w:type="dxa"/>
+              <w:right w:w="55" w:type="dxa"/>
+            </w:tcMar>
+          </w:tcPr>
+          <w:p>
+            <w:pPr>
+              <w:pStyle w:val="TableContents"/>
+              <w:rPr>
+                <w:rFonts w:ascii="Calibri" w:hAnsi="Calibri"/>
+                <w:sz w:val="18"/>
+                <w:szCs w:val="18"/>
+              </w:rPr>
+            </w:pPr>
+            <w:r>
+              <w:rPr>
+                <w:rFonts w:ascii="Calibri" w:hAnsi="Calibri"/>
+                <w:sz w:val="18"/>
+                <w:szCs w:val="18"/>
+              </w:rPr>
+              <w:t>Puede ser nulo, si la empresa no tiene convenio con el centro.</w:t>
+            </w:r>
+          </w:p>
+          <w:p>
+            <w:pPr>
+              <w:pStyle w:val="TableContents"/>
+              <w:rPr>
+                <w:rFonts w:ascii="Calibri" w:hAnsi="Calibri"/>
+                <w:sz w:val="18"/>
+                <w:szCs w:val="18"/>
+              </w:rPr>
+            </w:pPr>
+            <w:r>
+              <w:rPr>
+                <w:rFonts w:ascii="Calibri" w:hAnsi="Calibri"/>
+                <w:sz w:val="18"/>
+                <w:szCs w:val="18"/>
+              </w:rPr>
+              <w:t>Debe ser único.</w:t>
+            </w:r>
+          </w:p>
+        </w:tc>
+      </w:tr>
+      <w:tr>
+        <w:tc>
+          <w:tcPr>
+            <w:tcW w:w="2409" w:type="dxa"/>
+            <w:tcBorders>
+              <w:left w:val="single" w:sz="2" w:space="0" w:color="000000"/>
+              <w:bottom w:val="single" w:sz="2" w:space="0" w:color="000000"/>
+            </w:tcBorders>
+            <w:tcMar>
+              <w:top w:w="55" w:type="dxa"/>
+              <w:left w:w="55" w:type="dxa"/>
+              <w:bottom w:w="55" w:type="dxa"/>
+              <w:right w:w="55" w:type="dxa"/>
+            </w:tcMar>
+          </w:tcPr>
+          <w:p>
+            <w:pPr>
+              <w:pStyle w:val="TableContents"/>
+              <w:rPr>
+                <w:rFonts w:ascii="Calibri" w:hAnsi="Calibri"/>
+                <w:sz w:val="18"/>
+                <w:szCs w:val="18"/>
+              </w:rPr>
+            </w:pPr>
+            <w:proofErr w:type="spellStart"/>
+            <w:r>
+              <w:rPr>
+                <w:rFonts w:ascii="Calibri" w:hAnsi="Calibri"/>
+                <w:sz w:val="18"/>
+                <w:szCs w:val="18"/>
+              </w:rPr>
+              <w:t>direccion</w:t>
+            </w:r>
+            <w:proofErr w:type="spellEnd"/>
+          </w:p>
+        </w:tc>
+        <w:tc>
+          <w:tcPr>
+            <w:tcW w:w="2409" w:type="dxa"/>
+            <w:tcBorders>
+              <w:left w:val="single" w:sz="2" w:space="0" w:color="000000"/>
+              <w:bottom w:val="single" w:sz="2" w:space="0" w:color="000000"/>
+            </w:tcBorders>
+            <w:tcMar>
+              <w:top w:w="55" w:type="dxa"/>
+              <w:left w:w="55" w:type="dxa"/>
+              <w:bottom w:w="55" w:type="dxa"/>
+              <w:right w:w="55" w:type="dxa"/>
+            </w:tcMar>
+          </w:tcPr>
+          <w:p>
+            <w:pPr>
+              <w:pStyle w:val="TableContents"/>
+              <w:rPr>
+                <w:rFonts w:ascii="Calibri" w:hAnsi="Calibri"/>
+                <w:sz w:val="18"/>
+                <w:szCs w:val="18"/>
+              </w:rPr>
+            </w:pPr>
+            <w:r>
+              <w:rPr>
+                <w:rFonts w:ascii="Calibri" w:hAnsi="Calibri"/>
+                <w:sz w:val="18"/>
+                <w:szCs w:val="18"/>
+              </w:rPr>
+              <w:t>Dirección Postal</w:t>
+            </w:r>
+          </w:p>
+        </w:tc>
+        <w:tc>
+          <w:tcPr>
+            <w:tcW w:w="2409" w:type="dxa"/>
+            <w:tcBorders>
+              <w:left w:val="single" w:sz="2" w:space="0" w:color="000000"/>
+              <w:bottom w:val="single" w:sz="2" w:space="0" w:color="000000"/>
+            </w:tcBorders>
+            <w:tcMar>
+              <w:top w:w="55" w:type="dxa"/>
+              <w:left w:w="55" w:type="dxa"/>
+              <w:bottom w:w="55" w:type="dxa"/>
+              <w:right w:w="55" w:type="dxa"/>
+            </w:tcMar>
+          </w:tcPr>
+          <w:p>
+            <w:pPr>
+              <w:pStyle w:val="TableContents"/>
+              <w:rPr>
+                <w:rFonts w:ascii="Calibri" w:hAnsi="Calibri"/>
+                <w:sz w:val="18"/>
+                <w:szCs w:val="18"/>
+              </w:rPr>
+            </w:pPr>
+            <w:r>
+              <w:rPr>
+                <w:rFonts w:ascii="Calibri" w:hAnsi="Calibri"/>
+                <w:sz w:val="18"/>
+                <w:szCs w:val="18"/>
+              </w:rPr>
+              <w:t>Texto de 50 caracteres</w:t>
+            </w:r>
+          </w:p>
+        </w:tc>
+        <w:tc>
+          <w:tcPr>
+            <w:tcW w:w="2410" w:type="dxa"/>
+            <w:tcBorders>
+              <w:left w:val="single" w:sz="2" w:space="0" w:color="000000"/>
+              <w:bottom w:val="single" w:sz="2" w:space="0" w:color="000000"/>
+              <w:right w:val="single" w:sz="2" w:space="0" w:color="000000"/>
+            </w:tcBorders>
+            <w:tcMar>
+              <w:top w:w="55" w:type="dxa"/>
+              <w:left w:w="55" w:type="dxa"/>
+              <w:bottom w:w="55" w:type="dxa"/>
+              <w:right w:w="55" w:type="dxa"/>
+            </w:tcMar>
+          </w:tcPr>
+          <w:p>
+            <w:pPr>
+              <w:pStyle w:val="TableContents"/>
+              <w:rPr>
+                <w:rFonts w:ascii="Calibri" w:hAnsi="Calibri"/>
+                <w:sz w:val="18"/>
+                <w:szCs w:val="18"/>
+              </w:rPr>
+            </w:pPr>
+            <w:r>
+              <w:rPr>
+                <w:rFonts w:ascii="Calibri" w:hAnsi="Calibri"/>
+                <w:sz w:val="18"/>
+                <w:szCs w:val="18"/>
+              </w:rPr>
+              <w:t>No puede ser nulo</w:t>
+            </w:r>
+          </w:p>
+        </w:tc>
+      </w:tr>
+      <w:tr>
+        <w:tc>
+          <w:tcPr>
+            <w:tcW w:w="2409" w:type="dxa"/>
+            <w:tcBorders>
+              <w:left w:val="single" w:sz="2" w:space="0" w:color="000000"/>
+              <w:bottom w:val="single" w:sz="2" w:space="0" w:color="000000"/>
+            </w:tcBorders>
+            <w:tcMar>
+              <w:top w:w="55" w:type="dxa"/>
+              <w:left w:w="55" w:type="dxa"/>
+              <w:bottom w:w="55" w:type="dxa"/>
+              <w:right w:w="55" w:type="dxa"/>
+            </w:tcMar>
+          </w:tcPr>
+          <w:p>
+            <w:pPr>
+              <w:pStyle w:val="TableContents"/>
+              <w:rPr>
+                <w:rFonts w:ascii="Calibri" w:hAnsi="Calibri"/>
+                <w:sz w:val="18"/>
+                <w:szCs w:val="18"/>
+              </w:rPr>
+            </w:pPr>
+            <w:r>
+              <w:rPr>
+                <w:rFonts w:ascii="Calibri" w:hAnsi="Calibri"/>
+                <w:sz w:val="18"/>
+                <w:szCs w:val="18"/>
+              </w:rPr>
+              <w:t>municipio</w:t>
+            </w:r>
+          </w:p>
+        </w:tc>
+        <w:tc>
+          <w:tcPr>
+            <w:tcW w:w="2409" w:type="dxa"/>
+            <w:tcBorders>
+              <w:left w:val="single" w:sz="2" w:space="0" w:color="000000"/>
+              <w:bottom w:val="single" w:sz="2" w:space="0" w:color="000000"/>
+            </w:tcBorders>
+            <w:tcMar>
+              <w:top w:w="55" w:type="dxa"/>
+              <w:left w:w="55" w:type="dxa"/>
+              <w:bottom w:w="55" w:type="dxa"/>
+              <w:right w:w="55" w:type="dxa"/>
+            </w:tcMar>
+          </w:tcPr>
+          <w:p>
+            <w:pPr>
+              <w:pStyle w:val="TableContents"/>
+              <w:rPr>
+                <w:rFonts w:ascii="Calibri" w:hAnsi="Calibri"/>
+                <w:sz w:val="18"/>
+                <w:szCs w:val="18"/>
+              </w:rPr>
+            </w:pPr>
+            <w:r>
+              <w:rPr>
+                <w:rFonts w:ascii="Calibri" w:hAnsi="Calibri"/>
+                <w:sz w:val="18"/>
+                <w:szCs w:val="18"/>
+              </w:rPr>
+              <w:t>Ciudad de residencia</w:t>
+            </w:r>
+          </w:p>
+        </w:tc>
+        <w:tc>
+          <w:tcPr>
+            <w:tcW w:w="2409" w:type="dxa"/>
+            <w:tcBorders>
+              <w:left w:val="single" w:sz="2" w:space="0" w:color="000000"/>
+              <w:bottom w:val="single" w:sz="2" w:space="0" w:color="000000"/>
+            </w:tcBorders>
+            <w:tcMar>
+              <w:top w:w="55" w:type="dxa"/>
+              <w:left w:w="55" w:type="dxa"/>
+              <w:bottom w:w="55" w:type="dxa"/>
+              <w:right w:w="55" w:type="dxa"/>
+            </w:tcMar>
+          </w:tcPr>
+          <w:p>
+            <w:pPr>
+              <w:pStyle w:val="TableContents"/>
+              <w:rPr>
+                <w:rFonts w:ascii="Calibri" w:hAnsi="Calibri"/>
+                <w:sz w:val="18"/>
+                <w:szCs w:val="18"/>
+              </w:rPr>
+            </w:pPr>
+            <w:r>
+              <w:rPr>
+                <w:rFonts w:ascii="Calibri" w:hAnsi="Calibri"/>
+                <w:sz w:val="18"/>
+                <w:szCs w:val="18"/>
+              </w:rPr>
+              <w:t>Texto de 20 caracteres</w:t>
+            </w:r>
+          </w:p>
+        </w:tc>
+        <w:tc>
+          <w:tcPr>
+            <w:tcW w:w="2410" w:type="dxa"/>
+            <w:tcBorders>
+              <w:left w:val="single" w:sz="2" w:space="0" w:color="000000"/>
+              <w:bottom w:val="single" w:sz="2" w:space="0" w:color="000000"/>
+              <w:right w:val="single" w:sz="2" w:space="0" w:color="000000"/>
+            </w:tcBorders>
+            <w:tcMar>
+              <w:top w:w="55" w:type="dxa"/>
+              <w:left w:w="55" w:type="dxa"/>
+              <w:bottom w:w="55" w:type="dxa"/>
+              <w:right w:w="55" w:type="dxa"/>
+            </w:tcMar>
+          </w:tcPr>
+          <w:p>
+            <w:pPr>
+              <w:pStyle w:val="TableContents"/>
+              <w:rPr>
+                <w:rFonts w:ascii="Calibri" w:hAnsi="Calibri"/>
+                <w:sz w:val="18"/>
+                <w:szCs w:val="18"/>
+              </w:rPr>
+            </w:pPr>
+            <w:r>
+              <w:rPr>
+                <w:rFonts w:ascii="Calibri" w:hAnsi="Calibri"/>
+                <w:sz w:val="18"/>
+                <w:szCs w:val="18"/>
+              </w:rPr>
+              <w:t>No puede ser nulo</w:t>
+            </w:r>
+          </w:p>
+        </w:tc>
+      </w:tr>
+      <w:tr>
+        <w:tc>
+          <w:tcPr>
+            <w:tcW w:w="2409" w:type="dxa"/>
+            <w:tcBorders>
+              <w:left w:val="single" w:sz="2" w:space="0" w:color="000000"/>
+              <w:bottom w:val="single" w:sz="2" w:space="0" w:color="000000"/>
+            </w:tcBorders>
+            <w:tcMar>
+              <w:top w:w="55" w:type="dxa"/>
+              <w:left w:w="55" w:type="dxa"/>
+              <w:bottom w:w="55" w:type="dxa"/>
+              <w:right w:w="55" w:type="dxa"/>
+            </w:tcMar>
+          </w:tcPr>
+          <w:p>
+            <w:pPr>
+              <w:pStyle w:val="TableContents"/>
+              <w:rPr>
+                <w:rFonts w:ascii="Calibri" w:hAnsi="Calibri"/>
+                <w:sz w:val="18"/>
+                <w:szCs w:val="18"/>
+              </w:rPr>
+            </w:pPr>
+            <w:proofErr w:type="spellStart"/>
+            <w:r>
+              <w:rPr>
+                <w:rFonts w:ascii="Calibri" w:hAnsi="Calibri"/>
+                <w:sz w:val="18"/>
+                <w:szCs w:val="18"/>
+              </w:rPr>
+              <w:t>cod_postal</w:t>
+            </w:r>
+            <w:proofErr w:type="spellEnd"/>
+          </w:p>
+        </w:tc>
+        <w:tc>
+          <w:tcPr>
+            <w:tcW w:w="2409" w:type="dxa"/>
+            <w:tcBorders>
+              <w:left w:val="single" w:sz="2" w:space="0" w:color="000000"/>
+              <w:bottom w:val="single" w:sz="2" w:space="0" w:color="000000"/>
+            </w:tcBorders>
+            <w:tcMar>
+              <w:top w:w="55" w:type="dxa"/>
+              <w:left w:w="55" w:type="dxa"/>
+              <w:bottom w:w="55" w:type="dxa"/>
+              <w:right w:w="55" w:type="dxa"/>
+            </w:tcMar>
+          </w:tcPr>
+          <w:p>
+            <w:pPr>
+              <w:pStyle w:val="TableContents"/>
+              <w:rPr>
+                <w:rFonts w:ascii="Calibri" w:hAnsi="Calibri"/>
+                <w:sz w:val="18"/>
+                <w:szCs w:val="18"/>
+              </w:rPr>
+            </w:pPr>
+            <w:r>
+              <w:rPr>
+                <w:rFonts w:ascii="Calibri" w:hAnsi="Calibri"/>
+                <w:sz w:val="18"/>
+                <w:szCs w:val="18"/>
+              </w:rPr>
+              <w:t>Código postal</w:t>
+            </w:r>
+          </w:p>
+        </w:tc>
+        <w:tc>
+          <w:tcPr>
+            <w:tcW w:w="2409" w:type="dxa"/>
+            <w:tcBorders>
+              <w:left w:val="single" w:sz="2" w:space="0" w:color="000000"/>
+              <w:bottom w:val="single" w:sz="2" w:space="0" w:color="000000"/>
+            </w:tcBorders>
+            <w:tcMar>
+              <w:top w:w="55" w:type="dxa"/>
+              <w:left w:w="55" w:type="dxa"/>
+              <w:bottom w:w="55" w:type="dxa"/>
+              <w:right w:w="55" w:type="dxa"/>
+            </w:tcMar>
+          </w:tcPr>
+          <w:p>
+            <w:pPr>
+              <w:pStyle w:val="TableContents"/>
+              <w:rPr>
+                <w:rFonts w:ascii="Calibri" w:hAnsi="Calibri"/>
+                <w:sz w:val="18"/>
+                <w:szCs w:val="18"/>
+              </w:rPr>
+            </w:pPr>
+            <w:r>
+              <w:rPr>
+                <w:rFonts w:ascii="Calibri" w:hAnsi="Calibri"/>
+                <w:sz w:val="18"/>
+                <w:szCs w:val="18"/>
+              </w:rPr>
+              <w:t>Numérico de 5 dígitos.</w:t>
+            </w:r>
+          </w:p>
+        </w:tc>
+        <w:tc>
+          <w:tcPr>
+            <w:tcW w:w="2410" w:type="dxa"/>
+            <w:tcBorders>
+              <w:left w:val="single" w:sz="2" w:space="0" w:color="000000"/>
+              <w:bottom w:val="single" w:sz="2" w:space="0" w:color="000000"/>
+              <w:right w:val="single" w:sz="2" w:space="0" w:color="000000"/>
+            </w:tcBorders>
+            <w:tcMar>
+              <w:top w:w="55" w:type="dxa"/>
+              <w:left w:w="55" w:type="dxa"/>
+              <w:bottom w:w="55" w:type="dxa"/>
+              <w:right w:w="55" w:type="dxa"/>
+            </w:tcMar>
+          </w:tcPr>
+          <w:p>
+            <w:pPr>
+              <w:pStyle w:val="TableContents"/>
+              <w:rPr>
+                <w:rFonts w:ascii="Calibri" w:hAnsi="Calibri"/>
+                <w:sz w:val="18"/>
+                <w:szCs w:val="18"/>
+              </w:rPr>
+            </w:pPr>
+            <w:r>
+              <w:rPr>
+                <w:rFonts w:ascii="Calibri" w:hAnsi="Calibri"/>
+                <w:sz w:val="18"/>
+                <w:szCs w:val="18"/>
+              </w:rPr>
+              <w:t>No puede ser nulo</w:t>
+            </w:r>
+          </w:p>
+        </w:tc>
+      </w:tr>
+      <w:tr>
+        <w:tc>
+          <w:tcPr>
+            <w:tcW w:w="2409" w:type="dxa"/>
+            <w:tcBorders>
+              <w:left w:val="single" w:sz="2" w:space="0" w:color="000000"/>
+              <w:bottom w:val="single" w:sz="2" w:space="0" w:color="000000"/>
+            </w:tcBorders>
+            <w:tcMar>
+              <w:top w:w="55" w:type="dxa"/>
+              <w:left w:w="55" w:type="dxa"/>
+              <w:bottom w:w="55" w:type="dxa"/>
+              <w:right w:w="55" w:type="dxa"/>
+            </w:tcMar>
+          </w:tcPr>
+          <w:p>
+            <w:pPr>
+              <w:pStyle w:val="TableContents"/>
+              <w:rPr>
+                <w:rFonts w:ascii="Calibri" w:hAnsi="Calibri"/>
+                <w:sz w:val="18"/>
+                <w:szCs w:val="18"/>
+              </w:rPr>
+            </w:pPr>
+            <w:r>
+              <w:rPr>
+                <w:rFonts w:ascii="Calibri" w:hAnsi="Calibri"/>
+                <w:sz w:val="18"/>
+                <w:szCs w:val="18"/>
+              </w:rPr>
+              <w:t>email</w:t>
+            </w:r>
+          </w:p>
+        </w:tc>
+        <w:tc>
+          <w:tcPr>
+            <w:tcW w:w="2409" w:type="dxa"/>
+            <w:tcBorders>
+              <w:left w:val="single" w:sz="2" w:space="0" w:color="000000"/>
+              <w:bottom w:val="single" w:sz="2" w:space="0" w:color="000000"/>
+            </w:tcBorders>
+            <w:tcMar>
+              <w:top w:w="55" w:type="dxa"/>
+              <w:left w:w="55" w:type="dxa"/>
+              <w:bottom w:w="55" w:type="dxa"/>
+              <w:right w:w="55" w:type="dxa"/>
+            </w:tcMar>
+          </w:tcPr>
+          <w:p>
+            <w:pPr>
+              <w:pStyle w:val="TableContents"/>
+              <w:rPr>
+                <w:rFonts w:ascii="Calibri" w:hAnsi="Calibri"/>
+                <w:sz w:val="18"/>
+                <w:szCs w:val="18"/>
+              </w:rPr>
+            </w:pPr>
+            <w:r>
+              <w:rPr>
+                <w:rFonts w:ascii="Calibri" w:hAnsi="Calibri"/>
+                <w:sz w:val="18"/>
+                <w:szCs w:val="18"/>
+              </w:rPr>
+              <w:t>Correo electrónico</w:t>
+            </w:r>
+          </w:p>
+        </w:tc>
+        <w:tc>
+          <w:tcPr>
+            <w:tcW w:w="2409" w:type="dxa"/>
+            <w:tcBorders>
+              <w:left w:val="single" w:sz="2" w:space="0" w:color="000000"/>
+              <w:bottom w:val="single" w:sz="2" w:space="0" w:color="000000"/>
+            </w:tcBorders>
+            <w:tcMar>
+              <w:top w:w="55" w:type="dxa"/>
+              <w:left w:w="55" w:type="dxa"/>
+              <w:bottom w:w="55" w:type="dxa"/>
+              <w:right w:w="55" w:type="dxa"/>
+            </w:tcMar>
+          </w:tcPr>
+          <w:p>
+            <w:pPr>
+              <w:pStyle w:val="TableContents"/>
+              <w:rPr>
+                <w:rFonts w:ascii="Calibri" w:hAnsi="Calibri"/>
+                <w:sz w:val="18"/>
+                <w:szCs w:val="18"/>
+              </w:rPr>
+            </w:pPr>
+            <w:r>
+              <w:rPr>
+                <w:rFonts w:ascii="Calibri" w:hAnsi="Calibri"/>
+                <w:sz w:val="18"/>
+                <w:szCs w:val="18"/>
+              </w:rPr>
+              <w:t>Texto de 30 caracteres</w:t>
+            </w:r>
+          </w:p>
+        </w:tc>
+        <w:tc>
+          <w:tcPr>
+            <w:tcW w:w="2410" w:type="dxa"/>
+            <w:tcBorders>
+              <w:left w:val="single" w:sz="2" w:space="0" w:color="000000"/>
+              <w:bottom w:val="single" w:sz="2" w:space="0" w:color="000000"/>
+              <w:right w:val="single" w:sz="2" w:space="0" w:color="000000"/>
+            </w:tcBorders>
+            <w:tcMar>
+              <w:top w:w="55" w:type="dxa"/>
+              <w:left w:w="55" w:type="dxa"/>
+              <w:bottom w:w="55" w:type="dxa"/>
+              <w:right w:w="55" w:type="dxa"/>
+            </w:tcMar>
+          </w:tcPr>
+          <w:p>
+            <w:pPr>
+              <w:pStyle w:val="TableContents"/>
+              <w:rPr>
+                <w:rFonts w:ascii="Calibri" w:hAnsi="Calibri"/>
+                <w:sz w:val="18"/>
+                <w:szCs w:val="18"/>
+              </w:rPr>
+            </w:pPr>
+            <w:r>
+              <w:rPr>
+                <w:rFonts w:ascii="Calibri" w:hAnsi="Calibri"/>
+                <w:sz w:val="18"/>
+                <w:szCs w:val="18"/>
+              </w:rPr>
+              <w:t>No puede ser nulo</w:t>
+            </w:r>
+          </w:p>
+          <w:p>
+            <w:pPr>
+              <w:pStyle w:val="TableContents"/>
+              <w:rPr>
+                <w:rFonts w:ascii="Calibri" w:hAnsi="Calibri"/>
+                <w:sz w:val="18"/>
+                <w:szCs w:val="18"/>
+              </w:rPr>
+            </w:pPr>
+            <w:r>
+              <w:rPr>
+                <w:rFonts w:ascii="Calibri" w:hAnsi="Calibri"/>
+                <w:sz w:val="18"/>
+                <w:szCs w:val="18"/>
+              </w:rPr>
+              <w:t>Debe ser único</w:t>
             </w:r>
           </w:p>
         </w:tc>
@@ -4443,61 +4274,8 @@
         <w:pStyle w:val="Standard"/>
         <w:rPr>
           <w:rFonts w:ascii="Calibri" w:hAnsi="Calibri"/>
-          <w:i/>
-          <w:iCs/>
-          <w:sz w:val="18"/>
-          <w:szCs w:val="18"/>
-        </w:rPr>
-      </w:pPr>
-    </w:p>
-    <w:p>
-      <w:pPr>
-        <w:pStyle w:val="Standard"/>
-        <w:rPr>
-          <w:rFonts w:ascii="Calibri" w:hAnsi="Calibri"/>
-          <w:i/>
-          <w:iCs/>
-          <w:sz w:val="18"/>
-          <w:szCs w:val="18"/>
-        </w:rPr>
-      </w:pPr>
-      <w:r>
-        <w:rPr>
-          <w:rFonts w:ascii="Calibri" w:hAnsi="Calibri"/>
-          <w:i/>
-          <w:iCs/>
-          <w:sz w:val="18"/>
-          <w:szCs w:val="18"/>
-        </w:rPr>
-        <w:t xml:space="preserve">* Anotación: En esta tabla únicamente se guardan los nombres de las titulaciones que hayan </w:t>
-      </w:r>
-      <w:r>
-        <w:rPr>
-          <w:rFonts w:ascii="Calibri" w:hAnsi="Calibri"/>
-          <w:i/>
-          <w:iCs/>
-          <w:sz w:val="18"/>
-          <w:szCs w:val="18"/>
-        </w:rPr>
-        <w:t>podido obtener los alumnos. El año en el que el alumno haya obtenido la titulación, así como la nota conseguida se almacenará en otra ubicación de la base de datos, relacionada con el alumno y el centro donde haya conseguido la titulación que corresponda.</w:t>
-      </w:r>
-    </w:p>
-    <w:p>
-      <w:pPr>
-        <w:pStyle w:val="Standard"/>
-        <w:rPr>
-          <w:rFonts w:ascii="Calibri" w:hAnsi="Calibri"/>
-          <w:sz w:val="22"/>
-          <w:szCs w:val="22"/>
-        </w:rPr>
-      </w:pPr>
-    </w:p>
-    <w:p>
-      <w:pPr>
-        <w:pStyle w:val="Standard"/>
-        <w:pageBreakBefore/>
-        <w:rPr>
-          <w:rFonts w:ascii="Calibri" w:hAnsi="Calibri"/>
+          <w:b/>
+          <w:bCs/>
           <w:sz w:val="22"/>
           <w:szCs w:val="22"/>
         </w:rPr>
@@ -4546,7 +4324,7 @@
           <w:sz w:val="20"/>
           <w:szCs w:val="20"/>
         </w:rPr>
-        <w:t>Almacena datos relevantes a los proyectos. (**)</w:t>
+        <w:t>Almacena datos relevantes a los proyectos.</w:t>
       </w:r>
     </w:p>
     <w:p>
@@ -4576,15 +4354,9 @@
         <w:gridCol w:w="2410"/>
       </w:tblGrid>
       <w:tr>
-        <w:tblPrEx>
-          <w:tblCellMar>
-            <w:top w:w="0" w:type="dxa"/>
-            <w:bottom w:w="0" w:type="dxa"/>
-          </w:tblCellMar>
-        </w:tblPrEx>
-        <w:tc>
-          <w:tcPr>
-            <w:tcW w:w="2409" w:type="dxa"/>
+        <w:tc>
+          <w:tcPr>
+            <w:tcW w:w="2410" w:type="dxa"/>
             <w:tcBorders>
               <w:top w:val="single" w:sz="2" w:space="0" w:color="000000"/>
               <w:left w:val="single" w:sz="2" w:space="0" w:color="000000"/>
@@ -4737,35 +4509,30 @@
         </w:tc>
       </w:tr>
       <w:tr>
-        <w:tblPrEx>
-          <w:tblCellMar>
-            <w:top w:w="0" w:type="dxa"/>
-            <w:bottom w:w="0" w:type="dxa"/>
-          </w:tblCellMar>
-        </w:tblPrEx>
-        <w:tc>
-          <w:tcPr>
-            <w:tcW w:w="2409" w:type="dxa"/>
-            <w:tcBorders>
-              <w:left w:val="single" w:sz="2" w:space="0" w:color="000000"/>
-              <w:bottom w:val="single" w:sz="2" w:space="0" w:color="000000"/>
-            </w:tcBorders>
-            <w:tcMar>
-              <w:top w:w="55" w:type="dxa"/>
-              <w:left w:w="55" w:type="dxa"/>
-              <w:bottom w:w="55" w:type="dxa"/>
-              <w:right w:w="55" w:type="dxa"/>
-            </w:tcMar>
-          </w:tcPr>
-          <w:p>
-            <w:pPr>
-              <w:pStyle w:val="TableContents"/>
-              <w:rPr>
-                <w:rFonts w:ascii="Calibri" w:hAnsi="Calibri"/>
-                <w:sz w:val="18"/>
-                <w:szCs w:val="18"/>
-              </w:rPr>
-            </w:pPr>
+        <w:tc>
+          <w:tcPr>
+            <w:tcW w:w="2410" w:type="dxa"/>
+            <w:tcBorders>
+              <w:left w:val="single" w:sz="2" w:space="0" w:color="000000"/>
+              <w:bottom w:val="single" w:sz="2" w:space="0" w:color="000000"/>
+            </w:tcBorders>
+            <w:tcMar>
+              <w:top w:w="55" w:type="dxa"/>
+              <w:left w:w="55" w:type="dxa"/>
+              <w:bottom w:w="55" w:type="dxa"/>
+              <w:right w:w="55" w:type="dxa"/>
+            </w:tcMar>
+          </w:tcPr>
+          <w:p>
+            <w:pPr>
+              <w:pStyle w:val="TableContents"/>
+              <w:rPr>
+                <w:rFonts w:ascii="Calibri" w:hAnsi="Calibri"/>
+                <w:sz w:val="18"/>
+                <w:szCs w:val="18"/>
+              </w:rPr>
+            </w:pPr>
+            <w:proofErr w:type="spellStart"/>
             <w:r>
               <w:rPr>
                 <w:rFonts w:ascii="Calibri" w:hAnsi="Calibri"/>
@@ -4774,6 +4541,7 @@
               </w:rPr>
               <w:t>cod_proyecto</w:t>
             </w:r>
+            <w:proofErr w:type="spellEnd"/>
           </w:p>
         </w:tc>
         <w:tc>
@@ -4884,6 +4652,7 @@
                 <w:szCs w:val="18"/>
               </w:rPr>
             </w:pPr>
+            <w:proofErr w:type="spellStart"/>
             <w:r>
               <w:rPr>
                 <w:rFonts w:ascii="Calibri" w:hAnsi="Calibri"/>
@@ -4892,39 +4661,35 @@
               </w:rPr>
               <w:t>Autoincremental</w:t>
             </w:r>
+            <w:proofErr w:type="spellEnd"/>
           </w:p>
         </w:tc>
       </w:tr>
       <w:tr>
-        <w:tblPrEx>
-          <w:tblCellMar>
-            <w:top w:w="0" w:type="dxa"/>
-            <w:bottom w:w="0" w:type="dxa"/>
-          </w:tblCellMar>
-        </w:tblPrEx>
-        <w:tc>
-          <w:tcPr>
-            <w:tcW w:w="2409" w:type="dxa"/>
-            <w:tcBorders>
-              <w:left w:val="single" w:sz="2" w:space="0" w:color="000000"/>
-              <w:bottom w:val="single" w:sz="2" w:space="0" w:color="000000"/>
-            </w:tcBorders>
-            <w:tcMar>
-              <w:top w:w="55" w:type="dxa"/>
-              <w:left w:w="55" w:type="dxa"/>
-              <w:bottom w:w="55" w:type="dxa"/>
-              <w:right w:w="55" w:type="dxa"/>
-            </w:tcMar>
-          </w:tcPr>
-          <w:p>
-            <w:pPr>
-              <w:pStyle w:val="TableContents"/>
-              <w:rPr>
-                <w:rFonts w:ascii="Calibri" w:hAnsi="Calibri"/>
-                <w:sz w:val="18"/>
-                <w:szCs w:val="18"/>
-              </w:rPr>
-            </w:pPr>
+        <w:tc>
+          <w:tcPr>
+            <w:tcW w:w="2410" w:type="dxa"/>
+            <w:tcBorders>
+              <w:left w:val="single" w:sz="2" w:space="0" w:color="000000"/>
+              <w:bottom w:val="single" w:sz="2" w:space="0" w:color="000000"/>
+            </w:tcBorders>
+            <w:tcMar>
+              <w:top w:w="55" w:type="dxa"/>
+              <w:left w:w="55" w:type="dxa"/>
+              <w:bottom w:w="55" w:type="dxa"/>
+              <w:right w:w="55" w:type="dxa"/>
+            </w:tcMar>
+          </w:tcPr>
+          <w:p>
+            <w:pPr>
+              <w:pStyle w:val="TableContents"/>
+              <w:rPr>
+                <w:rFonts w:ascii="Calibri" w:hAnsi="Calibri"/>
+                <w:sz w:val="18"/>
+                <w:szCs w:val="18"/>
+              </w:rPr>
+            </w:pPr>
+            <w:proofErr w:type="spellStart"/>
             <w:r>
               <w:rPr>
                 <w:rFonts w:ascii="Calibri" w:hAnsi="Calibri"/>
@@ -4933,6 +4698,7 @@
               </w:rPr>
               <w:t>titulo_proyecto</w:t>
             </w:r>
+            <w:proofErr w:type="spellEnd"/>
           </w:p>
         </w:tc>
         <w:tc>
@@ -5037,15 +4803,9 @@
         </w:tc>
       </w:tr>
       <w:tr>
-        <w:tblPrEx>
-          <w:tblCellMar>
-            <w:top w:w="0" w:type="dxa"/>
-            <w:bottom w:w="0" w:type="dxa"/>
-          </w:tblCellMar>
-        </w:tblPrEx>
-        <w:tc>
-          <w:tcPr>
-            <w:tcW w:w="2409" w:type="dxa"/>
+        <w:tc>
+          <w:tcPr>
+            <w:tcW w:w="2410" w:type="dxa"/>
             <w:tcBorders>
               <w:left w:val="single" w:sz="2" w:space="0" w:color="000000"/>
               <w:bottom w:val="single" w:sz="2" w:space="0" w:color="000000"/>
@@ -5178,35 +4938,30 @@
         </w:tc>
       </w:tr>
       <w:tr>
-        <w:tblPrEx>
-          <w:tblCellMar>
-            <w:top w:w="0" w:type="dxa"/>
-            <w:bottom w:w="0" w:type="dxa"/>
-          </w:tblCellMar>
-        </w:tblPrEx>
-        <w:tc>
-          <w:tcPr>
-            <w:tcW w:w="2409" w:type="dxa"/>
-            <w:tcBorders>
-              <w:left w:val="single" w:sz="2" w:space="0" w:color="000000"/>
-              <w:bottom w:val="single" w:sz="2" w:space="0" w:color="000000"/>
-            </w:tcBorders>
-            <w:tcMar>
-              <w:top w:w="55" w:type="dxa"/>
-              <w:left w:w="55" w:type="dxa"/>
-              <w:bottom w:w="55" w:type="dxa"/>
-              <w:right w:w="55" w:type="dxa"/>
-            </w:tcMar>
-          </w:tcPr>
-          <w:p>
-            <w:pPr>
-              <w:pStyle w:val="TableContents"/>
-              <w:rPr>
-                <w:rFonts w:ascii="Calibri" w:hAnsi="Calibri"/>
-                <w:sz w:val="18"/>
-                <w:szCs w:val="18"/>
-              </w:rPr>
-            </w:pPr>
+        <w:tc>
+          <w:tcPr>
+            <w:tcW w:w="2410" w:type="dxa"/>
+            <w:tcBorders>
+              <w:left w:val="single" w:sz="2" w:space="0" w:color="000000"/>
+              <w:bottom w:val="single" w:sz="2" w:space="0" w:color="000000"/>
+            </w:tcBorders>
+            <w:tcMar>
+              <w:top w:w="55" w:type="dxa"/>
+              <w:left w:w="55" w:type="dxa"/>
+              <w:bottom w:w="55" w:type="dxa"/>
+              <w:right w:w="55" w:type="dxa"/>
+            </w:tcMar>
+          </w:tcPr>
+          <w:p>
+            <w:pPr>
+              <w:pStyle w:val="TableContents"/>
+              <w:rPr>
+                <w:rFonts w:ascii="Calibri" w:hAnsi="Calibri"/>
+                <w:sz w:val="18"/>
+                <w:szCs w:val="18"/>
+              </w:rPr>
+            </w:pPr>
+            <w:proofErr w:type="spellStart"/>
             <w:r>
               <w:rPr>
                 <w:rFonts w:ascii="Calibri" w:hAnsi="Calibri"/>
@@ -5215,6 +4970,7 @@
               </w:rPr>
               <w:t>fecha_entrega</w:t>
             </w:r>
+            <w:proofErr w:type="spellEnd"/>
           </w:p>
         </w:tc>
         <w:tc>
@@ -5313,29 +5069,15 @@
                 <w:sz w:val="18"/>
                 <w:szCs w:val="18"/>
               </w:rPr>
-              <w:t xml:space="preserve">Puede ser nulo, si el proyecto todavía no ha </w:t>
-            </w:r>
-            <w:r>
-              <w:rPr>
-                <w:rFonts w:ascii="Calibri" w:hAnsi="Calibri"/>
-                <w:sz w:val="18"/>
-                <w:szCs w:val="18"/>
-              </w:rPr>
-              <w:t>sido presentado.</w:t>
+              <w:t>Puede ser nulo, si el proyecto todavía no ha sido presentado.</w:t>
             </w:r>
           </w:p>
         </w:tc>
       </w:tr>
       <w:tr>
-        <w:tblPrEx>
-          <w:tblCellMar>
-            <w:top w:w="0" w:type="dxa"/>
-            <w:bottom w:w="0" w:type="dxa"/>
-          </w:tblCellMar>
-        </w:tblPrEx>
-        <w:tc>
-          <w:tcPr>
-            <w:tcW w:w="2409" w:type="dxa"/>
+        <w:tc>
+          <w:tcPr>
+            <w:tcW w:w="2410" w:type="dxa"/>
             <w:tcBorders>
               <w:left w:val="single" w:sz="2" w:space="0" w:color="000000"/>
               <w:bottom w:val="single" w:sz="2" w:space="0" w:color="000000"/>
@@ -5463,173 +5205,6 @@
                 <w:szCs w:val="18"/>
               </w:rPr>
               <w:t>Puede ser nulo, si el proyecto todavía no ha sido calificado.</w:t>
-            </w:r>
-          </w:p>
-        </w:tc>
-      </w:tr>
-      <w:tr>
-        <w:tblPrEx>
-          <w:tblCellMar>
-            <w:top w:w="0" w:type="dxa"/>
-            <w:bottom w:w="0" w:type="dxa"/>
-          </w:tblCellMar>
-        </w:tblPrEx>
-        <w:tc>
-          <w:tcPr>
-            <w:tcW w:w="2409" w:type="dxa"/>
-            <w:tcBorders>
-              <w:left w:val="single" w:sz="2" w:space="0" w:color="000000"/>
-              <w:bottom w:val="single" w:sz="2" w:space="0" w:color="000000"/>
-            </w:tcBorders>
-            <w:tcMar>
-              <w:top w:w="55" w:type="dxa"/>
-              <w:left w:w="55" w:type="dxa"/>
-              <w:bottom w:w="55" w:type="dxa"/>
-              <w:right w:w="55" w:type="dxa"/>
-            </w:tcMar>
-          </w:tcPr>
-          <w:p>
-            <w:pPr>
-              <w:pStyle w:val="TableContents"/>
-              <w:rPr>
-                <w:rFonts w:ascii="Calibri" w:hAnsi="Calibri"/>
-                <w:sz w:val="18"/>
-                <w:szCs w:val="18"/>
-              </w:rPr>
-            </w:pPr>
-            <w:r>
-              <w:rPr>
-                <w:rFonts w:ascii="Calibri" w:hAnsi="Calibri"/>
-                <w:sz w:val="18"/>
-                <w:szCs w:val="18"/>
-              </w:rPr>
-              <w:t>dni_tutor</w:t>
-            </w:r>
-          </w:p>
-        </w:tc>
-        <w:tc>
-          <w:tcPr>
-            <w:tcW w:w="2409" w:type="dxa"/>
-            <w:tcBorders>
-              <w:left w:val="single" w:sz="2" w:space="0" w:color="000000"/>
-              <w:bottom w:val="single" w:sz="2" w:space="0" w:color="000000"/>
-            </w:tcBorders>
-            <w:tcMar>
-              <w:top w:w="55" w:type="dxa"/>
-              <w:left w:w="55" w:type="dxa"/>
-              <w:bottom w:w="55" w:type="dxa"/>
-              <w:right w:w="55" w:type="dxa"/>
-            </w:tcMar>
-          </w:tcPr>
-          <w:p>
-            <w:pPr>
-              <w:pStyle w:val="TableContents"/>
-              <w:rPr>
-                <w:rFonts w:ascii="Calibri" w:hAnsi="Calibri"/>
-                <w:sz w:val="18"/>
-                <w:szCs w:val="18"/>
-              </w:rPr>
-            </w:pPr>
-            <w:r>
-              <w:rPr>
-                <w:rFonts w:ascii="Calibri" w:hAnsi="Calibri"/>
-                <w:sz w:val="18"/>
-                <w:szCs w:val="18"/>
-              </w:rPr>
-              <w:t>Identificación del Tutor que supervisa el proyecto</w:t>
-            </w:r>
-          </w:p>
-        </w:tc>
-        <w:tc>
-          <w:tcPr>
-            <w:tcW w:w="2409" w:type="dxa"/>
-            <w:tcBorders>
-              <w:left w:val="single" w:sz="2" w:space="0" w:color="000000"/>
-              <w:bottom w:val="single" w:sz="2" w:space="0" w:color="000000"/>
-            </w:tcBorders>
-            <w:tcMar>
-              <w:top w:w="55" w:type="dxa"/>
-              <w:left w:w="55" w:type="dxa"/>
-              <w:bottom w:w="55" w:type="dxa"/>
-              <w:right w:w="55" w:type="dxa"/>
-            </w:tcMar>
-          </w:tcPr>
-          <w:p>
-            <w:pPr>
-              <w:pStyle w:val="TableContents"/>
-              <w:rPr>
-                <w:rFonts w:ascii="Calibri" w:hAnsi="Calibri"/>
-                <w:sz w:val="18"/>
-                <w:szCs w:val="18"/>
-              </w:rPr>
-            </w:pPr>
-            <w:r>
-              <w:rPr>
-                <w:rFonts w:ascii="Calibri" w:hAnsi="Calibri"/>
-                <w:sz w:val="18"/>
-                <w:szCs w:val="18"/>
-              </w:rPr>
-              <w:t>Texto de 9 caracteres.</w:t>
-            </w:r>
-          </w:p>
-        </w:tc>
-        <w:tc>
-          <w:tcPr>
-            <w:tcW w:w="2410" w:type="dxa"/>
-            <w:tcBorders>
-              <w:left w:val="single" w:sz="2" w:space="0" w:color="000000"/>
-              <w:bottom w:val="single" w:sz="2" w:space="0" w:color="000000"/>
-              <w:right w:val="single" w:sz="2" w:space="0" w:color="000000"/>
-            </w:tcBorders>
-            <w:tcMar>
-              <w:top w:w="55" w:type="dxa"/>
-              <w:left w:w="55" w:type="dxa"/>
-              <w:bottom w:w="55" w:type="dxa"/>
-              <w:right w:w="55" w:type="dxa"/>
-            </w:tcMar>
-          </w:tcPr>
-          <w:p>
-            <w:pPr>
-              <w:pStyle w:val="TableContents"/>
-              <w:rPr>
-                <w:rFonts w:ascii="Calibri" w:hAnsi="Calibri"/>
-                <w:sz w:val="18"/>
-                <w:szCs w:val="18"/>
-              </w:rPr>
-            </w:pPr>
-            <w:r>
-              <w:rPr>
-                <w:rFonts w:ascii="Calibri" w:hAnsi="Calibri"/>
-                <w:sz w:val="18"/>
-                <w:szCs w:val="18"/>
-              </w:rPr>
-              <w:t xml:space="preserve">FK – references </w:t>
-            </w:r>
-            <w:r>
-              <w:rPr>
-                <w:rFonts w:ascii="Calibri" w:hAnsi="Calibri"/>
-                <w:sz w:val="18"/>
-                <w:szCs w:val="18"/>
-              </w:rPr>
-              <w:t>ALUMNO(dni)</w:t>
-            </w:r>
-          </w:p>
-          <w:p>
-            <w:pPr>
-              <w:pStyle w:val="TableContents"/>
-              <w:rPr>
-                <w:rFonts w:ascii="Calibri" w:hAnsi="Calibri"/>
-                <w:sz w:val="18"/>
-                <w:szCs w:val="18"/>
-              </w:rPr>
-            </w:pPr>
-            <w:r>
-              <w:rPr>
-                <w:rFonts w:ascii="Calibri" w:hAnsi="Calibri"/>
-                <w:sz w:val="18"/>
-                <w:szCs w:val="18"/>
-              </w:rPr>
-              <w:t>No puede ser nulo</w:t>
             </w:r>
           </w:p>
         </w:tc>
@@ -5646,62 +5221,6 @@
           <w:szCs w:val="18"/>
         </w:rPr>
       </w:pPr>
-    </w:p>
-    <w:p>
-      <w:pPr>
-        <w:pStyle w:val="Standard"/>
-        <w:spacing w:after="113"/>
-        <w:rPr>
-          <w:rFonts w:ascii="Calibri" w:hAnsi="Calibri"/>
-          <w:i/>
-          <w:iCs/>
-          <w:sz w:val="18"/>
-          <w:szCs w:val="18"/>
-        </w:rPr>
-      </w:pPr>
-      <w:r>
-        <w:rPr>
-          <w:rFonts w:ascii="Calibri" w:hAnsi="Calibri"/>
-          <w:i/>
-          <w:iCs/>
-          <w:sz w:val="18"/>
-          <w:szCs w:val="18"/>
-        </w:rPr>
-        <w:t>** Anotación: Esta entidad se relaciona con la entidad TUTOR mediante el atributo dni_tutor, siendo clave primaria en la entidad TUTOR y foránea en esta misma entidad.</w:t>
-      </w:r>
-    </w:p>
-    <w:p>
-      <w:pPr>
-        <w:pStyle w:val="Standard"/>
-        <w:spacing w:after="113"/>
-        <w:rPr>
-          <w:rFonts w:ascii="Calibri" w:hAnsi="Calibri"/>
-          <w:i/>
-          <w:iCs/>
-          <w:sz w:val="18"/>
-          <w:szCs w:val="18"/>
-        </w:rPr>
-      </w:pPr>
-      <w:r>
-        <w:rPr>
-          <w:rFonts w:ascii="Calibri" w:hAnsi="Calibri"/>
-          <w:i/>
-          <w:iCs/>
-          <w:sz w:val="18"/>
-          <w:szCs w:val="18"/>
-        </w:rPr>
-        <w:t>Para relacionar cada proyecto con su o sus alumnos usare</w:t>
-      </w:r>
-      <w:r>
-        <w:rPr>
-          <w:rFonts w:ascii="Calibri" w:hAnsi="Calibri"/>
-          <w:i/>
-          <w:iCs/>
-          <w:sz w:val="18"/>
-          <w:szCs w:val="18"/>
-        </w:rPr>
-        <w:t>mos la clave primaria de la entidad PROYECTO como clave foránea en la entidad ALUMNO, ya que un proyecto puede ser desarrollado por varios alumnos, pero un alumno solo puede desarrollar un proyecto.</w:t>
-      </w:r>
     </w:p>
     <w:p>
       <w:pPr>
@@ -5756,15 +5275,7 @@
           <w:sz w:val="20"/>
           <w:szCs w:val="20"/>
         </w:rPr>
-        <w:t xml:space="preserve">Almacena datos básicos de los tutores de </w:t>
-      </w:r>
-      <w:r>
-        <w:rPr>
-          <w:rFonts w:ascii="Calibri" w:hAnsi="Calibri"/>
-          <w:sz w:val="20"/>
-          <w:szCs w:val="20"/>
-        </w:rPr>
-        <w:t>proyectos.</w:t>
+        <w:t>Almacena datos básicos de los tutores de proyectos.</w:t>
       </w:r>
     </w:p>
     <w:p>
@@ -5794,12 +5305,6 @@
         <w:gridCol w:w="2410"/>
       </w:tblGrid>
       <w:tr>
-        <w:tblPrEx>
-          <w:tblCellMar>
-            <w:top w:w="0" w:type="dxa"/>
-            <w:bottom w:w="0" w:type="dxa"/>
-          </w:tblCellMar>
-        </w:tblPrEx>
         <w:tc>
           <w:tcPr>
             <w:tcW w:w="2409" w:type="dxa"/>
@@ -5955,35 +5460,30 @@
         </w:tc>
       </w:tr>
       <w:tr>
-        <w:tblPrEx>
-          <w:tblCellMar>
-            <w:top w:w="0" w:type="dxa"/>
-            <w:bottom w:w="0" w:type="dxa"/>
-          </w:tblCellMar>
-        </w:tblPrEx>
-        <w:tc>
-          <w:tcPr>
-            <w:tcW w:w="2409" w:type="dxa"/>
-            <w:tcBorders>
-              <w:left w:val="single" w:sz="2" w:space="0" w:color="000000"/>
-              <w:bottom w:val="single" w:sz="2" w:space="0" w:color="000000"/>
-            </w:tcBorders>
-            <w:tcMar>
-              <w:top w:w="55" w:type="dxa"/>
-              <w:left w:w="55" w:type="dxa"/>
-              <w:bottom w:w="55" w:type="dxa"/>
-              <w:right w:w="55" w:type="dxa"/>
-            </w:tcMar>
-          </w:tcPr>
-          <w:p>
-            <w:pPr>
-              <w:pStyle w:val="TableContents"/>
-              <w:rPr>
-                <w:rFonts w:ascii="Calibri" w:hAnsi="Calibri"/>
-                <w:sz w:val="18"/>
-                <w:szCs w:val="18"/>
-              </w:rPr>
-            </w:pPr>
+        <w:tc>
+          <w:tcPr>
+            <w:tcW w:w="2409" w:type="dxa"/>
+            <w:tcBorders>
+              <w:left w:val="single" w:sz="2" w:space="0" w:color="000000"/>
+              <w:bottom w:val="single" w:sz="2" w:space="0" w:color="000000"/>
+            </w:tcBorders>
+            <w:tcMar>
+              <w:top w:w="55" w:type="dxa"/>
+              <w:left w:w="55" w:type="dxa"/>
+              <w:bottom w:w="55" w:type="dxa"/>
+              <w:right w:w="55" w:type="dxa"/>
+            </w:tcMar>
+          </w:tcPr>
+          <w:p>
+            <w:pPr>
+              <w:pStyle w:val="TableContents"/>
+              <w:rPr>
+                <w:rFonts w:ascii="Calibri" w:hAnsi="Calibri"/>
+                <w:sz w:val="18"/>
+                <w:szCs w:val="18"/>
+              </w:rPr>
+            </w:pPr>
+            <w:proofErr w:type="spellStart"/>
             <w:r>
               <w:rPr>
                 <w:rFonts w:ascii="Calibri" w:hAnsi="Calibri"/>
@@ -5992,6 +5492,7 @@
               </w:rPr>
               <w:t>dni</w:t>
             </w:r>
+            <w:proofErr w:type="spellEnd"/>
           </w:p>
         </w:tc>
         <w:tc>
@@ -6096,12 +5597,6 @@
         </w:tc>
       </w:tr>
       <w:tr>
-        <w:tblPrEx>
-          <w:tblCellMar>
-            <w:top w:w="0" w:type="dxa"/>
-            <w:bottom w:w="0" w:type="dxa"/>
-          </w:tblCellMar>
-        </w:tblPrEx>
         <w:tc>
           <w:tcPr>
             <w:tcW w:w="2409" w:type="dxa"/>
@@ -6237,12 +5732,6 @@
         </w:tc>
       </w:tr>
       <w:tr>
-        <w:tblPrEx>
-          <w:tblCellMar>
-            <w:top w:w="0" w:type="dxa"/>
-            <w:bottom w:w="0" w:type="dxa"/>
-          </w:tblCellMar>
-        </w:tblPrEx>
         <w:tc>
           <w:tcPr>
             <w:tcW w:w="2409" w:type="dxa"/>
@@ -6305,15 +5794,7 @@
                 <w:sz w:val="18"/>
                 <w:szCs w:val="18"/>
               </w:rPr>
-              <w:t xml:space="preserve">1er. Apellido del </w:t>
-            </w:r>
-            <w:r>
-              <w:rPr>
-                <w:rFonts w:ascii="Calibri" w:hAnsi="Calibri"/>
-                <w:sz w:val="18"/>
-                <w:szCs w:val="18"/>
-              </w:rPr>
-              <w:t>tutor</w:t>
+              <w:t>1er. Apellido del tutor</w:t>
             </w:r>
           </w:p>
         </w:tc>
@@ -6386,12 +5867,6 @@
         </w:tc>
       </w:tr>
       <w:tr>
-        <w:tblPrEx>
-          <w:tblCellMar>
-            <w:top w:w="0" w:type="dxa"/>
-            <w:bottom w:w="0" w:type="dxa"/>
-          </w:tblCellMar>
-        </w:tblPrEx>
         <w:tc>
           <w:tcPr>
             <w:tcW w:w="2409" w:type="dxa"/>
@@ -6527,12 +6002,6 @@
         </w:tc>
       </w:tr>
       <w:tr>
-        <w:tblPrEx>
-          <w:tblCellMar>
-            <w:top w:w="0" w:type="dxa"/>
-            <w:bottom w:w="0" w:type="dxa"/>
-          </w:tblCellMar>
-        </w:tblPrEx>
         <w:tc>
           <w:tcPr>
             <w:tcW w:w="2409" w:type="dxa"/>
@@ -6698,11 +6167,27 @@
     </w:p>
     <w:p>
       <w:pPr>
-        <w:pStyle w:val="Standard"/>
-        <w:rPr>
-          <w:rFonts w:ascii="Calibri" w:hAnsi="Calibri"/>
-          <w:sz w:val="22"/>
-          <w:szCs w:val="22"/>
+        <w:rPr>
+          <w:rFonts w:ascii="Calibri" w:hAnsi="Calibri"/>
+          <w:sz w:val="20"/>
+          <w:szCs w:val="20"/>
+        </w:rPr>
+      </w:pPr>
+      <w:r>
+        <w:rPr>
+          <w:rFonts w:ascii="Calibri" w:hAnsi="Calibri"/>
+          <w:sz w:val="20"/>
+          <w:szCs w:val="20"/>
+        </w:rPr>
+        <w:br w:type="page"/>
+      </w:r>
+    </w:p>
+    <w:p>
+      <w:pPr>
+        <w:rPr>
+          <w:rFonts w:ascii="Calibri" w:hAnsi="Calibri"/>
+          <w:sz w:val="20"/>
+          <w:szCs w:val="20"/>
         </w:rPr>
       </w:pPr>
     </w:p>
@@ -6749,15 +6234,7 @@
           <w:sz w:val="20"/>
           <w:szCs w:val="20"/>
         </w:rPr>
-        <w:t xml:space="preserve">Almacena datos </w:t>
-      </w:r>
-      <w:r>
-        <w:rPr>
-          <w:rFonts w:ascii="Calibri" w:hAnsi="Calibri"/>
-          <w:sz w:val="20"/>
-          <w:szCs w:val="20"/>
-        </w:rPr>
-        <w:t>básicos de los tutores de proyectos.</w:t>
+        <w:t>Almacena datos básicos de los tutores de proyectos.</w:t>
       </w:r>
     </w:p>
     <w:p>
@@ -6787,12 +6264,6 @@
         <w:gridCol w:w="2410"/>
       </w:tblGrid>
       <w:tr>
-        <w:tblPrEx>
-          <w:tblCellMar>
-            <w:top w:w="0" w:type="dxa"/>
-            <w:bottom w:w="0" w:type="dxa"/>
-          </w:tblCellMar>
-        </w:tblPrEx>
         <w:tc>
           <w:tcPr>
             <w:tcW w:w="2409" w:type="dxa"/>
@@ -6948,35 +6419,30 @@
         </w:tc>
       </w:tr>
       <w:tr>
-        <w:tblPrEx>
-          <w:tblCellMar>
-            <w:top w:w="0" w:type="dxa"/>
-            <w:bottom w:w="0" w:type="dxa"/>
-          </w:tblCellMar>
-        </w:tblPrEx>
-        <w:tc>
-          <w:tcPr>
-            <w:tcW w:w="2409" w:type="dxa"/>
-            <w:tcBorders>
-              <w:left w:val="single" w:sz="2" w:space="0" w:color="000000"/>
-              <w:bottom w:val="single" w:sz="2" w:space="0" w:color="000000"/>
-            </w:tcBorders>
-            <w:tcMar>
-              <w:top w:w="55" w:type="dxa"/>
-              <w:left w:w="55" w:type="dxa"/>
-              <w:bottom w:w="55" w:type="dxa"/>
-              <w:right w:w="55" w:type="dxa"/>
-            </w:tcMar>
-          </w:tcPr>
-          <w:p>
-            <w:pPr>
-              <w:pStyle w:val="TableContents"/>
-              <w:rPr>
-                <w:rFonts w:ascii="Calibri" w:hAnsi="Calibri"/>
-                <w:sz w:val="18"/>
-                <w:szCs w:val="18"/>
-              </w:rPr>
-            </w:pPr>
+        <w:tc>
+          <w:tcPr>
+            <w:tcW w:w="2409" w:type="dxa"/>
+            <w:tcBorders>
+              <w:left w:val="single" w:sz="2" w:space="0" w:color="000000"/>
+              <w:bottom w:val="single" w:sz="2" w:space="0" w:color="000000"/>
+            </w:tcBorders>
+            <w:tcMar>
+              <w:top w:w="55" w:type="dxa"/>
+              <w:left w:w="55" w:type="dxa"/>
+              <w:bottom w:w="55" w:type="dxa"/>
+              <w:right w:w="55" w:type="dxa"/>
+            </w:tcMar>
+          </w:tcPr>
+          <w:p>
+            <w:pPr>
+              <w:pStyle w:val="TableContents"/>
+              <w:rPr>
+                <w:rFonts w:ascii="Calibri" w:hAnsi="Calibri"/>
+                <w:sz w:val="18"/>
+                <w:szCs w:val="18"/>
+              </w:rPr>
+            </w:pPr>
+            <w:proofErr w:type="spellStart"/>
             <w:r>
               <w:rPr>
                 <w:rFonts w:ascii="Calibri" w:hAnsi="Calibri"/>
@@ -6985,38 +6451,39 @@
               </w:rPr>
               <w:t>cod_actividad</w:t>
             </w:r>
-          </w:p>
-        </w:tc>
-        <w:tc>
-          <w:tcPr>
-            <w:tcW w:w="2409" w:type="dxa"/>
-            <w:tcBorders>
-              <w:left w:val="single" w:sz="2" w:space="0" w:color="000000"/>
-              <w:bottom w:val="single" w:sz="2" w:space="0" w:color="000000"/>
-            </w:tcBorders>
-            <w:tcMar>
-              <w:top w:w="55" w:type="dxa"/>
-              <w:left w:w="55" w:type="dxa"/>
-              <w:bottom w:w="55" w:type="dxa"/>
-              <w:right w:w="55" w:type="dxa"/>
-            </w:tcMar>
-          </w:tcPr>
-          <w:p>
-            <w:pPr>
-              <w:pStyle w:val="TableContents"/>
-              <w:rPr>
-                <w:rFonts w:ascii="Calibri" w:hAnsi="Calibri"/>
-                <w:sz w:val="18"/>
-                <w:szCs w:val="18"/>
-              </w:rPr>
-            </w:pPr>
-            <w:r>
-              <w:rPr>
-                <w:rFonts w:ascii="Calibri" w:hAnsi="Calibri"/>
-                <w:sz w:val="18"/>
-                <w:szCs w:val="18"/>
-              </w:rPr>
-              <w:t>Código para diferenciar una área laboral de otra</w:t>
+            <w:proofErr w:type="spellEnd"/>
+          </w:p>
+        </w:tc>
+        <w:tc>
+          <w:tcPr>
+            <w:tcW w:w="2409" w:type="dxa"/>
+            <w:tcBorders>
+              <w:left w:val="single" w:sz="2" w:space="0" w:color="000000"/>
+              <w:bottom w:val="single" w:sz="2" w:space="0" w:color="000000"/>
+            </w:tcBorders>
+            <w:tcMar>
+              <w:top w:w="55" w:type="dxa"/>
+              <w:left w:w="55" w:type="dxa"/>
+              <w:bottom w:w="55" w:type="dxa"/>
+              <w:right w:w="55" w:type="dxa"/>
+            </w:tcMar>
+          </w:tcPr>
+          <w:p>
+            <w:pPr>
+              <w:pStyle w:val="TableContents"/>
+              <w:rPr>
+                <w:rFonts w:ascii="Calibri" w:hAnsi="Calibri"/>
+                <w:sz w:val="18"/>
+                <w:szCs w:val="18"/>
+              </w:rPr>
+            </w:pPr>
+            <w:r>
+              <w:rPr>
+                <w:rFonts w:ascii="Calibri" w:hAnsi="Calibri"/>
+                <w:sz w:val="18"/>
+                <w:szCs w:val="18"/>
+              </w:rPr>
+              <w:t>Código para diferenciar un área laboral de otra</w:t>
             </w:r>
           </w:p>
         </w:tc>
@@ -7095,6 +6562,7 @@
                 <w:szCs w:val="18"/>
               </w:rPr>
             </w:pPr>
+            <w:proofErr w:type="spellStart"/>
             <w:r>
               <w:rPr>
                 <w:rFonts w:ascii="Calibri" w:hAnsi="Calibri"/>
@@ -7103,39 +6571,35 @@
               </w:rPr>
               <w:t>Autoincremental</w:t>
             </w:r>
+            <w:proofErr w:type="spellEnd"/>
           </w:p>
         </w:tc>
       </w:tr>
       <w:tr>
-        <w:tblPrEx>
-          <w:tblCellMar>
-            <w:top w:w="0" w:type="dxa"/>
-            <w:bottom w:w="0" w:type="dxa"/>
-          </w:tblCellMar>
-        </w:tblPrEx>
-        <w:tc>
-          <w:tcPr>
-            <w:tcW w:w="2409" w:type="dxa"/>
-            <w:tcBorders>
-              <w:left w:val="single" w:sz="2" w:space="0" w:color="000000"/>
-              <w:bottom w:val="single" w:sz="2" w:space="0" w:color="000000"/>
-            </w:tcBorders>
-            <w:tcMar>
-              <w:top w:w="55" w:type="dxa"/>
-              <w:left w:w="55" w:type="dxa"/>
-              <w:bottom w:w="55" w:type="dxa"/>
-              <w:right w:w="55" w:type="dxa"/>
-            </w:tcMar>
-          </w:tcPr>
-          <w:p>
-            <w:pPr>
-              <w:pStyle w:val="TableContents"/>
-              <w:rPr>
-                <w:rFonts w:ascii="Calibri" w:hAnsi="Calibri"/>
-                <w:sz w:val="18"/>
-                <w:szCs w:val="18"/>
-              </w:rPr>
-            </w:pPr>
+        <w:tc>
+          <w:tcPr>
+            <w:tcW w:w="2409" w:type="dxa"/>
+            <w:tcBorders>
+              <w:left w:val="single" w:sz="2" w:space="0" w:color="000000"/>
+              <w:bottom w:val="single" w:sz="2" w:space="0" w:color="000000"/>
+            </w:tcBorders>
+            <w:tcMar>
+              <w:top w:w="55" w:type="dxa"/>
+              <w:left w:w="55" w:type="dxa"/>
+              <w:bottom w:w="55" w:type="dxa"/>
+              <w:right w:w="55" w:type="dxa"/>
+            </w:tcMar>
+          </w:tcPr>
+          <w:p>
+            <w:pPr>
+              <w:pStyle w:val="TableContents"/>
+              <w:rPr>
+                <w:rFonts w:ascii="Calibri" w:hAnsi="Calibri"/>
+                <w:sz w:val="18"/>
+                <w:szCs w:val="18"/>
+              </w:rPr>
+            </w:pPr>
+            <w:proofErr w:type="spellStart"/>
             <w:r>
               <w:rPr>
                 <w:rFonts w:ascii="Calibri" w:hAnsi="Calibri"/>
@@ -7144,46 +6608,39 @@
               </w:rPr>
               <w:t>nombre_actividad</w:t>
             </w:r>
-          </w:p>
-        </w:tc>
-        <w:tc>
-          <w:tcPr>
-            <w:tcW w:w="2409" w:type="dxa"/>
-            <w:tcBorders>
-              <w:left w:val="single" w:sz="2" w:space="0" w:color="000000"/>
-              <w:bottom w:val="single" w:sz="2" w:space="0" w:color="000000"/>
-            </w:tcBorders>
-            <w:tcMar>
-              <w:top w:w="55" w:type="dxa"/>
-              <w:left w:w="55" w:type="dxa"/>
-              <w:bottom w:w="55" w:type="dxa"/>
-              <w:right w:w="55" w:type="dxa"/>
-            </w:tcMar>
-          </w:tcPr>
-          <w:p>
-            <w:pPr>
-              <w:pStyle w:val="TableContents"/>
-              <w:rPr>
-                <w:rFonts w:ascii="Calibri" w:hAnsi="Calibri"/>
-                <w:sz w:val="18"/>
-                <w:szCs w:val="18"/>
-              </w:rPr>
-            </w:pPr>
-            <w:r>
-              <w:rPr>
-                <w:rFonts w:ascii="Calibri" w:hAnsi="Calibri"/>
-                <w:sz w:val="18"/>
-                <w:szCs w:val="18"/>
-              </w:rPr>
-              <w:t xml:space="preserve">Nombre de la </w:t>
-            </w:r>
-            <w:r>
-              <w:rPr>
-                <w:rFonts w:ascii="Calibri" w:hAnsi="Calibri"/>
-                <w:sz w:val="18"/>
-                <w:szCs w:val="18"/>
-              </w:rPr>
-              <w:t>actividad laboral</w:t>
+            <w:proofErr w:type="spellEnd"/>
+          </w:p>
+        </w:tc>
+        <w:tc>
+          <w:tcPr>
+            <w:tcW w:w="2409" w:type="dxa"/>
+            <w:tcBorders>
+              <w:left w:val="single" w:sz="2" w:space="0" w:color="000000"/>
+              <w:bottom w:val="single" w:sz="2" w:space="0" w:color="000000"/>
+            </w:tcBorders>
+            <w:tcMar>
+              <w:top w:w="55" w:type="dxa"/>
+              <w:left w:w="55" w:type="dxa"/>
+              <w:bottom w:w="55" w:type="dxa"/>
+              <w:right w:w="55" w:type="dxa"/>
+            </w:tcMar>
+          </w:tcPr>
+          <w:p>
+            <w:pPr>
+              <w:pStyle w:val="TableContents"/>
+              <w:rPr>
+                <w:rFonts w:ascii="Calibri" w:hAnsi="Calibri"/>
+                <w:sz w:val="18"/>
+                <w:szCs w:val="18"/>
+              </w:rPr>
+            </w:pPr>
+            <w:r>
+              <w:rPr>
+                <w:rFonts w:ascii="Calibri" w:hAnsi="Calibri"/>
+                <w:sz w:val="18"/>
+                <w:szCs w:val="18"/>
+              </w:rPr>
+              <w:t>Nombre de la actividad laboral</w:t>
             </w:r>
           </w:p>
         </w:tc>
@@ -7269,17 +6726,6 @@
     <w:p>
       <w:pPr>
         <w:pStyle w:val="Standard"/>
-        <w:rPr>
-          <w:rFonts w:ascii="Calibri" w:hAnsi="Calibri"/>
-          <w:sz w:val="22"/>
-          <w:szCs w:val="22"/>
-        </w:rPr>
-      </w:pPr>
-    </w:p>
-    <w:p>
-      <w:pPr>
-        <w:pStyle w:val="Standard"/>
-        <w:pageBreakBefore/>
         <w:rPr>
           <w:rFonts w:ascii="Calibri" w:hAnsi="Calibri"/>
           <w:sz w:val="22"/>
@@ -7332,7 +6778,23 @@
           <w:sz w:val="20"/>
           <w:szCs w:val="20"/>
         </w:rPr>
-        <w:t>Almacena información referente al módulo de practicas de los alumnos. (***)</w:t>
+        <w:t xml:space="preserve">Almacena información referente al módulo de </w:t>
+      </w:r>
+      <w:r>
+        <w:rPr>
+          <w:rFonts w:ascii="Calibri" w:hAnsi="Calibri"/>
+          <w:sz w:val="20"/>
+          <w:szCs w:val="20"/>
+        </w:rPr>
+        <w:t>prácticas</w:t>
+      </w:r>
+      <w:r>
+        <w:rPr>
+          <w:rFonts w:ascii="Calibri" w:hAnsi="Calibri"/>
+          <w:sz w:val="20"/>
+          <w:szCs w:val="20"/>
+        </w:rPr>
+        <w:t xml:space="preserve"> de los alumnos. (***)</w:t>
       </w:r>
     </w:p>
     <w:p>
@@ -7359,16 +6821,9 @@
         <w:gridCol w:w="2409"/>
         <w:gridCol w:w="2409"/>
         <w:gridCol w:w="2410"/>
-        <w:gridCol w:w="935"/>
-        <w:gridCol w:w="1475"/>
+        <w:gridCol w:w="2410"/>
       </w:tblGrid>
       <w:tr>
-        <w:tblPrEx>
-          <w:tblCellMar>
-            <w:top w:w="0" w:type="dxa"/>
-            <w:bottom w:w="0" w:type="dxa"/>
-          </w:tblCellMar>
-        </w:tblPrEx>
         <w:tc>
           <w:tcPr>
             <w:tcW w:w="2409" w:type="dxa"/>
@@ -7486,7 +6941,6 @@
         <w:tc>
           <w:tcPr>
             <w:tcW w:w="2410" w:type="dxa"/>
-            <w:gridSpan w:val="2"/>
             <w:tcBorders>
               <w:top w:val="single" w:sz="2" w:space="0" w:color="000000"/>
               <w:left w:val="single" w:sz="2" w:space="0" w:color="000000"/>
@@ -7525,75 +6979,73 @@
         </w:tc>
       </w:tr>
       <w:tr>
-        <w:tblPrEx>
-          <w:tblCellMar>
-            <w:top w:w="0" w:type="dxa"/>
-            <w:bottom w:w="0" w:type="dxa"/>
-          </w:tblCellMar>
-        </w:tblPrEx>
-        <w:tc>
-          <w:tcPr>
-            <w:tcW w:w="2409" w:type="dxa"/>
-            <w:tcBorders>
-              <w:left w:val="single" w:sz="2" w:space="0" w:color="000000"/>
-              <w:bottom w:val="single" w:sz="2" w:space="0" w:color="000000"/>
-            </w:tcBorders>
-            <w:tcMar>
-              <w:top w:w="55" w:type="dxa"/>
-              <w:left w:w="55" w:type="dxa"/>
-              <w:bottom w:w="55" w:type="dxa"/>
-              <w:right w:w="55" w:type="dxa"/>
-            </w:tcMar>
-          </w:tcPr>
-          <w:p>
-            <w:pPr>
-              <w:pStyle w:val="TableContents"/>
-              <w:rPr>
-                <w:rFonts w:ascii="Calibri" w:hAnsi="Calibri"/>
-                <w:sz w:val="18"/>
-                <w:szCs w:val="18"/>
-              </w:rPr>
-            </w:pPr>
-            <w:r>
-              <w:rPr>
-                <w:rFonts w:ascii="Calibri" w:hAnsi="Calibri"/>
-                <w:sz w:val="18"/>
-                <w:szCs w:val="18"/>
-              </w:rPr>
-              <w:t>dni_alumno</w:t>
-            </w:r>
-          </w:p>
-        </w:tc>
-        <w:tc>
-          <w:tcPr>
-            <w:tcW w:w="2409" w:type="dxa"/>
-            <w:tcBorders>
-              <w:left w:val="single" w:sz="2" w:space="0" w:color="000000"/>
-              <w:bottom w:val="single" w:sz="2" w:space="0" w:color="000000"/>
-            </w:tcBorders>
-            <w:tcMar>
-              <w:top w:w="55" w:type="dxa"/>
-              <w:left w:w="55" w:type="dxa"/>
-              <w:bottom w:w="55" w:type="dxa"/>
-              <w:right w:w="55" w:type="dxa"/>
-            </w:tcMar>
-          </w:tcPr>
-          <w:p>
-            <w:pPr>
-              <w:pStyle w:val="TableContents"/>
-              <w:rPr>
-                <w:rFonts w:ascii="Calibri" w:hAnsi="Calibri"/>
-                <w:sz w:val="18"/>
-                <w:szCs w:val="18"/>
-              </w:rPr>
-            </w:pPr>
-            <w:r>
-              <w:rPr>
-                <w:rFonts w:ascii="Calibri" w:hAnsi="Calibri"/>
-                <w:sz w:val="18"/>
-                <w:szCs w:val="18"/>
-              </w:rPr>
-              <w:t>Identificación del alumno que realiza las practicas</w:t>
+        <w:tc>
+          <w:tcPr>
+            <w:tcW w:w="2409" w:type="dxa"/>
+            <w:tcBorders>
+              <w:top w:val="single" w:sz="2" w:space="0" w:color="000000"/>
+              <w:left w:val="single" w:sz="2" w:space="0" w:color="000000"/>
+              <w:bottom w:val="single" w:sz="2" w:space="0" w:color="000000"/>
+            </w:tcBorders>
+            <w:tcMar>
+              <w:top w:w="55" w:type="dxa"/>
+              <w:left w:w="55" w:type="dxa"/>
+              <w:bottom w:w="55" w:type="dxa"/>
+              <w:right w:w="55" w:type="dxa"/>
+            </w:tcMar>
+          </w:tcPr>
+          <w:p>
+            <w:pPr>
+              <w:pStyle w:val="TableContents"/>
+              <w:rPr>
+                <w:rFonts w:ascii="Calibri" w:hAnsi="Calibri"/>
+                <w:sz w:val="18"/>
+                <w:szCs w:val="18"/>
+              </w:rPr>
+            </w:pPr>
+            <w:proofErr w:type="spellStart"/>
+            <w:r>
+              <w:rPr>
+                <w:rFonts w:ascii="Calibri" w:hAnsi="Calibri"/>
+                <w:sz w:val="18"/>
+                <w:szCs w:val="18"/>
+              </w:rPr>
+              <w:t>cod_fct</w:t>
+            </w:r>
+            <w:proofErr w:type="spellEnd"/>
+          </w:p>
+        </w:tc>
+        <w:tc>
+          <w:tcPr>
+            <w:tcW w:w="2409" w:type="dxa"/>
+            <w:tcBorders>
+              <w:top w:val="single" w:sz="2" w:space="0" w:color="000000"/>
+              <w:left w:val="single" w:sz="2" w:space="0" w:color="000000"/>
+              <w:bottom w:val="single" w:sz="2" w:space="0" w:color="000000"/>
+            </w:tcBorders>
+            <w:tcMar>
+              <w:top w:w="55" w:type="dxa"/>
+              <w:left w:w="55" w:type="dxa"/>
+              <w:bottom w:w="55" w:type="dxa"/>
+              <w:right w:w="55" w:type="dxa"/>
+            </w:tcMar>
+          </w:tcPr>
+          <w:p>
+            <w:pPr>
+              <w:pStyle w:val="TableContents"/>
+              <w:rPr>
+                <w:rFonts w:ascii="Calibri" w:hAnsi="Calibri"/>
+                <w:sz w:val="18"/>
+                <w:szCs w:val="18"/>
+              </w:rPr>
+            </w:pPr>
+            <w:r>
+              <w:rPr>
+                <w:rFonts w:ascii="Calibri" w:hAnsi="Calibri"/>
+                <w:sz w:val="18"/>
+                <w:szCs w:val="18"/>
+              </w:rPr>
+              <w:t>Identifica al módulo FCT</w:t>
             </w:r>
           </w:p>
         </w:tc>
@@ -7601,40 +7053,6 @@
           <w:tcPr>
             <w:tcW w:w="2410" w:type="dxa"/>
             <w:tcBorders>
-              <w:left w:val="single" w:sz="2" w:space="0" w:color="000000"/>
-              <w:bottom w:val="single" w:sz="2" w:space="0" w:color="000000"/>
-            </w:tcBorders>
-            <w:tcMar>
-              <w:top w:w="55" w:type="dxa"/>
-              <w:left w:w="55" w:type="dxa"/>
-              <w:bottom w:w="55" w:type="dxa"/>
-              <w:right w:w="55" w:type="dxa"/>
-            </w:tcMar>
-          </w:tcPr>
-          <w:p>
-            <w:pPr>
-              <w:pStyle w:val="TableContents"/>
-              <w:rPr>
-                <w:rFonts w:ascii="Calibri" w:hAnsi="Calibri"/>
-                <w:sz w:val="18"/>
-                <w:szCs w:val="18"/>
-              </w:rPr>
-            </w:pPr>
-            <w:r>
-              <w:rPr>
-                <w:rFonts w:ascii="Calibri" w:hAnsi="Calibri"/>
-                <w:sz w:val="18"/>
-                <w:szCs w:val="18"/>
-              </w:rPr>
-              <w:t>Texto de 9 caracteres.</w:t>
-            </w:r>
-          </w:p>
-        </w:tc>
-        <w:tc>
-          <w:tcPr>
-            <w:tcW w:w="935" w:type="dxa"/>
-            <w:vMerge w:val="restart"/>
-            <w:tcBorders>
               <w:top w:val="single" w:sz="2" w:space="0" w:color="000000"/>
               <w:left w:val="single" w:sz="2" w:space="0" w:color="000000"/>
               <w:bottom w:val="single" w:sz="2" w:space="0" w:color="000000"/>
@@ -7661,13 +7079,13 @@
                 <w:sz w:val="18"/>
                 <w:szCs w:val="18"/>
               </w:rPr>
-              <w:t>PK – Clave primaria compuesta</w:t>
-            </w:r>
-          </w:p>
-        </w:tc>
-        <w:tc>
-          <w:tcPr>
-            <w:tcW w:w="1475" w:type="dxa"/>
+              <w:t>Numérico 5 caracteres</w:t>
+            </w:r>
+          </w:p>
+        </w:tc>
+        <w:tc>
+          <w:tcPr>
+            <w:tcW w:w="2410" w:type="dxa"/>
             <w:tcBorders>
               <w:top w:val="single" w:sz="2" w:space="0" w:color="000000"/>
               <w:left w:val="single" w:sz="2" w:space="0" w:color="000000"/>
@@ -7696,99 +7114,97 @@
                 <w:sz w:val="18"/>
                 <w:szCs w:val="18"/>
               </w:rPr>
-              <w:t>FK – references ALUMNO(dni)</w:t>
-            </w:r>
-          </w:p>
-          <w:p>
-            <w:pPr>
-              <w:pStyle w:val="TableContents"/>
-              <w:rPr>
-                <w:rFonts w:ascii="Calibri" w:hAnsi="Calibri"/>
-                <w:sz w:val="18"/>
-                <w:szCs w:val="18"/>
-              </w:rPr>
-            </w:pPr>
-            <w:r>
-              <w:rPr>
-                <w:rFonts w:ascii="Calibri" w:hAnsi="Calibri"/>
-                <w:sz w:val="18"/>
-                <w:szCs w:val="18"/>
-              </w:rPr>
-              <w:t>No puede ser nulo</w:t>
-            </w:r>
+              <w:t>PK – Clave Primaria</w:t>
+            </w:r>
+          </w:p>
+          <w:p>
+            <w:pPr>
+              <w:pStyle w:val="TableContents"/>
+              <w:rPr>
+                <w:rFonts w:ascii="Calibri" w:hAnsi="Calibri"/>
+                <w:sz w:val="18"/>
+                <w:szCs w:val="18"/>
+              </w:rPr>
+            </w:pPr>
+            <w:proofErr w:type="spellStart"/>
+            <w:r>
+              <w:rPr>
+                <w:rFonts w:ascii="Calibri" w:hAnsi="Calibri"/>
+                <w:sz w:val="18"/>
+                <w:szCs w:val="18"/>
+              </w:rPr>
+              <w:t>Autoincremental</w:t>
+            </w:r>
+            <w:proofErr w:type="spellEnd"/>
           </w:p>
         </w:tc>
       </w:tr>
       <w:tr>
-        <w:tblPrEx>
-          <w:tblCellMar>
-            <w:top w:w="0" w:type="dxa"/>
-            <w:bottom w:w="0" w:type="dxa"/>
-          </w:tblCellMar>
-        </w:tblPrEx>
-        <w:tc>
-          <w:tcPr>
-            <w:tcW w:w="2409" w:type="dxa"/>
-            <w:tcBorders>
-              <w:left w:val="single" w:sz="2" w:space="0" w:color="000000"/>
-              <w:bottom w:val="single" w:sz="2" w:space="0" w:color="000000"/>
-            </w:tcBorders>
-            <w:tcMar>
-              <w:top w:w="55" w:type="dxa"/>
-              <w:left w:w="55" w:type="dxa"/>
-              <w:bottom w:w="55" w:type="dxa"/>
-              <w:right w:w="55" w:type="dxa"/>
-            </w:tcMar>
-          </w:tcPr>
-          <w:p>
-            <w:pPr>
-              <w:pStyle w:val="TableContents"/>
-              <w:rPr>
-                <w:rFonts w:ascii="Calibri" w:hAnsi="Calibri"/>
-                <w:sz w:val="18"/>
-                <w:szCs w:val="18"/>
-              </w:rPr>
-            </w:pPr>
-            <w:r>
-              <w:rPr>
-                <w:rFonts w:ascii="Calibri" w:hAnsi="Calibri"/>
-                <w:sz w:val="18"/>
-                <w:szCs w:val="18"/>
-              </w:rPr>
-              <w:t>cif_empresa</w:t>
-            </w:r>
-          </w:p>
-        </w:tc>
-        <w:tc>
-          <w:tcPr>
-            <w:tcW w:w="2409" w:type="dxa"/>
-            <w:tcBorders>
-              <w:left w:val="single" w:sz="2" w:space="0" w:color="000000"/>
-              <w:bottom w:val="single" w:sz="2" w:space="0" w:color="000000"/>
-            </w:tcBorders>
-            <w:tcMar>
-              <w:top w:w="55" w:type="dxa"/>
-              <w:left w:w="55" w:type="dxa"/>
-              <w:bottom w:w="55" w:type="dxa"/>
-              <w:right w:w="55" w:type="dxa"/>
-            </w:tcMar>
-          </w:tcPr>
-          <w:p>
-            <w:pPr>
-              <w:pStyle w:val="TableContents"/>
-              <w:rPr>
-                <w:rFonts w:ascii="Calibri" w:hAnsi="Calibri"/>
-                <w:sz w:val="18"/>
-                <w:szCs w:val="18"/>
-              </w:rPr>
-            </w:pPr>
-            <w:r>
-              <w:rPr>
-                <w:rFonts w:ascii="Calibri" w:hAnsi="Calibri"/>
-                <w:sz w:val="18"/>
-                <w:szCs w:val="18"/>
-              </w:rPr>
-              <w:t>Identifica la empresa donde se realizan las prácticas</w:t>
+        <w:tc>
+          <w:tcPr>
+            <w:tcW w:w="2409" w:type="dxa"/>
+            <w:tcBorders>
+              <w:left w:val="single" w:sz="2" w:space="0" w:color="000000"/>
+              <w:bottom w:val="single" w:sz="2" w:space="0" w:color="000000"/>
+            </w:tcBorders>
+            <w:tcMar>
+              <w:top w:w="55" w:type="dxa"/>
+              <w:left w:w="55" w:type="dxa"/>
+              <w:bottom w:w="55" w:type="dxa"/>
+              <w:right w:w="55" w:type="dxa"/>
+            </w:tcMar>
+          </w:tcPr>
+          <w:p>
+            <w:pPr>
+              <w:pStyle w:val="TableContents"/>
+              <w:rPr>
+                <w:rFonts w:ascii="Calibri" w:hAnsi="Calibri"/>
+                <w:sz w:val="18"/>
+                <w:szCs w:val="18"/>
+              </w:rPr>
+            </w:pPr>
+            <w:proofErr w:type="spellStart"/>
+            <w:r>
+              <w:rPr>
+                <w:rFonts w:ascii="Calibri" w:hAnsi="Calibri"/>
+                <w:sz w:val="18"/>
+                <w:szCs w:val="18"/>
+              </w:rPr>
+              <w:t>dni_alumno</w:t>
+            </w:r>
+            <w:proofErr w:type="spellEnd"/>
+          </w:p>
+        </w:tc>
+        <w:tc>
+          <w:tcPr>
+            <w:tcW w:w="2409" w:type="dxa"/>
+            <w:tcBorders>
+              <w:left w:val="single" w:sz="2" w:space="0" w:color="000000"/>
+              <w:bottom w:val="single" w:sz="2" w:space="0" w:color="000000"/>
+            </w:tcBorders>
+            <w:tcMar>
+              <w:top w:w="55" w:type="dxa"/>
+              <w:left w:w="55" w:type="dxa"/>
+              <w:bottom w:w="55" w:type="dxa"/>
+              <w:right w:w="55" w:type="dxa"/>
+            </w:tcMar>
+          </w:tcPr>
+          <w:p>
+            <w:pPr>
+              <w:pStyle w:val="TableContents"/>
+              <w:rPr>
+                <w:rFonts w:ascii="Calibri" w:hAnsi="Calibri"/>
+                <w:sz w:val="18"/>
+                <w:szCs w:val="18"/>
+              </w:rPr>
+            </w:pPr>
+            <w:r>
+              <w:rPr>
+                <w:rFonts w:ascii="Calibri" w:hAnsi="Calibri"/>
+                <w:sz w:val="18"/>
+                <w:szCs w:val="18"/>
+              </w:rPr>
+              <w:t>Identificación del alumno que realiza las practicas</w:t>
             </w:r>
           </w:p>
         </w:tc>
@@ -7827,34 +7243,11 @@
         </w:tc>
         <w:tc>
           <w:tcPr>
-            <w:tcW w:w="935" w:type="dxa"/>
-            <w:vMerge/>
+            <w:tcW w:w="2410" w:type="dxa"/>
             <w:tcBorders>
               <w:top w:val="single" w:sz="2" w:space="0" w:color="000000"/>
               <w:left w:val="single" w:sz="2" w:space="0" w:color="000000"/>
               <w:bottom w:val="single" w:sz="2" w:space="0" w:color="000000"/>
-            </w:tcBorders>
-            <w:tcMar>
-              <w:top w:w="55" w:type="dxa"/>
-              <w:left w:w="55" w:type="dxa"/>
-              <w:bottom w:w="55" w:type="dxa"/>
-              <w:right w:w="55" w:type="dxa"/>
-            </w:tcMar>
-          </w:tcPr>
-          <w:p>
-            <w:pPr>
-              <w:rPr>
-                <w:rFonts w:hint="eastAsia"/>
-              </w:rPr>
-            </w:pPr>
-          </w:p>
-        </w:tc>
-        <w:tc>
-          <w:tcPr>
-            <w:tcW w:w="1475" w:type="dxa"/>
-            <w:tcBorders>
-              <w:left w:val="single" w:sz="2" w:space="0" w:color="000000"/>
-              <w:bottom w:val="single" w:sz="2" w:space="0" w:color="000000"/>
               <w:right w:val="single" w:sz="2" w:space="0" w:color="000000"/>
             </w:tcBorders>
             <w:tcMar>
@@ -7881,13 +7274,51 @@
               </w:rPr>
               <w:t xml:space="preserve">FK – </w:t>
             </w:r>
-            <w:r>
-              <w:rPr>
-                <w:rFonts w:ascii="Calibri" w:hAnsi="Calibri"/>
-                <w:sz w:val="18"/>
-                <w:szCs w:val="18"/>
-              </w:rPr>
-              <w:t>references EMPRESA(cif)</w:t>
+            <w:proofErr w:type="spellStart"/>
+            <w:r>
+              <w:rPr>
+                <w:rFonts w:ascii="Calibri" w:hAnsi="Calibri"/>
+                <w:sz w:val="18"/>
+                <w:szCs w:val="18"/>
+              </w:rPr>
+              <w:t>references</w:t>
+            </w:r>
+            <w:proofErr w:type="spellEnd"/>
+            <w:r>
+              <w:rPr>
+                <w:rFonts w:ascii="Calibri" w:hAnsi="Calibri"/>
+                <w:sz w:val="18"/>
+                <w:szCs w:val="18"/>
+              </w:rPr>
+              <w:t xml:space="preserve"> </w:t>
+            </w:r>
+            <w:proofErr w:type="gramStart"/>
+            <w:r>
+              <w:rPr>
+                <w:rFonts w:ascii="Calibri" w:hAnsi="Calibri"/>
+                <w:sz w:val="18"/>
+                <w:szCs w:val="18"/>
+              </w:rPr>
+              <w:t>ALUMNO(</w:t>
+            </w:r>
+            <w:proofErr w:type="spellStart"/>
+            <w:proofErr w:type="gramEnd"/>
+            <w:r>
+              <w:rPr>
+                <w:rFonts w:ascii="Calibri" w:hAnsi="Calibri"/>
+                <w:sz w:val="18"/>
+                <w:szCs w:val="18"/>
+              </w:rPr>
+              <w:t>dni</w:t>
+            </w:r>
+            <w:proofErr w:type="spellEnd"/>
+            <w:r>
+              <w:rPr>
+                <w:rFonts w:ascii="Calibri" w:hAnsi="Calibri"/>
+                <w:sz w:val="18"/>
+                <w:szCs w:val="18"/>
+              </w:rPr>
+              <w:t>)</w:t>
             </w:r>
           </w:p>
           <w:p>
@@ -7911,75 +7342,71 @@
         </w:tc>
       </w:tr>
       <w:tr>
-        <w:tblPrEx>
-          <w:tblCellMar>
-            <w:top w:w="0" w:type="dxa"/>
-            <w:bottom w:w="0" w:type="dxa"/>
-          </w:tblCellMar>
-        </w:tblPrEx>
-        <w:tc>
-          <w:tcPr>
-            <w:tcW w:w="2409" w:type="dxa"/>
-            <w:tcBorders>
-              <w:left w:val="single" w:sz="2" w:space="0" w:color="000000"/>
-              <w:bottom w:val="single" w:sz="2" w:space="0" w:color="000000"/>
-            </w:tcBorders>
-            <w:tcMar>
-              <w:top w:w="55" w:type="dxa"/>
-              <w:left w:w="55" w:type="dxa"/>
-              <w:bottom w:w="55" w:type="dxa"/>
-              <w:right w:w="55" w:type="dxa"/>
-            </w:tcMar>
-          </w:tcPr>
-          <w:p>
-            <w:pPr>
-              <w:pStyle w:val="TableContents"/>
-              <w:rPr>
-                <w:rFonts w:ascii="Calibri" w:hAnsi="Calibri"/>
-                <w:sz w:val="18"/>
-                <w:szCs w:val="18"/>
-              </w:rPr>
-            </w:pPr>
-            <w:r>
-              <w:rPr>
-                <w:rFonts w:ascii="Calibri" w:hAnsi="Calibri"/>
-                <w:sz w:val="18"/>
-                <w:szCs w:val="18"/>
-              </w:rPr>
-              <w:t>cod_actividad</w:t>
-            </w:r>
-          </w:p>
-        </w:tc>
-        <w:tc>
-          <w:tcPr>
-            <w:tcW w:w="2409" w:type="dxa"/>
-            <w:tcBorders>
-              <w:left w:val="single" w:sz="2" w:space="0" w:color="000000"/>
-              <w:bottom w:val="single" w:sz="2" w:space="0" w:color="000000"/>
-            </w:tcBorders>
-            <w:tcMar>
-              <w:top w:w="55" w:type="dxa"/>
-              <w:left w:w="55" w:type="dxa"/>
-              <w:bottom w:w="55" w:type="dxa"/>
-              <w:right w:w="55" w:type="dxa"/>
-            </w:tcMar>
-          </w:tcPr>
-          <w:p>
-            <w:pPr>
-              <w:pStyle w:val="TableContents"/>
-              <w:rPr>
-                <w:rFonts w:ascii="Calibri" w:hAnsi="Calibri"/>
-                <w:sz w:val="18"/>
-                <w:szCs w:val="18"/>
-              </w:rPr>
-            </w:pPr>
-            <w:r>
-              <w:rPr>
-                <w:rFonts w:ascii="Calibri" w:hAnsi="Calibri"/>
-                <w:sz w:val="18"/>
-                <w:szCs w:val="18"/>
-              </w:rPr>
-              <w:t>Código que representa a la actividad laboral en la que se han realizado las prácticas</w:t>
+        <w:tc>
+          <w:tcPr>
+            <w:tcW w:w="2409" w:type="dxa"/>
+            <w:tcBorders>
+              <w:left w:val="single" w:sz="2" w:space="0" w:color="000000"/>
+              <w:bottom w:val="single" w:sz="2" w:space="0" w:color="000000"/>
+            </w:tcBorders>
+            <w:tcMar>
+              <w:top w:w="55" w:type="dxa"/>
+              <w:left w:w="55" w:type="dxa"/>
+              <w:bottom w:w="55" w:type="dxa"/>
+              <w:right w:w="55" w:type="dxa"/>
+            </w:tcMar>
+          </w:tcPr>
+          <w:p>
+            <w:pPr>
+              <w:pStyle w:val="TableContents"/>
+              <w:rPr>
+                <w:rFonts w:ascii="Calibri" w:hAnsi="Calibri"/>
+                <w:sz w:val="18"/>
+                <w:szCs w:val="18"/>
+              </w:rPr>
+            </w:pPr>
+            <w:proofErr w:type="spellStart"/>
+            <w:r>
+              <w:rPr>
+                <w:rFonts w:ascii="Calibri" w:hAnsi="Calibri"/>
+                <w:sz w:val="18"/>
+                <w:szCs w:val="18"/>
+              </w:rPr>
+              <w:t>cif_empresa</w:t>
+            </w:r>
+            <w:proofErr w:type="spellEnd"/>
+          </w:p>
+        </w:tc>
+        <w:tc>
+          <w:tcPr>
+            <w:tcW w:w="2409" w:type="dxa"/>
+            <w:tcBorders>
+              <w:left w:val="single" w:sz="2" w:space="0" w:color="000000"/>
+              <w:bottom w:val="single" w:sz="2" w:space="0" w:color="000000"/>
+            </w:tcBorders>
+            <w:tcMar>
+              <w:top w:w="55" w:type="dxa"/>
+              <w:left w:w="55" w:type="dxa"/>
+              <w:bottom w:w="55" w:type="dxa"/>
+              <w:right w:w="55" w:type="dxa"/>
+            </w:tcMar>
+          </w:tcPr>
+          <w:p>
+            <w:pPr>
+              <w:pStyle w:val="TableContents"/>
+              <w:rPr>
+                <w:rFonts w:ascii="Calibri" w:hAnsi="Calibri"/>
+                <w:sz w:val="18"/>
+                <w:szCs w:val="18"/>
+              </w:rPr>
+            </w:pPr>
+            <w:r>
+              <w:rPr>
+                <w:rFonts w:ascii="Calibri" w:hAnsi="Calibri"/>
+                <w:sz w:val="18"/>
+                <w:szCs w:val="18"/>
+              </w:rPr>
+              <w:t>Identifica la empresa donde se realizan las prácticas</w:t>
             </w:r>
           </w:p>
         </w:tc>
@@ -8012,15 +7439,15 @@
                 <w:sz w:val="18"/>
                 <w:szCs w:val="18"/>
               </w:rPr>
-              <w:t>Numérico 5 caracteres</w:t>
+              <w:t>Texto de 9 caracteres.</w:t>
             </w:r>
           </w:p>
         </w:tc>
         <w:tc>
           <w:tcPr>
             <w:tcW w:w="2410" w:type="dxa"/>
-            <w:gridSpan w:val="2"/>
-            <w:tcBorders>
+            <w:tcBorders>
+              <w:top w:val="single" w:sz="2" w:space="0" w:color="000000"/>
               <w:left w:val="single" w:sz="2" w:space="0" w:color="000000"/>
               <w:bottom w:val="single" w:sz="2" w:space="0" w:color="000000"/>
               <w:right w:val="single" w:sz="2" w:space="0" w:color="000000"/>
@@ -8047,7 +7474,53 @@
                 <w:sz w:val="18"/>
                 <w:szCs w:val="18"/>
               </w:rPr>
-              <w:t>FK – references ACTIVIDAD_LABORAL(cod_actividad)</w:t>
+              <w:t xml:space="preserve">FK – </w:t>
+            </w:r>
+            <w:proofErr w:type="spellStart"/>
+            <w:r>
+              <w:rPr>
+                <w:rFonts w:ascii="Calibri" w:hAnsi="Calibri"/>
+                <w:sz w:val="18"/>
+                <w:szCs w:val="18"/>
+              </w:rPr>
+              <w:t>references</w:t>
+            </w:r>
+            <w:proofErr w:type="spellEnd"/>
+            <w:r>
+              <w:rPr>
+                <w:rFonts w:ascii="Calibri" w:hAnsi="Calibri"/>
+                <w:sz w:val="18"/>
+                <w:szCs w:val="18"/>
+              </w:rPr>
+              <w:t xml:space="preserve"> </w:t>
+            </w:r>
+            <w:proofErr w:type="gramStart"/>
+            <w:r>
+              <w:rPr>
+                <w:rFonts w:ascii="Calibri" w:hAnsi="Calibri"/>
+                <w:sz w:val="18"/>
+                <w:szCs w:val="18"/>
+              </w:rPr>
+              <w:t>EMPRESA(</w:t>
+            </w:r>
+            <w:proofErr w:type="spellStart"/>
+            <w:proofErr w:type="gramEnd"/>
+            <w:r>
+              <w:rPr>
+                <w:rFonts w:ascii="Calibri" w:hAnsi="Calibri"/>
+                <w:sz w:val="18"/>
+                <w:szCs w:val="18"/>
+              </w:rPr>
+              <w:t>cif</w:t>
+            </w:r>
+            <w:proofErr w:type="spellEnd"/>
+            <w:r>
+              <w:rPr>
+                <w:rFonts w:ascii="Calibri" w:hAnsi="Calibri"/>
+                <w:sz w:val="18"/>
+                <w:szCs w:val="18"/>
+              </w:rPr>
+              <w:t>)</w:t>
             </w:r>
           </w:p>
           <w:p>
@@ -8071,75 +7544,71 @@
         </w:tc>
       </w:tr>
       <w:tr>
-        <w:tblPrEx>
-          <w:tblCellMar>
-            <w:top w:w="0" w:type="dxa"/>
-            <w:bottom w:w="0" w:type="dxa"/>
-          </w:tblCellMar>
-        </w:tblPrEx>
-        <w:tc>
-          <w:tcPr>
-            <w:tcW w:w="2409" w:type="dxa"/>
-            <w:tcBorders>
-              <w:left w:val="single" w:sz="2" w:space="0" w:color="000000"/>
-              <w:bottom w:val="single" w:sz="2" w:space="0" w:color="000000"/>
-            </w:tcBorders>
-            <w:tcMar>
-              <w:top w:w="55" w:type="dxa"/>
-              <w:left w:w="55" w:type="dxa"/>
-              <w:bottom w:w="55" w:type="dxa"/>
-              <w:right w:w="55" w:type="dxa"/>
-            </w:tcMar>
-          </w:tcPr>
-          <w:p>
-            <w:pPr>
-              <w:pStyle w:val="TableContents"/>
-              <w:rPr>
-                <w:rFonts w:ascii="Calibri" w:hAnsi="Calibri"/>
-                <w:sz w:val="18"/>
-                <w:szCs w:val="18"/>
-              </w:rPr>
-            </w:pPr>
-            <w:r>
-              <w:rPr>
-                <w:rFonts w:ascii="Calibri" w:hAnsi="Calibri"/>
-                <w:sz w:val="18"/>
-                <w:szCs w:val="18"/>
-              </w:rPr>
-              <w:t>Convocatoria</w:t>
-            </w:r>
-          </w:p>
-        </w:tc>
-        <w:tc>
-          <w:tcPr>
-            <w:tcW w:w="2409" w:type="dxa"/>
-            <w:tcBorders>
-              <w:left w:val="single" w:sz="2" w:space="0" w:color="000000"/>
-              <w:bottom w:val="single" w:sz="2" w:space="0" w:color="000000"/>
-            </w:tcBorders>
-            <w:tcMar>
-              <w:top w:w="55" w:type="dxa"/>
-              <w:left w:w="55" w:type="dxa"/>
-              <w:bottom w:w="55" w:type="dxa"/>
-              <w:right w:w="55" w:type="dxa"/>
-            </w:tcMar>
-          </w:tcPr>
-          <w:p>
-            <w:pPr>
-              <w:pStyle w:val="TableContents"/>
-              <w:rPr>
-                <w:rFonts w:ascii="Calibri" w:hAnsi="Calibri"/>
-                <w:sz w:val="18"/>
-                <w:szCs w:val="18"/>
-              </w:rPr>
-            </w:pPr>
-            <w:r>
-              <w:rPr>
-                <w:rFonts w:ascii="Calibri" w:hAnsi="Calibri"/>
-                <w:sz w:val="18"/>
-                <w:szCs w:val="18"/>
-              </w:rPr>
-              <w:t>Convocatoria en la que se realizan las prácticas</w:t>
+        <w:tc>
+          <w:tcPr>
+            <w:tcW w:w="2409" w:type="dxa"/>
+            <w:tcBorders>
+              <w:left w:val="single" w:sz="2" w:space="0" w:color="000000"/>
+              <w:bottom w:val="single" w:sz="2" w:space="0" w:color="000000"/>
+            </w:tcBorders>
+            <w:tcMar>
+              <w:top w:w="55" w:type="dxa"/>
+              <w:left w:w="55" w:type="dxa"/>
+              <w:bottom w:w="55" w:type="dxa"/>
+              <w:right w:w="55" w:type="dxa"/>
+            </w:tcMar>
+          </w:tcPr>
+          <w:p>
+            <w:pPr>
+              <w:pStyle w:val="TableContents"/>
+              <w:rPr>
+                <w:rFonts w:ascii="Calibri" w:hAnsi="Calibri"/>
+                <w:sz w:val="18"/>
+                <w:szCs w:val="18"/>
+              </w:rPr>
+            </w:pPr>
+            <w:proofErr w:type="spellStart"/>
+            <w:r>
+              <w:rPr>
+                <w:rFonts w:ascii="Calibri" w:hAnsi="Calibri"/>
+                <w:sz w:val="18"/>
+                <w:szCs w:val="18"/>
+              </w:rPr>
+              <w:t>cod_actividad</w:t>
+            </w:r>
+            <w:proofErr w:type="spellEnd"/>
+          </w:p>
+        </w:tc>
+        <w:tc>
+          <w:tcPr>
+            <w:tcW w:w="2409" w:type="dxa"/>
+            <w:tcBorders>
+              <w:left w:val="single" w:sz="2" w:space="0" w:color="000000"/>
+              <w:bottom w:val="single" w:sz="2" w:space="0" w:color="000000"/>
+            </w:tcBorders>
+            <w:tcMar>
+              <w:top w:w="55" w:type="dxa"/>
+              <w:left w:w="55" w:type="dxa"/>
+              <w:bottom w:w="55" w:type="dxa"/>
+              <w:right w:w="55" w:type="dxa"/>
+            </w:tcMar>
+          </w:tcPr>
+          <w:p>
+            <w:pPr>
+              <w:pStyle w:val="TableContents"/>
+              <w:rPr>
+                <w:rFonts w:ascii="Calibri" w:hAnsi="Calibri"/>
+                <w:sz w:val="18"/>
+                <w:szCs w:val="18"/>
+              </w:rPr>
+            </w:pPr>
+            <w:r>
+              <w:rPr>
+                <w:rFonts w:ascii="Calibri" w:hAnsi="Calibri"/>
+                <w:sz w:val="18"/>
+                <w:szCs w:val="18"/>
+              </w:rPr>
+              <w:t>Código que representa a la actividad laboral en la que se han realizado las prácticas</w:t>
             </w:r>
           </w:p>
         </w:tc>
@@ -8172,14 +7641,13 @@
                 <w:sz w:val="18"/>
                 <w:szCs w:val="18"/>
               </w:rPr>
-              <w:t>Texto de 3 caracteres</w:t>
+              <w:t>Numérico 5 caracteres</w:t>
             </w:r>
           </w:p>
         </w:tc>
         <w:tc>
           <w:tcPr>
             <w:tcW w:w="2410" w:type="dxa"/>
-            <w:gridSpan w:val="2"/>
             <w:tcBorders>
               <w:left w:val="single" w:sz="2" w:space="0" w:color="000000"/>
               <w:bottom w:val="single" w:sz="2" w:space="0" w:color="000000"/>
@@ -8207,59 +7675,253 @@
                 <w:sz w:val="18"/>
                 <w:szCs w:val="18"/>
               </w:rPr>
+              <w:t xml:space="preserve">FK – </w:t>
+            </w:r>
+            <w:proofErr w:type="spellStart"/>
+            <w:r>
+              <w:rPr>
+                <w:rFonts w:ascii="Calibri" w:hAnsi="Calibri"/>
+                <w:sz w:val="18"/>
+                <w:szCs w:val="18"/>
+              </w:rPr>
+              <w:t>references</w:t>
+            </w:r>
+            <w:proofErr w:type="spellEnd"/>
+            <w:r>
+              <w:rPr>
+                <w:rFonts w:ascii="Calibri" w:hAnsi="Calibri"/>
+                <w:sz w:val="18"/>
+                <w:szCs w:val="18"/>
+              </w:rPr>
+              <w:t xml:space="preserve"> ACTIVIDAD_</w:t>
+            </w:r>
+            <w:proofErr w:type="gramStart"/>
+            <w:r>
+              <w:rPr>
+                <w:rFonts w:ascii="Calibri" w:hAnsi="Calibri"/>
+                <w:sz w:val="18"/>
+                <w:szCs w:val="18"/>
+              </w:rPr>
+              <w:t>LABORAL(</w:t>
+            </w:r>
+            <w:proofErr w:type="spellStart"/>
+            <w:proofErr w:type="gramEnd"/>
+            <w:r>
+              <w:rPr>
+                <w:rFonts w:ascii="Calibri" w:hAnsi="Calibri"/>
+                <w:sz w:val="18"/>
+                <w:szCs w:val="18"/>
+              </w:rPr>
+              <w:t>cod_actividad</w:t>
+            </w:r>
+            <w:proofErr w:type="spellEnd"/>
+            <w:r>
+              <w:rPr>
+                <w:rFonts w:ascii="Calibri" w:hAnsi="Calibri"/>
+                <w:sz w:val="18"/>
+                <w:szCs w:val="18"/>
+              </w:rPr>
+              <w:t>)</w:t>
+            </w:r>
+          </w:p>
+          <w:p>
+            <w:pPr>
+              <w:pStyle w:val="TableContents"/>
+              <w:rPr>
+                <w:rFonts w:ascii="Calibri" w:hAnsi="Calibri"/>
+                <w:sz w:val="18"/>
+                <w:szCs w:val="18"/>
+              </w:rPr>
+            </w:pPr>
+            <w:r>
+              <w:rPr>
+                <w:rFonts w:ascii="Calibri" w:hAnsi="Calibri"/>
+                <w:sz w:val="18"/>
+                <w:szCs w:val="18"/>
+              </w:rPr>
               <w:t>No puede ser nulo</w:t>
-            </w:r>
-          </w:p>
-          <w:p>
-            <w:pPr>
-              <w:pStyle w:val="TableContents"/>
-              <w:rPr>
-                <w:rFonts w:ascii="Calibri" w:hAnsi="Calibri"/>
-                <w:sz w:val="18"/>
-                <w:szCs w:val="18"/>
-              </w:rPr>
-            </w:pPr>
-            <w:r>
-              <w:rPr>
-                <w:rFonts w:ascii="Calibri" w:hAnsi="Calibri"/>
-                <w:sz w:val="18"/>
-                <w:szCs w:val="18"/>
-              </w:rPr>
-              <w:t>Únicamente puede tener dos valores 'JUN' o 'DIC'</w:t>
             </w:r>
           </w:p>
         </w:tc>
       </w:tr>
       <w:tr>
-        <w:tblPrEx>
-          <w:tblCellMar>
-            <w:top w:w="0" w:type="dxa"/>
-            <w:bottom w:w="0" w:type="dxa"/>
-          </w:tblCellMar>
-        </w:tblPrEx>
-        <w:tc>
-          <w:tcPr>
-            <w:tcW w:w="2409" w:type="dxa"/>
-            <w:tcBorders>
-              <w:left w:val="single" w:sz="2" w:space="0" w:color="000000"/>
-              <w:bottom w:val="single" w:sz="2" w:space="0" w:color="000000"/>
-            </w:tcBorders>
-            <w:tcMar>
-              <w:top w:w="55" w:type="dxa"/>
-              <w:left w:w="55" w:type="dxa"/>
-              <w:bottom w:w="55" w:type="dxa"/>
-              <w:right w:w="55" w:type="dxa"/>
-            </w:tcMar>
-          </w:tcPr>
-          <w:p>
-            <w:pPr>
-              <w:pStyle w:val="TableContents"/>
-              <w:rPr>
-                <w:rFonts w:ascii="Calibri" w:hAnsi="Calibri"/>
-                <w:sz w:val="18"/>
-                <w:szCs w:val="18"/>
-              </w:rPr>
-            </w:pPr>
+        <w:tc>
+          <w:tcPr>
+            <w:tcW w:w="2409" w:type="dxa"/>
+            <w:tcBorders>
+              <w:left w:val="single" w:sz="2" w:space="0" w:color="000000"/>
+              <w:bottom w:val="single" w:sz="2" w:space="0" w:color="000000"/>
+            </w:tcBorders>
+            <w:tcMar>
+              <w:top w:w="55" w:type="dxa"/>
+              <w:left w:w="55" w:type="dxa"/>
+              <w:bottom w:w="55" w:type="dxa"/>
+              <w:right w:w="55" w:type="dxa"/>
+            </w:tcMar>
+          </w:tcPr>
+          <w:p>
+            <w:pPr>
+              <w:pStyle w:val="TableContents"/>
+              <w:rPr>
+                <w:rFonts w:ascii="Calibri" w:hAnsi="Calibri"/>
+                <w:sz w:val="18"/>
+                <w:szCs w:val="18"/>
+              </w:rPr>
+            </w:pPr>
+            <w:r>
+              <w:rPr>
+                <w:rFonts w:ascii="Calibri" w:hAnsi="Calibri"/>
+                <w:sz w:val="18"/>
+                <w:szCs w:val="18"/>
+              </w:rPr>
+              <w:t>Convocatoria</w:t>
+            </w:r>
+          </w:p>
+        </w:tc>
+        <w:tc>
+          <w:tcPr>
+            <w:tcW w:w="2409" w:type="dxa"/>
+            <w:tcBorders>
+              <w:left w:val="single" w:sz="2" w:space="0" w:color="000000"/>
+              <w:bottom w:val="single" w:sz="2" w:space="0" w:color="000000"/>
+            </w:tcBorders>
+            <w:tcMar>
+              <w:top w:w="55" w:type="dxa"/>
+              <w:left w:w="55" w:type="dxa"/>
+              <w:bottom w:w="55" w:type="dxa"/>
+              <w:right w:w="55" w:type="dxa"/>
+            </w:tcMar>
+          </w:tcPr>
+          <w:p>
+            <w:pPr>
+              <w:pStyle w:val="TableContents"/>
+              <w:rPr>
+                <w:rFonts w:ascii="Calibri" w:hAnsi="Calibri"/>
+                <w:sz w:val="18"/>
+                <w:szCs w:val="18"/>
+              </w:rPr>
+            </w:pPr>
+            <w:r>
+              <w:rPr>
+                <w:rFonts w:ascii="Calibri" w:hAnsi="Calibri"/>
+                <w:sz w:val="18"/>
+                <w:szCs w:val="18"/>
+              </w:rPr>
+              <w:t>Convocatoria en la que se realizan las prácticas</w:t>
+            </w:r>
+          </w:p>
+        </w:tc>
+        <w:tc>
+          <w:tcPr>
+            <w:tcW w:w="2410" w:type="dxa"/>
+            <w:tcBorders>
+              <w:left w:val="single" w:sz="2" w:space="0" w:color="000000"/>
+              <w:bottom w:val="single" w:sz="2" w:space="0" w:color="000000"/>
+            </w:tcBorders>
+            <w:tcMar>
+              <w:top w:w="55" w:type="dxa"/>
+              <w:left w:w="55" w:type="dxa"/>
+              <w:bottom w:w="55" w:type="dxa"/>
+              <w:right w:w="55" w:type="dxa"/>
+            </w:tcMar>
+          </w:tcPr>
+          <w:p>
+            <w:pPr>
+              <w:pStyle w:val="TableContents"/>
+              <w:rPr>
+                <w:rFonts w:ascii="Calibri" w:hAnsi="Calibri"/>
+                <w:sz w:val="18"/>
+                <w:szCs w:val="18"/>
+              </w:rPr>
+            </w:pPr>
+            <w:r>
+              <w:rPr>
+                <w:rFonts w:ascii="Calibri" w:hAnsi="Calibri"/>
+                <w:sz w:val="18"/>
+                <w:szCs w:val="18"/>
+              </w:rPr>
+              <w:t>Texto de 3 caracteres</w:t>
+            </w:r>
+          </w:p>
+        </w:tc>
+        <w:tc>
+          <w:tcPr>
+            <w:tcW w:w="2410" w:type="dxa"/>
+            <w:tcBorders>
+              <w:left w:val="single" w:sz="2" w:space="0" w:color="000000"/>
+              <w:bottom w:val="single" w:sz="2" w:space="0" w:color="000000"/>
+              <w:right w:val="single" w:sz="2" w:space="0" w:color="000000"/>
+            </w:tcBorders>
+            <w:tcMar>
+              <w:top w:w="55" w:type="dxa"/>
+              <w:left w:w="55" w:type="dxa"/>
+              <w:bottom w:w="55" w:type="dxa"/>
+              <w:right w:w="55" w:type="dxa"/>
+            </w:tcMar>
+          </w:tcPr>
+          <w:p>
+            <w:pPr>
+              <w:pStyle w:val="TableContents"/>
+              <w:rPr>
+                <w:rFonts w:ascii="Calibri" w:hAnsi="Calibri"/>
+                <w:sz w:val="18"/>
+                <w:szCs w:val="18"/>
+              </w:rPr>
+            </w:pPr>
+            <w:r>
+              <w:rPr>
+                <w:rFonts w:ascii="Calibri" w:hAnsi="Calibri"/>
+                <w:sz w:val="18"/>
+                <w:szCs w:val="18"/>
+              </w:rPr>
+              <w:t>No puede ser nulo</w:t>
+            </w:r>
+          </w:p>
+          <w:p>
+            <w:pPr>
+              <w:pStyle w:val="TableContents"/>
+              <w:rPr>
+                <w:rFonts w:ascii="Calibri" w:hAnsi="Calibri"/>
+                <w:sz w:val="18"/>
+                <w:szCs w:val="18"/>
+              </w:rPr>
+            </w:pPr>
+            <w:r>
+              <w:rPr>
+                <w:rFonts w:ascii="Calibri" w:hAnsi="Calibri"/>
+                <w:sz w:val="18"/>
+                <w:szCs w:val="18"/>
+              </w:rPr>
+              <w:t>Únicamente puede tener dos valores 'JUN' o 'DIC'</w:t>
+            </w:r>
+          </w:p>
+        </w:tc>
+      </w:tr>
+      <w:tr>
+        <w:tc>
+          <w:tcPr>
+            <w:tcW w:w="2409" w:type="dxa"/>
+            <w:tcBorders>
+              <w:left w:val="single" w:sz="2" w:space="0" w:color="000000"/>
+              <w:bottom w:val="single" w:sz="2" w:space="0" w:color="000000"/>
+            </w:tcBorders>
+            <w:tcMar>
+              <w:top w:w="55" w:type="dxa"/>
+              <w:left w:w="55" w:type="dxa"/>
+              <w:bottom w:w="55" w:type="dxa"/>
+              <w:right w:w="55" w:type="dxa"/>
+            </w:tcMar>
+          </w:tcPr>
+          <w:p>
+            <w:pPr>
+              <w:pStyle w:val="TableContents"/>
+              <w:rPr>
+                <w:rFonts w:ascii="Calibri" w:hAnsi="Calibri"/>
+                <w:sz w:val="18"/>
+                <w:szCs w:val="18"/>
+              </w:rPr>
+            </w:pPr>
+            <w:proofErr w:type="spellStart"/>
             <w:r>
               <w:rPr>
                 <w:rFonts w:ascii="Calibri" w:hAnsi="Calibri"/>
@@ -8268,6 +7930,7 @@
               </w:rPr>
               <w:t>Anno</w:t>
             </w:r>
+            <w:proofErr w:type="spellEnd"/>
           </w:p>
         </w:tc>
         <w:tc>
@@ -8339,7 +8002,6 @@
         <w:tc>
           <w:tcPr>
             <w:tcW w:w="2410" w:type="dxa"/>
-            <w:gridSpan w:val="2"/>
             <w:tcBorders>
               <w:left w:val="single" w:sz="2" w:space="0" w:color="000000"/>
               <w:bottom w:val="single" w:sz="2" w:space="0" w:color="000000"/>
@@ -8406,7 +8068,7 @@
           <w:sz w:val="18"/>
           <w:szCs w:val="18"/>
         </w:rPr>
-        <w:t xml:space="preserve">** </w:t>
+        <w:t xml:space="preserve">** Anotación: </w:t>
       </w:r>
       <w:r>
         <w:rPr>
@@ -8416,26 +8078,39 @@
           <w:sz w:val="18"/>
           <w:szCs w:val="18"/>
         </w:rPr>
-        <w:t>Anotación: Esta entidad se le aplica una clave primaria compuesta por los atributos “dni_alumno” y “cif_empresa”, ya que un alumno solo puede realizar las prácticas en una empresa</w:t>
+        <w:t>Esta entidad relaciona al Alumno con la Empresa en la que haya realizado el módulo FCT. Aunque en ella se haga referencia, como clave foránea, a la clave primaria del Alumno, será en la entidad Alumno donde se haga referencia a la clave primaria del módulo de prácticas al que le corresponda a cada alumno, ya que es una relación 1 a muchos, siendo muchos Alumnos los que realizan las prácticas en una Empresa, pero una Empresa puede acoger varios Alumnos.</w:t>
       </w:r>
     </w:p>
     <w:p>
       <w:pPr>
         <w:pStyle w:val="Standard"/>
-        <w:rPr>
-          <w:rFonts w:ascii="Calibri" w:hAnsi="Calibri"/>
-          <w:sz w:val="20"/>
-          <w:szCs w:val="20"/>
+        <w:spacing w:after="113"/>
+        <w:rPr>
+          <w:rFonts w:ascii="Calibri" w:hAnsi="Calibri"/>
+          <w:i/>
+          <w:iCs/>
+          <w:sz w:val="18"/>
+          <w:szCs w:val="18"/>
         </w:rPr>
       </w:pPr>
+      <w:r>
+        <w:rPr>
+          <w:rFonts w:ascii="Calibri" w:hAnsi="Calibri"/>
+          <w:i/>
+          <w:iCs/>
+          <w:sz w:val="18"/>
+          <w:szCs w:val="18"/>
+        </w:rPr>
+        <w:t>También, en esta Entidad, se hace referencia a la Actividad Laboral que se haya aprendido durante la realización de las prácticas.</w:t>
+      </w:r>
     </w:p>
     <w:p>
       <w:pPr>
         <w:pStyle w:val="Standard"/>
         <w:rPr>
           <w:rFonts w:ascii="Calibri" w:hAnsi="Calibri"/>
-          <w:sz w:val="22"/>
-          <w:szCs w:val="22"/>
+          <w:sz w:val="20"/>
+          <w:szCs w:val="20"/>
         </w:rPr>
       </w:pPr>
     </w:p>
@@ -8447,8 +8122,6 @@
           <w:rFonts w:ascii="Calibri" w:hAnsi="Calibri"/>
           <w:b/>
           <w:bCs/>
-          <w:sz w:val="22"/>
-          <w:szCs w:val="22"/>
         </w:rPr>
       </w:pPr>
       <w:r>
@@ -8456,8 +8129,6 @@
           <w:rFonts w:ascii="Calibri" w:hAnsi="Calibri"/>
           <w:b/>
           <w:bCs/>
-          <w:sz w:val="22"/>
-          <w:szCs w:val="22"/>
         </w:rPr>
         <w:t>Comentarios al Diseño Conceptual.</w:t>
       </w:r>
@@ -8478,7 +8149,7 @@
           <w:sz w:val="22"/>
           <w:szCs w:val="22"/>
         </w:rPr>
-        <w:t>Una vez estudiados los requisitos que se</w:t>
+        <w:t xml:space="preserve">Una vez estudiados los requisitos que se especifican en la tarea, se han tomado como entidades los grupos de datos que se listan. </w:t>
       </w:r>
       <w:r>
         <w:rPr>
@@ -8486,13 +8157,185 @@
           <w:sz w:val="22"/>
           <w:szCs w:val="22"/>
         </w:rPr>
-        <w:t xml:space="preserve"> especifican en la tarea, se han tomado como entidades los grupos de datos que se listan. Además se ha optado por modelar como entidad los datos referentes a “Actividad laboral”, que se relaciona con las empresas y con el módulo FCT</w:t>
+        <w:t>Además,</w:t>
       </w:r>
       <w:r>
         <w:rPr>
           <w:rFonts w:ascii="Calibri" w:hAnsi="Calibri"/>
           <w:sz w:val="22"/>
           <w:szCs w:val="22"/>
+        </w:rPr>
+        <w:t xml:space="preserve"> se ha optado por modelar como entidad los datos referentes a “Actividad laboral”, que se relaciona con las empresas y con el módulo FCT.</w:t>
+      </w:r>
+    </w:p>
+    <w:p>
+      <w:pPr>
+        <w:pStyle w:val="Standard"/>
+        <w:spacing w:after="113"/>
+        <w:rPr>
+          <w:rFonts w:ascii="Calibri" w:hAnsi="Calibri"/>
+          <w:sz w:val="22"/>
+          <w:szCs w:val="22"/>
+        </w:rPr>
+      </w:pPr>
+      <w:r>
+        <w:rPr>
+          <w:rFonts w:ascii="Calibri" w:hAnsi="Calibri"/>
+          <w:sz w:val="22"/>
+          <w:szCs w:val="22"/>
+        </w:rPr>
+        <w:t>La relación “Ha trabajado” se usará, como tabla en el diseño lógico, para almacenar los datos, indicados en las especificaciones, referentes a la experiencia laboral que pueda tener el alumno, tales como Empresa en la que ha trabajado, fecha de inicio, fecha de fin (si ha rescindido la relación con la empresa) y área o actividad laboral en la que haya desarrollado sus labores como trabajador.</w:t>
+      </w:r>
+    </w:p>
+    <w:p>
+      <w:pPr>
+        <w:pStyle w:val="Standard"/>
+        <w:spacing w:after="113"/>
+        <w:rPr>
+          <w:rFonts w:ascii="Calibri" w:hAnsi="Calibri"/>
+          <w:sz w:val="22"/>
+          <w:szCs w:val="22"/>
+        </w:rPr>
+      </w:pPr>
+      <w:r>
+        <w:rPr>
+          <w:rFonts w:ascii="Calibri" w:hAnsi="Calibri"/>
+          <w:sz w:val="22"/>
+          <w:szCs w:val="22"/>
+        </w:rPr>
+        <w:t xml:space="preserve">Igualmente, la relación, que existe entre las entidades Empresa y </w:t>
+      </w:r>
+      <w:proofErr w:type="spellStart"/>
+      <w:r>
+        <w:rPr>
+          <w:rFonts w:ascii="Calibri" w:hAnsi="Calibri"/>
+          <w:sz w:val="22"/>
+          <w:szCs w:val="22"/>
+        </w:rPr>
+        <w:t>Actividad_Laboral</w:t>
+      </w:r>
+      <w:proofErr w:type="spellEnd"/>
+      <w:r>
+        <w:rPr>
+          <w:rFonts w:ascii="Calibri" w:hAnsi="Calibri"/>
+          <w:sz w:val="22"/>
+          <w:szCs w:val="22"/>
+        </w:rPr>
+        <w:t>, “Se Dedica”, se usa para indicar las actividades laborales que se realizan en cada una de las empresas.</w:t>
+      </w:r>
+    </w:p>
+    <w:p>
+      <w:pPr>
+        <w:pStyle w:val="Standard"/>
+        <w:spacing w:after="113"/>
+        <w:rPr>
+          <w:rFonts w:ascii="Calibri" w:hAnsi="Calibri"/>
+          <w:sz w:val="22"/>
+          <w:szCs w:val="22"/>
+        </w:rPr>
+      </w:pPr>
+      <w:r>
+        <w:rPr>
+          <w:rFonts w:ascii="Calibri" w:hAnsi="Calibri"/>
+          <w:sz w:val="22"/>
+          <w:szCs w:val="22"/>
+        </w:rPr>
+        <w:t>Otra información para tener en cuenta es la relación ternaria, “Ha Estudiado”, entre las entidades Alumno; Titulación y Centro</w:t>
+      </w:r>
+      <w:r>
+        <w:rPr>
+          <w:rFonts w:ascii="Calibri" w:hAnsi="Calibri"/>
+          <w:sz w:val="22"/>
+          <w:szCs w:val="22"/>
+        </w:rPr>
+        <w:t>. Esta relación pasará a tabla en el sistema, en la que se guardarán los datos</w:t>
+      </w:r>
+      <w:r>
+        <w:rPr>
+          <w:rFonts w:ascii="Calibri" w:hAnsi="Calibri"/>
+          <w:sz w:val="22"/>
+          <w:szCs w:val="22"/>
+        </w:rPr>
+        <w:t xml:space="preserve"> correspondientes a las titulaci</w:t>
+      </w:r>
+      <w:r>
+        <w:rPr>
+          <w:rFonts w:ascii="Calibri" w:hAnsi="Calibri"/>
+          <w:sz w:val="22"/>
+          <w:szCs w:val="22"/>
+        </w:rPr>
+        <w:t>o</w:t>
+      </w:r>
+      <w:r>
+        <w:rPr>
+          <w:rFonts w:ascii="Calibri" w:hAnsi="Calibri"/>
+          <w:sz w:val="22"/>
+          <w:szCs w:val="22"/>
+        </w:rPr>
+        <w:t>n</w:t>
+      </w:r>
+      <w:r>
+        <w:rPr>
+          <w:rFonts w:ascii="Calibri" w:hAnsi="Calibri"/>
+          <w:sz w:val="22"/>
+          <w:szCs w:val="22"/>
+        </w:rPr>
+        <w:t>es</w:t>
+      </w:r>
+      <w:r>
+        <w:rPr>
+          <w:rFonts w:ascii="Calibri" w:hAnsi="Calibri"/>
+          <w:sz w:val="22"/>
+          <w:szCs w:val="22"/>
+        </w:rPr>
+        <w:t xml:space="preserve"> de las que disponga el alumno, incluyendo el año y la nota obtenida en la titulación que corresponda</w:t>
+      </w:r>
+      <w:r>
+        <w:rPr>
+          <w:rFonts w:ascii="Calibri" w:hAnsi="Calibri"/>
+          <w:sz w:val="22"/>
+          <w:szCs w:val="22"/>
+        </w:rPr>
+        <w:t>, además de hacer referencia a las entidades Alumno, Titulación y Centro.</w:t>
+      </w:r>
+    </w:p>
+    <w:p>
+      <w:pPr>
+        <w:pStyle w:val="Standard"/>
+        <w:spacing w:after="113"/>
+        <w:rPr>
+          <w:rFonts w:ascii="Calibri" w:hAnsi="Calibri"/>
+          <w:b/>
+          <w:bCs/>
+          <w:sz w:val="22"/>
+          <w:szCs w:val="22"/>
+        </w:rPr>
+      </w:pPr>
+    </w:p>
+    <w:p>
+      <w:pPr>
+        <w:pStyle w:val="Standard"/>
+        <w:spacing w:after="113"/>
+        <w:rPr>
+          <w:rFonts w:ascii="Calibri" w:hAnsi="Calibri"/>
+          <w:b/>
+          <w:bCs/>
+        </w:rPr>
+      </w:pPr>
+      <w:r>
+        <w:rPr>
+          <w:rFonts w:ascii="Calibri" w:hAnsi="Calibri"/>
+          <w:b/>
+          <w:bCs/>
+        </w:rPr>
+        <w:lastRenderedPageBreak/>
+        <w:t>Anotaciones al Diagrama Entidad-Relación</w:t>
+      </w:r>
+      <w:r>
+        <w:rPr>
+          <w:rFonts w:ascii="Calibri" w:hAnsi="Calibri"/>
+          <w:b/>
+          <w:bCs/>
         </w:rPr>
         <w:t>.</w:t>
       </w:r>
@@ -8513,7 +8356,7 @@
           <w:sz w:val="22"/>
           <w:szCs w:val="22"/>
         </w:rPr>
-        <w:t xml:space="preserve">La relación “Ha trabajado” se usará, como tabla en el diseño lógico, para almacenar los datos, indicados en las especificaciones, referentes a la experiencia laboral que pueda tener el alumno, tales como Empresa en </w:t>
+        <w:t>Únicamente</w:t>
       </w:r>
       <w:r>
         <w:rPr>
@@ -8521,7 +8364,15 @@
           <w:sz w:val="22"/>
           <w:szCs w:val="22"/>
         </w:rPr>
-        <w:t>la que ha trabajado, fecha de inicio, fecha de fin (si ha rescindido la relación con la empresa) y área o actividad laboral en la que haya desarrollado sus labores como trabajador.</w:t>
+        <w:t xml:space="preserve"> se </w:t>
+      </w:r>
+      <w:r>
+        <w:rPr>
+          <w:rFonts w:ascii="Calibri" w:hAnsi="Calibri"/>
+          <w:sz w:val="22"/>
+          <w:szCs w:val="22"/>
+        </w:rPr>
+        <w:t>representan los atributos Clave Primaria, tal y como se indica en el enunciado de la tarea, pero, además, aunque no sea lo establecido, prefiero dejar indicadas también las claves foráneas que relacionan las entidades, ya que es una información extra que ayuda a entender mejor la información que se quiere representar.</w:t>
       </w:r>
     </w:p>
     <w:p>
@@ -8540,7 +8391,7 @@
           <w:sz w:val="22"/>
           <w:szCs w:val="22"/>
         </w:rPr>
-        <w:t>Igualmente, la relación, que existe entre las entidades Empresa y Actividad</w:t>
+        <w:t>Para diferenciar las claves compuestas de las claves primarias “simples”, se</w:t>
       </w:r>
       <w:r>
         <w:rPr>
@@ -8548,7 +8399,55 @@
           <w:sz w:val="22"/>
           <w:szCs w:val="22"/>
         </w:rPr>
-        <w:t>_Laboral, “Se Dedica”, se usa para indicar las actividades laborales que se realizan en cada una de las empresas.</w:t>
+        <w:t xml:space="preserve"> opta por representa</w:t>
+      </w:r>
+      <w:r>
+        <w:rPr>
+          <w:rFonts w:ascii="Calibri" w:hAnsi="Calibri"/>
+          <w:sz w:val="22"/>
+          <w:szCs w:val="22"/>
+        </w:rPr>
+        <w:t>r</w:t>
+      </w:r>
+      <w:r>
+        <w:rPr>
+          <w:rFonts w:ascii="Calibri" w:hAnsi="Calibri"/>
+          <w:sz w:val="22"/>
+          <w:szCs w:val="22"/>
+        </w:rPr>
+        <w:t xml:space="preserve"> las claves primarias compuestas (mayormente por atributos de clave foránea)</w:t>
+      </w:r>
+      <w:r>
+        <w:rPr>
+          <w:rFonts w:ascii="Calibri" w:hAnsi="Calibri"/>
+          <w:sz w:val="22"/>
+          <w:szCs w:val="22"/>
+        </w:rPr>
+        <w:t>, como alternativas</w:t>
+      </w:r>
+      <w:r>
+        <w:rPr>
+          <w:rFonts w:ascii="Calibri" w:hAnsi="Calibri"/>
+          <w:sz w:val="22"/>
+          <w:szCs w:val="22"/>
+        </w:rPr>
+        <w:t>, subrayando el nombre del atributo-clave foránea</w:t>
+      </w:r>
+      <w:r>
+        <w:rPr>
+          <w:rFonts w:ascii="Calibri" w:hAnsi="Calibri"/>
+          <w:sz w:val="22"/>
+          <w:szCs w:val="22"/>
+        </w:rPr>
+        <w:t>. En el diseño lógico ya se especificará</w:t>
+      </w:r>
+      <w:r>
+        <w:rPr>
+          <w:rFonts w:ascii="Calibri" w:hAnsi="Calibri"/>
+          <w:sz w:val="22"/>
+          <w:szCs w:val="22"/>
+        </w:rPr>
+        <w:t>n los atributos que componen la clave primaria compuesta en las tablas que corresponda</w:t>
       </w:r>
     </w:p>
     <w:p>
@@ -8567,7 +8466,198 @@
           <w:sz w:val="22"/>
           <w:szCs w:val="22"/>
         </w:rPr>
-        <w:t>Otra información para tener en cuenta es la relación ternaria, “Ha Estudiado”, entre las entidades Alumno; Titulación y Centro</w:t>
+        <w:t>Dejamos representadas de la manera tradicional (círculo del atributo con relleno negro).</w:t>
+      </w:r>
+    </w:p>
+    <w:p>
+      <w:pPr>
+        <w:rPr>
+          <w:rFonts w:ascii="Calibri" w:hAnsi="Calibri"/>
+          <w:sz w:val="22"/>
+          <w:szCs w:val="22"/>
+        </w:rPr>
+      </w:pPr>
+    </w:p>
+    <w:p>
+      <w:pPr>
+        <w:rPr>
+          <w:rFonts w:ascii="Calibri" w:hAnsi="Calibri"/>
+          <w:sz w:val="22"/>
+          <w:szCs w:val="22"/>
+        </w:rPr>
+      </w:pPr>
+    </w:p>
+    <w:p>
+      <w:pPr>
+        <w:rPr>
+          <w:rFonts w:ascii="Calibri" w:hAnsi="Calibri"/>
+          <w:sz w:val="22"/>
+          <w:szCs w:val="22"/>
+        </w:rPr>
+      </w:pPr>
+      <w:r>
+        <w:rPr>
+          <w:rFonts w:ascii="Calibri" w:hAnsi="Calibri"/>
+          <w:sz w:val="22"/>
+          <w:szCs w:val="22"/>
+        </w:rPr>
+        <w:t>A continuación, en la página siguiente, se muestra el Diagrama Entidad-Relación.</w:t>
+      </w:r>
+    </w:p>
+    <w:p>
+      <w:pPr>
+        <w:rPr>
+          <w:rFonts w:ascii="Calibri" w:hAnsi="Calibri"/>
+          <w:sz w:val="22"/>
+          <w:szCs w:val="22"/>
+        </w:rPr>
+      </w:pPr>
+    </w:p>
+    <w:p>
+      <w:pPr>
+        <w:rPr>
+          <w:rFonts w:ascii="Calibri" w:hAnsi="Calibri"/>
+          <w:sz w:val="22"/>
+          <w:szCs w:val="22"/>
+        </w:rPr>
+      </w:pPr>
+    </w:p>
+    <w:p>
+      <w:pPr>
+        <w:rPr>
+          <w:rFonts w:ascii="Calibri" w:hAnsi="Calibri"/>
+          <w:sz w:val="22"/>
+          <w:szCs w:val="22"/>
+          <w:u w:val="single"/>
+        </w:rPr>
+        <w:sectPr>
+          <w:footerReference w:type="default" r:id="rId7"/>
+          <w:pgSz w:w="11906" w:h="16838"/>
+          <w:pgMar w:top="1134" w:right="1134" w:bottom="1134" w:left="1134" w:header="720" w:footer="720" w:gutter="0"/>
+          <w:cols w:space="720"/>
+          <w:docGrid w:linePitch="326"/>
+        </w:sectPr>
+      </w:pPr>
+    </w:p>
+    <w:p>
+      <w:pPr>
+        <w:rPr>
+          <w:rFonts w:ascii="Calibri" w:hAnsi="Calibri"/>
+          <w:b/>
+          <w:bCs/>
+          <w:sz w:val="22"/>
+          <w:szCs w:val="22"/>
+        </w:rPr>
+        <w:sectPr>
+          <w:pgSz w:w="16838" w:h="11906" w:orient="landscape"/>
+          <w:pgMar w:top="1134" w:right="1134" w:bottom="1134" w:left="1134" w:header="720" w:footer="720" w:gutter="0"/>
+          <w:cols w:space="720"/>
+          <w:docGrid w:linePitch="326"/>
+        </w:sectPr>
+      </w:pPr>
+      <w:r>
+        <w:rPr>
+          <w:rFonts w:ascii="Calibri" w:hAnsi="Calibri"/>
+          <w:noProof/>
+          <w:sz w:val="22"/>
+          <w:szCs w:val="22"/>
+          <w:u w:val="single"/>
+        </w:rPr>
+        <w:lastRenderedPageBreak/>
+        <w:drawing>
+          <wp:anchor distT="0" distB="0" distL="114300" distR="114300" simplePos="0" relativeHeight="251658240" behindDoc="0" locked="0" layoutInCell="1" allowOverlap="1" wp14:anchorId="70F73340" wp14:editId="175B57D9">
+            <wp:simplePos x="0" y="0"/>
+            <wp:positionH relativeFrom="column">
+              <wp:posOffset>118110</wp:posOffset>
+            </wp:positionH>
+            <wp:positionV relativeFrom="paragraph">
+              <wp:posOffset>3810</wp:posOffset>
+            </wp:positionV>
+            <wp:extent cx="8924925" cy="6101080"/>
+            <wp:effectExtent l="0" t="0" r="9525" b="0"/>
+            <wp:wrapTopAndBottom/>
+            <wp:docPr id="2" name="Imagen 2"/>
+            <wp:cNvGraphicFramePr>
+              <a:graphicFrameLocks xmlns:a="http://schemas.openxmlformats.org/drawingml/2006/main" noChangeAspect="1"/>
+            </wp:cNvGraphicFramePr>
+            <a:graphic xmlns:a="http://schemas.openxmlformats.org/drawingml/2006/main">
+              <a:graphicData uri="http://schemas.openxmlformats.org/drawingml/2006/picture">
+                <pic:pic xmlns:pic="http://schemas.openxmlformats.org/drawingml/2006/picture">
+                  <pic:nvPicPr>
+                    <pic:cNvPr id="0" name="Picture 2"/>
+                    <pic:cNvPicPr>
+                      <a:picLocks noChangeAspect="1" noChangeArrowheads="1"/>
+                    </pic:cNvPicPr>
+                  </pic:nvPicPr>
+                  <pic:blipFill>
+                    <a:blip r:embed="rId8">
+                      <a:extLst>
+                        <a:ext uri="{28A0092B-C50C-407E-A947-70E740481C1C}">
+                          <a14:useLocalDpi xmlns:a14="http://schemas.microsoft.com/office/drawing/2010/main" val="0"/>
+                        </a:ext>
+                      </a:extLst>
+                    </a:blip>
+                    <a:srcRect/>
+                    <a:stretch>
+                      <a:fillRect/>
+                    </a:stretch>
+                  </pic:blipFill>
+                  <pic:spPr bwMode="auto">
+                    <a:xfrm>
+                      <a:off x="0" y="0"/>
+                      <a:ext cx="8924925" cy="6101080"/>
+                    </a:xfrm>
+                    <a:prstGeom prst="rect">
+                      <a:avLst/>
+                    </a:prstGeom>
+                    <a:noFill/>
+                    <a:ln>
+                      <a:noFill/>
+                    </a:ln>
+                  </pic:spPr>
+                </pic:pic>
+              </a:graphicData>
+            </a:graphic>
+            <wp14:sizeRelH relativeFrom="margin">
+              <wp14:pctWidth>0</wp14:pctWidth>
+            </wp14:sizeRelH>
+            <wp14:sizeRelV relativeFrom="margin">
+              <wp14:pctHeight>0</wp14:pctHeight>
+            </wp14:sizeRelV>
+          </wp:anchor>
+        </w:drawing>
+      </w:r>
+    </w:p>
+    <w:p>
+      <w:pPr>
+        <w:rPr>
+          <w:rFonts w:ascii="Calibri" w:hAnsi="Calibri"/>
+          <w:b/>
+          <w:bCs/>
+          <w:sz w:val="22"/>
+          <w:szCs w:val="22"/>
+        </w:rPr>
+      </w:pPr>
+    </w:p>
+    <w:p>
+      <w:pPr>
+        <w:pStyle w:val="Standard"/>
+        <w:spacing w:after="113"/>
+        <w:rPr>
+          <w:rFonts w:ascii="Calibri" w:hAnsi="Calibri"/>
+          <w:sz w:val="22"/>
+          <w:szCs w:val="22"/>
+        </w:rPr>
+      </w:pPr>
+      <w:r>
+        <w:rPr>
+          <w:rFonts w:ascii="Calibri" w:hAnsi="Calibri"/>
+          <w:b/>
+          <w:bCs/>
+          <w:sz w:val="22"/>
+          <w:szCs w:val="22"/>
+        </w:rPr>
+        <w:t>La Relación "Se Dedica"</w:t>
       </w:r>
       <w:r>
         <w:rPr>
@@ -8575,7 +8665,7 @@
           <w:sz w:val="22"/>
           <w:szCs w:val="22"/>
         </w:rPr>
-        <w:t>. Esta relación pasará a tabla en el sistema, en la que se guardarán los datos</w:t>
+        <w:t xml:space="preserve"> pasa a tabla en el diseño l</w:t>
       </w:r>
       <w:r>
         <w:rPr>
@@ -8583,7 +8673,7 @@
           <w:sz w:val="22"/>
           <w:szCs w:val="22"/>
         </w:rPr>
-        <w:t xml:space="preserve"> correspondientes a las titulación de las que disponga el alumno, incluyendo el año y la nota obtenida en la titulación que corresponda</w:t>
+        <w:t>ó</w:t>
       </w:r>
       <w:r>
         <w:rPr>
@@ -8591,14 +8681,243 @@
           <w:sz w:val="22"/>
           <w:szCs w:val="22"/>
         </w:rPr>
-        <w:t>, además de hacer referencia a las entidades Alumno, Titulación y Centro.</w:t>
+        <w:t xml:space="preserve">gico, siendo </w:t>
+      </w:r>
+      <w:r>
+        <w:rPr>
+          <w:rFonts w:ascii="Calibri" w:hAnsi="Calibri"/>
+          <w:sz w:val="22"/>
+          <w:szCs w:val="22"/>
+        </w:rPr>
+        <w:t>su clave primaria</w:t>
+      </w:r>
+      <w:r>
+        <w:rPr>
+          <w:rFonts w:ascii="Calibri" w:hAnsi="Calibri"/>
+          <w:sz w:val="22"/>
+          <w:szCs w:val="22"/>
+        </w:rPr>
+        <w:t xml:space="preserve">, compuesta por los atributos: </w:t>
+      </w:r>
+      <w:proofErr w:type="spellStart"/>
+      <w:r>
+        <w:rPr>
+          <w:rFonts w:ascii="Calibri" w:hAnsi="Calibri"/>
+          <w:sz w:val="22"/>
+          <w:szCs w:val="22"/>
+        </w:rPr>
+        <w:t>cod_actividad</w:t>
+      </w:r>
+      <w:proofErr w:type="spellEnd"/>
+      <w:r>
+        <w:rPr>
+          <w:rFonts w:ascii="Calibri" w:hAnsi="Calibri"/>
+          <w:sz w:val="22"/>
+          <w:szCs w:val="22"/>
+        </w:rPr>
+        <w:t xml:space="preserve"> y </w:t>
+      </w:r>
+      <w:proofErr w:type="spellStart"/>
+      <w:r>
+        <w:rPr>
+          <w:rFonts w:ascii="Calibri" w:hAnsi="Calibri"/>
+          <w:sz w:val="22"/>
+          <w:szCs w:val="22"/>
+        </w:rPr>
+        <w:t>cif_empresa</w:t>
+      </w:r>
+      <w:proofErr w:type="spellEnd"/>
+      <w:r>
+        <w:rPr>
+          <w:rFonts w:ascii="Calibri" w:hAnsi="Calibri"/>
+          <w:sz w:val="22"/>
+          <w:szCs w:val="22"/>
+        </w:rPr>
+        <w:t>, ya que una empresa podría tener distintos departamentos que se dedi</w:t>
+      </w:r>
+      <w:r>
+        <w:rPr>
+          <w:rFonts w:ascii="Calibri" w:hAnsi="Calibri"/>
+          <w:sz w:val="22"/>
+          <w:szCs w:val="22"/>
+        </w:rPr>
+        <w:t>c</w:t>
+      </w:r>
+      <w:r>
+        <w:rPr>
+          <w:rFonts w:ascii="Calibri" w:hAnsi="Calibri"/>
+          <w:sz w:val="22"/>
+          <w:szCs w:val="22"/>
+        </w:rPr>
+        <w:t>asen a distintas áreas laborales.</w:t>
+      </w:r>
+    </w:p>
+    <w:p>
+      <w:pPr>
+        <w:pStyle w:val="Standard"/>
+        <w:spacing w:after="113"/>
+        <w:rPr>
+          <w:rFonts w:ascii="Calibri" w:hAnsi="Calibri"/>
+          <w:sz w:val="22"/>
+          <w:szCs w:val="22"/>
+        </w:rPr>
+      </w:pPr>
+    </w:p>
+    <w:p>
+      <w:pPr>
+        <w:pStyle w:val="Standard"/>
+        <w:spacing w:after="113"/>
+        <w:rPr>
+          <w:rFonts w:ascii="Calibri" w:hAnsi="Calibri"/>
+          <w:sz w:val="22"/>
+          <w:szCs w:val="22"/>
+        </w:rPr>
+      </w:pPr>
+      <w:r>
+        <w:rPr>
+          <w:rFonts w:ascii="Calibri" w:hAnsi="Calibri"/>
+          <w:b/>
+          <w:bCs/>
+          <w:sz w:val="22"/>
+          <w:szCs w:val="22"/>
+        </w:rPr>
+        <w:t>La Relación "Ha Trabajado"</w:t>
+      </w:r>
+      <w:r>
+        <w:rPr>
+          <w:rFonts w:ascii="Calibri" w:hAnsi="Calibri"/>
+          <w:sz w:val="22"/>
+          <w:szCs w:val="22"/>
+        </w:rPr>
+        <w:t xml:space="preserve"> pasa a tabla en el diseño lógico, siendo </w:t>
+      </w:r>
+      <w:r>
+        <w:rPr>
+          <w:rFonts w:ascii="Calibri" w:hAnsi="Calibri"/>
+          <w:sz w:val="22"/>
+          <w:szCs w:val="22"/>
+        </w:rPr>
+        <w:t>su clave primaria</w:t>
+      </w:r>
+      <w:r>
+        <w:rPr>
+          <w:rFonts w:ascii="Calibri" w:hAnsi="Calibri"/>
+          <w:sz w:val="22"/>
+          <w:szCs w:val="22"/>
+        </w:rPr>
+        <w:t xml:space="preserve">, compuesta por los atributos: </w:t>
+      </w:r>
+      <w:proofErr w:type="spellStart"/>
+      <w:r>
+        <w:rPr>
+          <w:rFonts w:ascii="Calibri" w:hAnsi="Calibri"/>
+          <w:sz w:val="22"/>
+          <w:szCs w:val="22"/>
+        </w:rPr>
+        <w:t>dni_alumno</w:t>
+      </w:r>
+      <w:proofErr w:type="spellEnd"/>
+      <w:r>
+        <w:rPr>
+          <w:rFonts w:ascii="Calibri" w:hAnsi="Calibri"/>
+          <w:sz w:val="22"/>
+          <w:szCs w:val="22"/>
+        </w:rPr>
+        <w:t xml:space="preserve">; </w:t>
+      </w:r>
+      <w:proofErr w:type="spellStart"/>
+      <w:r>
+        <w:rPr>
+          <w:rFonts w:ascii="Calibri" w:hAnsi="Calibri"/>
+          <w:sz w:val="22"/>
+          <w:szCs w:val="22"/>
+        </w:rPr>
+        <w:t>cif_empresa</w:t>
+      </w:r>
+      <w:proofErr w:type="spellEnd"/>
+      <w:r>
+        <w:rPr>
+          <w:rFonts w:ascii="Calibri" w:hAnsi="Calibri"/>
+          <w:sz w:val="22"/>
+          <w:szCs w:val="22"/>
+        </w:rPr>
+        <w:t xml:space="preserve">; </w:t>
+      </w:r>
+      <w:proofErr w:type="spellStart"/>
+      <w:r>
+        <w:rPr>
+          <w:rFonts w:ascii="Calibri" w:hAnsi="Calibri"/>
+          <w:sz w:val="22"/>
+          <w:szCs w:val="22"/>
+        </w:rPr>
+        <w:t>fecha_ini</w:t>
+      </w:r>
+      <w:proofErr w:type="spellEnd"/>
+      <w:r>
+        <w:rPr>
+          <w:rFonts w:ascii="Calibri" w:hAnsi="Calibri"/>
+          <w:sz w:val="22"/>
+          <w:szCs w:val="22"/>
+        </w:rPr>
+        <w:t>.</w:t>
+      </w:r>
+    </w:p>
+    <w:p>
+      <w:pPr>
+        <w:pStyle w:val="Standard"/>
+        <w:spacing w:after="113"/>
+        <w:rPr>
+          <w:rFonts w:ascii="Calibri" w:hAnsi="Calibri"/>
+          <w:sz w:val="22"/>
+          <w:szCs w:val="22"/>
+        </w:rPr>
+      </w:pPr>
+      <w:r>
+        <w:rPr>
+          <w:rFonts w:ascii="Calibri" w:hAnsi="Calibri"/>
+          <w:sz w:val="22"/>
+          <w:szCs w:val="22"/>
+        </w:rPr>
+        <w:t xml:space="preserve">La clave primaria </w:t>
+      </w:r>
+      <w:r>
+        <w:rPr>
+          <w:rFonts w:ascii="Calibri" w:hAnsi="Calibri"/>
+          <w:sz w:val="22"/>
+          <w:szCs w:val="22"/>
+        </w:rPr>
+        <w:t>está</w:t>
+      </w:r>
+      <w:r>
+        <w:rPr>
+          <w:rFonts w:ascii="Calibri" w:hAnsi="Calibri"/>
+          <w:sz w:val="22"/>
+          <w:szCs w:val="22"/>
+        </w:rPr>
+        <w:t xml:space="preserve"> compuesta por los campos indicados ya un </w:t>
+      </w:r>
+      <w:r>
+        <w:rPr>
+          <w:rFonts w:ascii="Calibri" w:hAnsi="Calibri"/>
+          <w:sz w:val="22"/>
+          <w:szCs w:val="22"/>
+        </w:rPr>
+        <w:t>alumno</w:t>
+      </w:r>
+      <w:r>
+        <w:rPr>
+          <w:rFonts w:ascii="Calibri" w:hAnsi="Calibri"/>
+          <w:sz w:val="22"/>
+          <w:szCs w:val="22"/>
+        </w:rPr>
+        <w:t xml:space="preserve"> puede haber trabajado en una misma empresa varias veces.</w:t>
       </w:r>
     </w:p>
     <w:sectPr>
-      <w:footerReference w:type="default" r:id="rId6"/>
       <w:pgSz w:w="11906" w:h="16838"/>
       <w:pgMar w:top="1134" w:right="1134" w:bottom="1134" w:left="1134" w:header="720" w:footer="720" w:gutter="0"/>
       <w:cols w:space="720"/>
+      <w:docGrid w:linePitch="326"/>
     </w:sectPr>
   </w:body>
 </w:document>
@@ -8654,7 +8973,29 @@
         <w:sz w:val="20"/>
         <w:szCs w:val="20"/>
       </w:rPr>
-      <w:t>Víctor Visús García</w:t>
+      <w:t xml:space="preserve">Víctor </w:t>
+    </w:r>
+    <w:proofErr w:type="spellStart"/>
+    <w:r>
+      <w:rPr>
+        <w:rFonts w:ascii="Calibri" w:hAnsi="Calibri"/>
+        <w:i/>
+        <w:iCs/>
+        <w:sz w:val="20"/>
+        <w:szCs w:val="20"/>
+      </w:rPr>
+      <w:t>Visús</w:t>
+    </w:r>
+    <w:proofErr w:type="spellEnd"/>
+    <w:r>
+      <w:rPr>
+        <w:rFonts w:ascii="Calibri" w:hAnsi="Calibri"/>
+        <w:i/>
+        <w:iCs/>
+        <w:sz w:val="20"/>
+        <w:szCs w:val="20"/>
+      </w:rPr>
+      <w:t xml:space="preserve"> García</w:t>
     </w:r>
     <w:r>
       <w:rPr>
@@ -8664,7 +9005,7 @@
         <w:sz w:val="20"/>
         <w:szCs w:val="20"/>
       </w:rPr>
-      <w:tab/>
+      <w:ptab w:relativeTo="margin" w:alignment="center" w:leader="none"/>
     </w:r>
     <w:r>
       <w:rPr>
@@ -8725,6 +9066,25 @@
         <w:szCs w:val="20"/>
       </w:rPr>
       <w:tab/>
+    </w:r>
+    <w:r>
+      <w:rPr>
+        <w:rFonts w:ascii="Calibri" w:hAnsi="Calibri"/>
+        <w:i/>
+        <w:iCs/>
+        <w:sz w:val="20"/>
+        <w:szCs w:val="20"/>
+      </w:rPr>
+      <w:ptab w:relativeTo="margin" w:alignment="right" w:leader="none"/>
+    </w:r>
+    <w:r>
+      <w:rPr>
+        <w:rFonts w:ascii="Calibri" w:hAnsi="Calibri"/>
+        <w:i/>
+        <w:iCs/>
+        <w:sz w:val="20"/>
+        <w:szCs w:val="20"/>
+      </w:rPr>
       <w:t xml:space="preserve">Pág. </w:t>
     </w:r>
     <w:r>
@@ -9466,6 +9826,35 @@
       </w:tabs>
     </w:pPr>
   </w:style>
+  <w:style w:type="paragraph" w:styleId="Encabezado">
+    <w:name w:val="header"/>
+    <w:basedOn w:val="Normal"/>
+    <w:link w:val="EncabezadoCar"/>
+    <w:uiPriority w:val="99"/>
+    <w:unhideWhenUsed/>
+    <w:rsid w:val="003C70D7"/>
+    <w:pPr>
+      <w:tabs>
+        <w:tab w:val="center" w:pos="4252"/>
+        <w:tab w:val="right" w:pos="8504"/>
+      </w:tabs>
+    </w:pPr>
+    <w:rPr>
+      <w:rFonts w:cs="Mangal"/>
+      <w:szCs w:val="21"/>
+    </w:rPr>
+  </w:style>
+  <w:style w:type="character" w:customStyle="1" w:styleId="EncabezadoCar">
+    <w:name w:val="Encabezado Car"/>
+    <w:basedOn w:val="Fuentedeprrafopredeter"/>
+    <w:link w:val="Encabezado"/>
+    <w:uiPriority w:val="99"/>
+    <w:rsid w:val="003C70D7"/>
+    <w:rPr>
+      <w:rFonts w:cs="Mangal"/>
+      <w:szCs w:val="21"/>
+    </w:rPr>
+  </w:style>
 </w:styles>
 </file>
 
@@ -9762,4 +10151,16 @@
     </a:ext>
   </a:extLst>
 </a:theme>
+</file>
+
+<file path=customXml/item1.xml><?xml version="1.0" encoding="utf-8"?>
+<b:Sources xmlns:b="http://schemas.openxmlformats.org/officeDocument/2006/bibliography" xmlns="http://schemas.openxmlformats.org/officeDocument/2006/bibliography" SelectedStyle="\APASixthEditionOfficeOnline.xsl" StyleName="APA" Version="6"/>
+</file>
+
+<file path=customXml/itemProps1.xml><?xml version="1.0" encoding="utf-8"?>
+<ds:datastoreItem xmlns:ds="http://schemas.openxmlformats.org/officeDocument/2006/customXml" ds:itemID="{7BDAC673-CCBA-4BBF-9676-CCFFA62AEA61}">
+  <ds:schemaRefs>
+    <ds:schemaRef ds:uri="http://schemas.openxmlformats.org/officeDocument/2006/bibliography"/>
+  </ds:schemaRefs>
+</ds:datastoreItem>
 </file>